--- a/documents/resumes/NHM/Mendelson CV NHMLAC.docx
+++ b/documents/resumes/NHM/Mendelson CV NHMLAC.docx
@@ -319,18 +319,12 @@
         </w:pBdr>
         <w:spacing w:before="120" w:after="240" w:line="240" w:lineRule="auto"/>
         <w:rPr>
-          <w:color w:val="538135" w:themeColor="accent6" w:themeShade="BF"/>
-        </w:rPr>
-      </w:pPr>
-      <w:r>
-        <w:rPr>
           <w:rFonts w:ascii="Avenir Next LT Pro" w:hAnsi="Avenir Next LT Pro"/>
           <w:color w:val="538135" w:themeColor="accent6" w:themeShade="BF"/>
           <w:sz w:val="32"/>
           <w:szCs w:val="32"/>
         </w:rPr>
-        <w:t xml:space="preserve">Data </w:t>
-      </w:r>
+      </w:pPr>
       <w:r>
         <w:rPr>
           <w:rFonts w:ascii="Avenir Next LT Pro" w:hAnsi="Avenir Next LT Pro"/>
@@ -338,13 +332,1177 @@
           <w:sz w:val="32"/>
           <w:szCs w:val="32"/>
         </w:rPr>
+        <w:t>Research</w:t>
+      </w:r>
+      <w:r>
+        <w:rPr>
+          <w:rFonts w:ascii="Avenir Next LT Pro" w:hAnsi="Avenir Next LT Pro"/>
+          <w:color w:val="538135" w:themeColor="accent6" w:themeShade="BF"/>
+          <w:sz w:val="32"/>
+          <w:szCs w:val="32"/>
+        </w:rPr>
+        <w:t xml:space="preserve"> Projects</w:t>
+      </w:r>
+    </w:p>
+    <w:p>
+      <w:pPr>
+        <w:tabs>
+          <w:tab w:val="right" w:pos="9072"/>
+        </w:tabs>
+        <w:spacing w:line="240" w:lineRule="auto"/>
+        <w:rPr>
+          <w:rFonts w:ascii="Times New Roman" w:hAnsi="Times New Roman" w:cs="Times New Roman"/>
+          <w:sz w:val="24"/>
+          <w:szCs w:val="24"/>
+        </w:rPr>
+      </w:pPr>
+      <w:r>
+        <w:rPr>
+          <w:rFonts w:ascii="Times New Roman" w:hAnsi="Times New Roman" w:cs="Times New Roman"/>
+          <w:b/>
+          <w:bCs/>
+          <w:sz w:val="24"/>
+          <w:szCs w:val="24"/>
+        </w:rPr>
+        <w:t xml:space="preserve">terHorst Evolutionary Ecology Lab </w:t>
+      </w:r>
+      <w:r>
+        <w:rPr>
+          <w:rFonts w:ascii="Times New Roman" w:hAnsi="Times New Roman" w:cs="Times New Roman"/>
+          <w:sz w:val="24"/>
+          <w:szCs w:val="24"/>
+        </w:rPr>
+        <w:t>| CSU Northridge</w:t>
+      </w:r>
+    </w:p>
+    <w:p>
+      <w:pPr>
+        <w:pStyle w:val="ListParagraph"/>
+        <w:numPr>
+          <w:ilvl w:val="0"/>
+          <w:numId w:val="12"/>
+        </w:numPr>
+        <w:tabs>
+          <w:tab w:val="right" w:pos="9072"/>
+        </w:tabs>
+        <w:spacing w:after="0" w:line="240" w:lineRule="auto"/>
+        <w:ind w:left="360" w:hanging="180"/>
+        <w:rPr>
+          <w:rFonts w:ascii="Times New Roman" w:hAnsi="Times New Roman" w:cs="Times New Roman"/>
+        </w:rPr>
+      </w:pPr>
+      <w:r>
+        <w:rPr>
+          <w:rFonts w:ascii="Times New Roman" w:hAnsi="Times New Roman" w:cs="Times New Roman"/>
+          <w:sz w:val="24"/>
+          <w:szCs w:val="24"/>
+        </w:rPr>
+        <w:t>Evolution-mediated indirect effects of climate on interspecific competition</w:t>
+      </w:r>
+      <w:r>
+        <w:rPr>
+          <w:rFonts w:ascii="Times New Roman" w:hAnsi="Times New Roman" w:cs="Times New Roman"/>
+          <w:b/>
+          <w:bCs/>
+          <w:sz w:val="24"/>
+          <w:szCs w:val="24"/>
+        </w:rPr>
+        <w:tab/>
+      </w:r>
+      <w:r>
+        <w:rPr>
+          <w:rFonts w:ascii="Times New Roman" w:hAnsi="Times New Roman" w:cs="Times New Roman"/>
+        </w:rPr>
+        <w:t>202</w:t>
+      </w:r>
+      <w:r>
+        <w:rPr>
+          <w:rFonts w:ascii="Times New Roman" w:hAnsi="Times New Roman" w:cs="Times New Roman"/>
+        </w:rPr>
+        <w:t>5</w:t>
+      </w:r>
+      <w:r>
+        <w:rPr>
+          <w:rFonts w:ascii="Times New Roman" w:hAnsi="Times New Roman" w:cs="Times New Roman"/>
+        </w:rPr>
+        <w:t>–present</w:t>
+      </w:r>
+      <w:r>
+        <w:rPr>
+          <w:rFonts w:ascii="Times New Roman" w:hAnsi="Times New Roman" w:cs="Times New Roman"/>
+          <w:b/>
+          <w:bCs/>
+          <w:sz w:val="24"/>
+          <w:szCs w:val="24"/>
+        </w:rPr>
+        <w:tab/>
+      </w:r>
+    </w:p>
+    <w:p>
+      <w:pPr>
+        <w:tabs>
+          <w:tab w:val="right" w:pos="9072"/>
+        </w:tabs>
+        <w:spacing w:line="240" w:lineRule="auto"/>
+        <w:ind w:left="360"/>
+        <w:rPr>
+          <w:rFonts w:ascii="Times New Roman" w:hAnsi="Times New Roman" w:cs="Times New Roman"/>
+        </w:rPr>
+      </w:pPr>
+      <w:r>
+        <w:rPr>
+          <w:rFonts w:ascii="Times New Roman" w:hAnsi="Times New Roman" w:cs="Times New Roman"/>
+          <w:i/>
+          <w:iCs/>
+          <w:color w:val="004E9A"/>
+        </w:rPr>
+        <w:t xml:space="preserve">Data component: </w:t>
+      </w:r>
+      <w:r>
+        <w:rPr>
+          <w:rFonts w:ascii="Times New Roman" w:hAnsi="Times New Roman" w:cs="Times New Roman"/>
+          <w:color w:val="000000" w:themeColor="text1"/>
+        </w:rPr>
+        <w:t xml:space="preserve">Custom parameterized growth modeling, structural equation </w:t>
+      </w:r>
+      <w:r>
+        <w:rPr>
+          <w:rFonts w:ascii="Times New Roman" w:hAnsi="Times New Roman" w:cs="Times New Roman"/>
+          <w:color w:val="000000" w:themeColor="text1"/>
+        </w:rPr>
+        <w:br/>
+        <w:t>modeling, multi-factorial ANOVA</w:t>
+      </w:r>
+      <w:r>
+        <w:rPr>
+          <w:rFonts w:ascii="Times New Roman" w:hAnsi="Times New Roman" w:cs="Times New Roman"/>
+          <w:i/>
+          <w:iCs/>
+          <w:color w:val="388600"/>
+        </w:rPr>
+        <w:br/>
+      </w:r>
+      <w:r>
+        <w:rPr>
+          <w:rFonts w:ascii="Times New Roman" w:hAnsi="Times New Roman" w:cs="Times New Roman"/>
+          <w:i/>
+          <w:iCs/>
+          <w:color w:val="388600"/>
+        </w:rPr>
+        <w:t>Publication:</w:t>
+      </w:r>
+      <w:r>
+        <w:rPr>
+          <w:rFonts w:ascii="Times New Roman" w:hAnsi="Times New Roman" w:cs="Times New Roman"/>
+          <w:i/>
+          <w:iCs/>
+        </w:rPr>
+        <w:t xml:space="preserve"> </w:t>
+      </w:r>
+      <w:r>
+        <w:rPr>
+          <w:rFonts w:ascii="Times New Roman" w:hAnsi="Times New Roman" w:cs="Times New Roman"/>
+        </w:rPr>
+        <w:t>m</w:t>
+      </w:r>
+      <w:r>
+        <w:rPr>
+          <w:rFonts w:ascii="Times New Roman" w:hAnsi="Times New Roman" w:cs="Times New Roman"/>
+        </w:rPr>
+        <w:t>anuscript in preparation; Chapter 2 of MS thesis</w:t>
+      </w:r>
+    </w:p>
+    <w:p>
+      <w:pPr>
+        <w:pStyle w:val="ListParagraph"/>
+        <w:numPr>
+          <w:ilvl w:val="0"/>
+          <w:numId w:val="12"/>
+        </w:numPr>
+        <w:tabs>
+          <w:tab w:val="right" w:pos="9072"/>
+        </w:tabs>
+        <w:spacing w:after="0" w:line="240" w:lineRule="auto"/>
+        <w:ind w:left="360" w:hanging="180"/>
+        <w:rPr>
+          <w:rFonts w:ascii="Times New Roman" w:hAnsi="Times New Roman" w:cs="Times New Roman"/>
+        </w:rPr>
+      </w:pPr>
+      <w:r>
+        <w:rPr>
+          <w:rFonts w:ascii="Times New Roman" w:hAnsi="Times New Roman" w:cs="Times New Roman"/>
+          <w:sz w:val="24"/>
+          <w:szCs w:val="24"/>
+        </w:rPr>
+        <w:t xml:space="preserve">Complementarity of intraspecific diversity on </w:t>
+      </w:r>
+      <w:r>
+        <w:rPr>
+          <w:rFonts w:ascii="Times New Roman" w:hAnsi="Times New Roman" w:cs="Times New Roman"/>
+          <w:sz w:val="24"/>
+          <w:szCs w:val="24"/>
+        </w:rPr>
+        <w:t xml:space="preserve">rotifer </w:t>
+      </w:r>
+      <w:r>
+        <w:rPr>
+          <w:rFonts w:ascii="Times New Roman" w:hAnsi="Times New Roman" w:cs="Times New Roman"/>
+          <w:sz w:val="24"/>
+          <w:szCs w:val="24"/>
+        </w:rPr>
+        <w:t>competitive ability</w:t>
+      </w:r>
+      <w:r>
+        <w:rPr>
+          <w:rFonts w:ascii="Times New Roman" w:hAnsi="Times New Roman" w:cs="Times New Roman"/>
+          <w:b/>
+          <w:bCs/>
+          <w:sz w:val="24"/>
+          <w:szCs w:val="24"/>
+        </w:rPr>
+        <w:tab/>
+      </w:r>
+      <w:r>
+        <w:rPr>
+          <w:rFonts w:ascii="Times New Roman" w:hAnsi="Times New Roman" w:cs="Times New Roman"/>
+        </w:rPr>
+        <w:t>2025–present</w:t>
+      </w:r>
+      <w:r>
+        <w:rPr>
+          <w:rFonts w:ascii="Times New Roman" w:hAnsi="Times New Roman" w:cs="Times New Roman"/>
+        </w:rPr>
+        <w:br/>
+      </w:r>
+      <w:r>
+        <w:rPr>
+          <w:rFonts w:ascii="Times New Roman" w:hAnsi="Times New Roman" w:cs="Times New Roman"/>
+          <w:color w:val="388600"/>
+        </w:rPr>
+        <w:t>Publication:</w:t>
+      </w:r>
+      <w:r>
+        <w:rPr>
+          <w:rFonts w:ascii="Times New Roman" w:hAnsi="Times New Roman" w:cs="Times New Roman"/>
+        </w:rPr>
+        <w:t xml:space="preserve"> </w:t>
+      </w:r>
+      <w:r>
+        <w:rPr>
+          <w:rFonts w:ascii="Times New Roman" w:hAnsi="Times New Roman" w:cs="Times New Roman"/>
+        </w:rPr>
+        <w:t>undergraduate mentee project; manuscript planned 2027</w:t>
+      </w:r>
+      <w:r>
+        <w:rPr>
+          <w:rFonts w:ascii="Times New Roman" w:hAnsi="Times New Roman" w:cs="Times New Roman"/>
+        </w:rPr>
+        <w:br/>
+      </w:r>
+      <w:r>
+        <w:rPr>
+          <w:rFonts w:ascii="Times New Roman" w:hAnsi="Times New Roman" w:cs="Times New Roman"/>
+        </w:rPr>
+        <w:tab/>
+      </w:r>
+    </w:p>
+    <w:p>
+      <w:pPr>
+        <w:pStyle w:val="ListParagraph"/>
+        <w:numPr>
+          <w:ilvl w:val="0"/>
+          <w:numId w:val="12"/>
+        </w:numPr>
+        <w:tabs>
+          <w:tab w:val="right" w:pos="9072"/>
+        </w:tabs>
+        <w:spacing w:after="0" w:line="240" w:lineRule="auto"/>
+        <w:ind w:left="360" w:hanging="180"/>
+        <w:rPr>
+          <w:rFonts w:ascii="Times New Roman" w:hAnsi="Times New Roman" w:cs="Times New Roman"/>
+        </w:rPr>
+      </w:pPr>
+      <w:r>
+        <w:rPr>
+          <w:rFonts w:ascii="Times New Roman" w:hAnsi="Times New Roman" w:cs="Times New Roman"/>
+          <w:sz w:val="24"/>
+          <w:szCs w:val="24"/>
+        </w:rPr>
+        <w:t>Spatial distribution of diverse temperature responses in a Bdelloid rotifer</w:t>
+      </w:r>
+      <w:r>
+        <w:rPr>
+          <w:rFonts w:ascii="Times New Roman" w:hAnsi="Times New Roman" w:cs="Times New Roman"/>
+          <w:b/>
+          <w:bCs/>
+          <w:sz w:val="24"/>
+          <w:szCs w:val="24"/>
+        </w:rPr>
+        <w:tab/>
+      </w:r>
+      <w:r>
+        <w:rPr>
+          <w:rFonts w:ascii="Times New Roman" w:hAnsi="Times New Roman" w:cs="Times New Roman"/>
+        </w:rPr>
+        <w:t>2023–</w:t>
+      </w:r>
+      <w:r>
+        <w:rPr>
+          <w:rFonts w:ascii="Times New Roman" w:hAnsi="Times New Roman" w:cs="Times New Roman"/>
+        </w:rPr>
+        <w:t>present</w:t>
+      </w:r>
+      <w:r>
+        <w:rPr>
+          <w:rFonts w:ascii="Times New Roman" w:hAnsi="Times New Roman" w:cs="Times New Roman"/>
+        </w:rPr>
+        <w:tab/>
+      </w:r>
+    </w:p>
+    <w:p>
+      <w:pPr>
+        <w:tabs>
+          <w:tab w:val="right" w:pos="9072"/>
+        </w:tabs>
+        <w:spacing w:line="240" w:lineRule="auto"/>
+        <w:ind w:left="360"/>
+        <w:rPr>
+          <w:rFonts w:ascii="Times New Roman" w:hAnsi="Times New Roman" w:cs="Times New Roman"/>
+          <w:i/>
+          <w:iCs/>
+        </w:rPr>
+      </w:pPr>
+      <w:r>
+        <w:rPr>
+          <w:rFonts w:ascii="Times New Roman" w:hAnsi="Times New Roman" w:cs="Times New Roman"/>
+          <w:i/>
+          <w:iCs/>
+          <w:color w:val="004E9A"/>
+        </w:rPr>
+        <w:t>Data component:</w:t>
+      </w:r>
+      <w:r>
+        <w:rPr>
+          <w:rFonts w:ascii="Times New Roman" w:hAnsi="Times New Roman" w:cs="Times New Roman"/>
+          <w:i/>
+          <w:iCs/>
+          <w:color w:val="004E9A"/>
+        </w:rPr>
+        <w:t xml:space="preserve"> </w:t>
+      </w:r>
+      <w:r>
+        <w:rPr>
+          <w:rFonts w:ascii="Times New Roman" w:hAnsi="Times New Roman" w:cs="Times New Roman"/>
+        </w:rPr>
+        <w:t>Non-parametric growth modeling</w:t>
+      </w:r>
+      <w:r>
+        <w:rPr>
+          <w:rFonts w:ascii="Times New Roman" w:hAnsi="Times New Roman" w:cs="Times New Roman"/>
+        </w:rPr>
+        <w:t>, linear mixed model analysis</w:t>
+      </w:r>
+      <w:r>
+        <w:rPr>
+          <w:rFonts w:ascii="Times New Roman" w:hAnsi="Times New Roman" w:cs="Times New Roman"/>
+          <w:i/>
+          <w:iCs/>
+        </w:rPr>
+        <w:br/>
+      </w:r>
+      <w:r>
+        <w:rPr>
+          <w:rFonts w:ascii="Times New Roman" w:hAnsi="Times New Roman" w:cs="Times New Roman"/>
+          <w:i/>
+          <w:iCs/>
+          <w:color w:val="388600"/>
+        </w:rPr>
+        <w:t>Publication:</w:t>
+      </w:r>
+      <w:r>
+        <w:rPr>
+          <w:rFonts w:ascii="Times New Roman" w:hAnsi="Times New Roman" w:cs="Times New Roman"/>
+          <w:i/>
+          <w:iCs/>
+        </w:rPr>
+        <w:t xml:space="preserve"> </w:t>
+      </w:r>
+      <w:r>
+        <w:rPr>
+          <w:rFonts w:ascii="Times New Roman" w:hAnsi="Times New Roman" w:cs="Times New Roman"/>
+        </w:rPr>
+        <w:t>manuscript in preparation; Chapter 1 of MS Thesis</w:t>
+      </w:r>
+    </w:p>
+    <w:p>
+      <w:pPr>
+        <w:pStyle w:val="ListParagraph"/>
+        <w:numPr>
+          <w:ilvl w:val="0"/>
+          <w:numId w:val="12"/>
+        </w:numPr>
+        <w:tabs>
+          <w:tab w:val="right" w:pos="9072"/>
+        </w:tabs>
+        <w:spacing w:line="240" w:lineRule="auto"/>
+        <w:ind w:left="360" w:hanging="180"/>
+        <w:rPr>
+          <w:rFonts w:ascii="Times New Roman" w:hAnsi="Times New Roman" w:cs="Times New Roman"/>
+        </w:rPr>
+      </w:pPr>
+      <w:r>
+        <w:rPr>
+          <w:rFonts w:ascii="Times New Roman" w:hAnsi="Times New Roman" w:cs="Times New Roman"/>
+          <w:sz w:val="24"/>
+          <w:szCs w:val="24"/>
+        </w:rPr>
+        <w:t>Automating measurement of rotifer body size using computer vision models</w:t>
+      </w:r>
+      <w:r>
+        <w:rPr>
+          <w:rFonts w:ascii="Times New Roman" w:hAnsi="Times New Roman" w:cs="Times New Roman"/>
+          <w:b/>
+          <w:bCs/>
+          <w:sz w:val="24"/>
+          <w:szCs w:val="24"/>
+        </w:rPr>
+        <w:tab/>
+      </w:r>
+      <w:r>
+        <w:rPr>
+          <w:rFonts w:ascii="Times New Roman" w:hAnsi="Times New Roman" w:cs="Times New Roman"/>
+        </w:rPr>
+        <w:t>2025–2025</w:t>
+      </w:r>
+    </w:p>
+    <w:p>
+      <w:pPr>
+        <w:pStyle w:val="ListParagraph"/>
+        <w:tabs>
+          <w:tab w:val="right" w:pos="9072"/>
+        </w:tabs>
+        <w:spacing w:line="240" w:lineRule="auto"/>
+        <w:ind w:left="360"/>
+        <w:rPr>
+          <w:rFonts w:ascii="Times New Roman" w:hAnsi="Times New Roman" w:cs="Times New Roman"/>
+        </w:rPr>
+      </w:pPr>
+      <w:r>
+        <w:rPr>
+          <w:rFonts w:ascii="Times New Roman" w:hAnsi="Times New Roman" w:cs="Times New Roman"/>
+          <w:i/>
+          <w:iCs/>
+          <w:color w:val="388600"/>
+        </w:rPr>
+        <w:t>Publication:</w:t>
+      </w:r>
+      <w:r>
+        <w:rPr>
+          <w:rFonts w:ascii="Times New Roman" w:hAnsi="Times New Roman" w:cs="Times New Roman"/>
+          <w:i/>
+          <w:iCs/>
+          <w:color w:val="004E9A"/>
+        </w:rPr>
+        <w:t xml:space="preserve"> </w:t>
+      </w:r>
+      <w:r>
+        <w:rPr>
+          <w:rFonts w:ascii="Times New Roman" w:hAnsi="Times New Roman" w:cs="Times New Roman"/>
+          <w:color w:val="000000" w:themeColor="text1"/>
+        </w:rPr>
+        <w:t xml:space="preserve">manuscript in preparation; </w:t>
+      </w:r>
+      <w:r>
+        <w:rPr>
+          <w:rFonts w:ascii="Times New Roman" w:hAnsi="Times New Roman" w:cs="Times New Roman"/>
+          <w:color w:val="000000" w:themeColor="text1"/>
+        </w:rPr>
+        <w:t xml:space="preserve">Part of </w:t>
+      </w:r>
+      <w:r>
+        <w:rPr>
+          <w:rFonts w:ascii="Times New Roman" w:hAnsi="Times New Roman" w:cs="Times New Roman"/>
+          <w:color w:val="000000" w:themeColor="text1"/>
+        </w:rPr>
+        <w:t>Chapter 1 of MS Thesis</w:t>
+      </w:r>
+      <w:r>
+        <w:rPr>
+          <w:rFonts w:ascii="Times New Roman" w:hAnsi="Times New Roman" w:cs="Times New Roman"/>
+          <w:i/>
+          <w:iCs/>
+          <w:color w:val="004E9A"/>
+        </w:rPr>
+        <w:br/>
+      </w:r>
+      <w:r>
+        <w:rPr>
+          <w:rFonts w:ascii="Times New Roman" w:hAnsi="Times New Roman" w:cs="Times New Roman"/>
+          <w:i/>
+          <w:iCs/>
+          <w:color w:val="004E9A"/>
+        </w:rPr>
+        <w:t xml:space="preserve">Data component: </w:t>
+      </w:r>
+      <w:r>
+        <w:rPr>
+          <w:rFonts w:ascii="Times New Roman" w:hAnsi="Times New Roman" w:cs="Times New Roman"/>
+        </w:rPr>
+        <w:t xml:space="preserve">Built a semi-automated image analysis pipeline (Python, OpenCV, </w:t>
+      </w:r>
+      <w:r>
+        <w:rPr>
+          <w:rFonts w:ascii="Times New Roman" w:hAnsi="Times New Roman" w:cs="Times New Roman"/>
+        </w:rPr>
+        <w:br/>
+        <w:t xml:space="preserve">Fiji, </w:t>
+      </w:r>
+      <w:proofErr w:type="spellStart"/>
+      <w:r>
+        <w:rPr>
+          <w:rFonts w:ascii="Times New Roman" w:hAnsi="Times New Roman" w:cs="Times New Roman"/>
+        </w:rPr>
+        <w:t>Ilastik</w:t>
+      </w:r>
+      <w:proofErr w:type="spellEnd"/>
+      <w:r>
+        <w:rPr>
+          <w:rFonts w:ascii="Times New Roman" w:hAnsi="Times New Roman" w:cs="Times New Roman"/>
+        </w:rPr>
+        <w:t>) to extract measurements from ~6,000 images</w:t>
+      </w:r>
+      <w:r>
+        <w:rPr>
+          <w:rFonts w:ascii="Times New Roman" w:hAnsi="Times New Roman" w:cs="Times New Roman"/>
+          <w:b/>
+          <w:bCs/>
+          <w:sz w:val="24"/>
+          <w:szCs w:val="24"/>
+        </w:rPr>
+        <w:tab/>
+      </w:r>
+    </w:p>
+    <w:p>
+      <w:pPr>
+        <w:tabs>
+          <w:tab w:val="right" w:pos="9072"/>
+        </w:tabs>
+        <w:spacing w:line="240" w:lineRule="auto"/>
+        <w:rPr>
+          <w:rFonts w:ascii="Times New Roman" w:hAnsi="Times New Roman" w:cs="Times New Roman"/>
+          <w:sz w:val="24"/>
+          <w:szCs w:val="24"/>
+        </w:rPr>
+      </w:pPr>
+      <w:r>
+        <w:rPr>
+          <w:rFonts w:ascii="Times New Roman" w:hAnsi="Times New Roman" w:cs="Times New Roman"/>
+          <w:b/>
+          <w:bCs/>
+          <w:sz w:val="24"/>
+          <w:szCs w:val="24"/>
+        </w:rPr>
+        <w:t>Pernet Larval Ecology Lab</w:t>
+      </w:r>
+      <w:r>
+        <w:rPr>
+          <w:rFonts w:ascii="Times New Roman" w:hAnsi="Times New Roman" w:cs="Times New Roman"/>
+          <w:sz w:val="24"/>
+          <w:szCs w:val="24"/>
+        </w:rPr>
+        <w:t xml:space="preserve"> | CSU Long Beach</w:t>
+      </w:r>
+    </w:p>
+    <w:p>
+      <w:pPr>
+        <w:pStyle w:val="ListParagraph"/>
+        <w:numPr>
+          <w:ilvl w:val="0"/>
+          <w:numId w:val="12"/>
+        </w:numPr>
+        <w:tabs>
+          <w:tab w:val="right" w:pos="9072"/>
+        </w:tabs>
+        <w:spacing w:after="0" w:line="240" w:lineRule="auto"/>
+        <w:ind w:left="360" w:hanging="180"/>
+        <w:rPr>
+          <w:rFonts w:ascii="Times New Roman" w:hAnsi="Times New Roman" w:cs="Times New Roman"/>
+        </w:rPr>
+      </w:pPr>
+      <w:r>
+        <w:rPr>
+          <w:rFonts w:ascii="Times New Roman" w:hAnsi="Times New Roman" w:cs="Times New Roman"/>
+          <w:sz w:val="24"/>
+          <w:szCs w:val="24"/>
+        </w:rPr>
+        <w:t xml:space="preserve">Larval settlement behavior </w:t>
+      </w:r>
+      <w:r>
+        <w:rPr>
+          <w:rFonts w:ascii="Times New Roman" w:hAnsi="Times New Roman" w:cs="Times New Roman"/>
+          <w:sz w:val="24"/>
+          <w:szCs w:val="24"/>
+        </w:rPr>
+        <w:t>in an aggregation-forming annelid</w:t>
+      </w:r>
+      <w:r>
+        <w:rPr>
+          <w:rFonts w:ascii="Times New Roman" w:hAnsi="Times New Roman" w:cs="Times New Roman"/>
+          <w:b/>
+          <w:bCs/>
+          <w:sz w:val="24"/>
+          <w:szCs w:val="24"/>
+        </w:rPr>
+        <w:tab/>
+      </w:r>
+      <w:r>
+        <w:rPr>
+          <w:rFonts w:ascii="Times New Roman" w:hAnsi="Times New Roman" w:cs="Times New Roman"/>
+        </w:rPr>
+        <w:t>202</w:t>
+      </w:r>
+      <w:r>
+        <w:rPr>
+          <w:rFonts w:ascii="Times New Roman" w:hAnsi="Times New Roman" w:cs="Times New Roman"/>
+        </w:rPr>
+        <w:t>2</w:t>
+      </w:r>
+      <w:r>
+        <w:rPr>
+          <w:rFonts w:ascii="Times New Roman" w:hAnsi="Times New Roman" w:cs="Times New Roman"/>
+        </w:rPr>
+        <w:t>–</w:t>
+      </w:r>
+      <w:r>
+        <w:rPr>
+          <w:rFonts w:ascii="Times New Roman" w:hAnsi="Times New Roman" w:cs="Times New Roman"/>
+        </w:rPr>
+        <w:t>202</w:t>
+      </w:r>
+      <w:r>
+        <w:rPr>
+          <w:rFonts w:ascii="Times New Roman" w:hAnsi="Times New Roman" w:cs="Times New Roman"/>
+        </w:rPr>
+        <w:t>5</w:t>
+      </w:r>
+      <w:r>
+        <w:rPr>
+          <w:rFonts w:ascii="Times New Roman" w:hAnsi="Times New Roman" w:cs="Times New Roman"/>
+          <w:b/>
+          <w:bCs/>
+          <w:sz w:val="24"/>
+          <w:szCs w:val="24"/>
+        </w:rPr>
+        <w:tab/>
+      </w:r>
+    </w:p>
+    <w:p>
+      <w:pPr>
+        <w:tabs>
+          <w:tab w:val="right" w:pos="9072"/>
+        </w:tabs>
+        <w:spacing w:line="240" w:lineRule="auto"/>
+        <w:ind w:left="360"/>
+        <w:rPr>
+          <w:rFonts w:ascii="Times New Roman" w:hAnsi="Times New Roman" w:cs="Times New Roman"/>
+          <w:color w:val="000000" w:themeColor="text1"/>
+        </w:rPr>
+      </w:pPr>
+      <w:r>
+        <w:rPr>
+          <w:rFonts w:ascii="Times New Roman" w:hAnsi="Times New Roman" w:cs="Times New Roman"/>
+          <w:i/>
+          <w:iCs/>
+          <w:color w:val="388600"/>
+        </w:rPr>
+        <w:t>Publication:</w:t>
+      </w:r>
+      <w:r>
+        <w:rPr>
+          <w:rFonts w:ascii="Times New Roman" w:hAnsi="Times New Roman" w:cs="Times New Roman"/>
+          <w:i/>
+          <w:iCs/>
+        </w:rPr>
+        <w:t xml:space="preserve"> </w:t>
+      </w:r>
+      <w:r>
+        <w:rPr>
+          <w:rFonts w:ascii="Times New Roman" w:hAnsi="Times New Roman" w:cs="Times New Roman"/>
+          <w:b/>
+          <w:bCs/>
+        </w:rPr>
+        <w:t>Mendelson et al., 2025</w:t>
+      </w:r>
+      <w:r>
+        <w:rPr>
+          <w:rFonts w:ascii="Times New Roman" w:hAnsi="Times New Roman" w:cs="Times New Roman"/>
+          <w:i/>
+          <w:iCs/>
+        </w:rPr>
+        <w:t xml:space="preserve"> (see below)</w:t>
+      </w:r>
+      <w:r>
+        <w:rPr>
+          <w:rFonts w:ascii="Times New Roman" w:hAnsi="Times New Roman" w:cs="Times New Roman"/>
+          <w:i/>
+          <w:iCs/>
+        </w:rPr>
+        <w:br/>
+      </w:r>
+      <w:r>
+        <w:rPr>
+          <w:rFonts w:ascii="Times New Roman" w:hAnsi="Times New Roman" w:cs="Times New Roman"/>
+          <w:i/>
+          <w:iCs/>
+          <w:color w:val="004E9A"/>
+        </w:rPr>
+        <w:t>Data component:</w:t>
+      </w:r>
+      <w:r>
+        <w:rPr>
+          <w:rFonts w:ascii="Times New Roman" w:hAnsi="Times New Roman" w:cs="Times New Roman"/>
+          <w:color w:val="004E9A"/>
+        </w:rPr>
+        <w:t xml:space="preserve"> L</w:t>
+      </w:r>
+      <w:r>
+        <w:rPr>
+          <w:rFonts w:ascii="Times New Roman" w:hAnsi="Times New Roman" w:cs="Times New Roman"/>
+          <w:color w:val="000000" w:themeColor="text1"/>
+        </w:rPr>
+        <w:t>inear mixed model analysis</w:t>
+      </w:r>
+    </w:p>
+    <w:p>
+      <w:pPr>
+        <w:pStyle w:val="ListParagraph"/>
+        <w:numPr>
+          <w:ilvl w:val="0"/>
+          <w:numId w:val="12"/>
+        </w:numPr>
+        <w:tabs>
+          <w:tab w:val="right" w:pos="9072"/>
+        </w:tabs>
+        <w:spacing w:line="240" w:lineRule="auto"/>
+        <w:ind w:left="360" w:hanging="180"/>
+        <w:rPr>
+          <w:rFonts w:ascii="Times New Roman" w:hAnsi="Times New Roman" w:cs="Times New Roman"/>
+        </w:rPr>
+      </w:pPr>
+      <w:r>
+        <w:rPr>
+          <w:rFonts w:ascii="Times New Roman" w:hAnsi="Times New Roman" w:cs="Times New Roman"/>
+          <w:sz w:val="24"/>
+          <w:szCs w:val="24"/>
+        </w:rPr>
+        <w:t>Phenotypic plasticity in larval morphology of an Echinoid</w:t>
+      </w:r>
+      <w:r>
+        <w:rPr>
+          <w:rFonts w:ascii="Times New Roman" w:hAnsi="Times New Roman" w:cs="Times New Roman"/>
+          <w:b/>
+          <w:bCs/>
+          <w:sz w:val="24"/>
+          <w:szCs w:val="24"/>
+        </w:rPr>
+        <w:tab/>
+      </w:r>
+      <w:r>
+        <w:rPr>
+          <w:rFonts w:ascii="Times New Roman" w:hAnsi="Times New Roman" w:cs="Times New Roman"/>
+        </w:rPr>
+        <w:t>202</w:t>
+      </w:r>
+      <w:r>
+        <w:rPr>
+          <w:rFonts w:ascii="Times New Roman" w:hAnsi="Times New Roman" w:cs="Times New Roman"/>
+        </w:rPr>
+        <w:t>1</w:t>
+      </w:r>
+      <w:r>
+        <w:rPr>
+          <w:rFonts w:ascii="Times New Roman" w:hAnsi="Times New Roman" w:cs="Times New Roman"/>
+        </w:rPr>
+        <w:t>–</w:t>
+      </w:r>
+      <w:r>
+        <w:rPr>
+          <w:rFonts w:ascii="Times New Roman" w:hAnsi="Times New Roman" w:cs="Times New Roman"/>
+        </w:rPr>
+        <w:t>2022</w:t>
+      </w:r>
+      <w:r>
+        <w:rPr>
+          <w:rFonts w:ascii="Times New Roman" w:hAnsi="Times New Roman" w:cs="Times New Roman"/>
+          <w:b/>
+          <w:bCs/>
+          <w:sz w:val="24"/>
+          <w:szCs w:val="24"/>
+        </w:rPr>
+        <w:tab/>
+      </w:r>
+      <w:r>
+        <w:rPr>
+          <w:rFonts w:ascii="Times New Roman" w:hAnsi="Times New Roman" w:cs="Times New Roman"/>
+          <w:b/>
+          <w:bCs/>
+          <w:sz w:val="24"/>
+          <w:szCs w:val="24"/>
+        </w:rPr>
+        <w:br/>
+      </w:r>
+      <w:r>
+        <w:rPr>
+          <w:rFonts w:ascii="Times New Roman" w:hAnsi="Times New Roman" w:cs="Times New Roman"/>
+          <w:i/>
+          <w:iCs/>
+          <w:color w:val="388600"/>
+        </w:rPr>
+        <w:t>Publication:</w:t>
+      </w:r>
+      <w:r>
+        <w:rPr>
+          <w:rFonts w:ascii="Times New Roman" w:hAnsi="Times New Roman" w:cs="Times New Roman"/>
+        </w:rPr>
+        <w:t xml:space="preserve"> </w:t>
+      </w:r>
+      <w:r>
+        <w:rPr>
+          <w:rFonts w:ascii="Times New Roman" w:hAnsi="Times New Roman" w:cs="Times New Roman"/>
+        </w:rPr>
+        <w:t xml:space="preserve">Laid the </w:t>
+      </w:r>
+      <w:r>
+        <w:rPr>
+          <w:rFonts w:ascii="Times New Roman" w:hAnsi="Times New Roman" w:cs="Times New Roman"/>
+        </w:rPr>
+        <w:t>groundwork</w:t>
+      </w:r>
+      <w:r>
+        <w:rPr>
+          <w:rFonts w:ascii="Times New Roman" w:hAnsi="Times New Roman" w:cs="Times New Roman"/>
+        </w:rPr>
+        <w:t xml:space="preserve"> for a future project</w:t>
+      </w:r>
+      <w:r>
+        <w:rPr>
+          <w:rFonts w:ascii="Times New Roman" w:hAnsi="Times New Roman" w:cs="Times New Roman"/>
+        </w:rPr>
+        <w:t xml:space="preserve"> that is</w:t>
+      </w:r>
+      <w:r>
+        <w:rPr>
+          <w:rFonts w:ascii="Times New Roman" w:hAnsi="Times New Roman" w:cs="Times New Roman"/>
+        </w:rPr>
+        <w:t xml:space="preserve"> now published</w:t>
+      </w:r>
+    </w:p>
+    <w:p>
+      <w:pPr>
+        <w:pStyle w:val="ListParagraph"/>
+        <w:tabs>
+          <w:tab w:val="right" w:pos="9072"/>
+        </w:tabs>
+        <w:spacing w:line="240" w:lineRule="auto"/>
+        <w:ind w:left="360"/>
+        <w:rPr>
+          <w:rFonts w:ascii="Times New Roman" w:hAnsi="Times New Roman" w:cs="Times New Roman"/>
+        </w:rPr>
+      </w:pPr>
+    </w:p>
+    <w:p>
+      <w:pPr>
+        <w:pStyle w:val="ListParagraph"/>
+        <w:numPr>
+          <w:ilvl w:val="0"/>
+          <w:numId w:val="12"/>
+        </w:numPr>
+        <w:tabs>
+          <w:tab w:val="right" w:pos="9072"/>
+        </w:tabs>
+        <w:spacing w:line="240" w:lineRule="auto"/>
+        <w:ind w:left="360" w:hanging="180"/>
+        <w:rPr>
+          <w:rFonts w:ascii="Times New Roman" w:hAnsi="Times New Roman" w:cs="Times New Roman"/>
+        </w:rPr>
+      </w:pPr>
+      <w:r>
+        <w:rPr>
+          <w:rFonts w:ascii="Times New Roman" w:hAnsi="Times New Roman" w:cs="Times New Roman"/>
+          <w:sz w:val="24"/>
+          <w:szCs w:val="24"/>
+        </w:rPr>
+        <w:t>Automated algal feeding system for rearing marine invertebrate larvae</w:t>
+      </w:r>
+      <w:r>
+        <w:rPr>
+          <w:rFonts w:ascii="Times New Roman" w:hAnsi="Times New Roman" w:cs="Times New Roman"/>
+          <w:b/>
+          <w:bCs/>
+          <w:sz w:val="24"/>
+          <w:szCs w:val="24"/>
+        </w:rPr>
+        <w:tab/>
+      </w:r>
+      <w:r>
+        <w:rPr>
+          <w:rFonts w:ascii="Times New Roman" w:hAnsi="Times New Roman" w:cs="Times New Roman"/>
+        </w:rPr>
+        <w:t>202</w:t>
+      </w:r>
+      <w:r>
+        <w:rPr>
+          <w:rFonts w:ascii="Times New Roman" w:hAnsi="Times New Roman" w:cs="Times New Roman"/>
+        </w:rPr>
+        <w:t>1</w:t>
+      </w:r>
+      <w:r>
+        <w:rPr>
+          <w:rFonts w:ascii="Times New Roman" w:hAnsi="Times New Roman" w:cs="Times New Roman"/>
+        </w:rPr>
+        <w:t>–</w:t>
+      </w:r>
+      <w:r>
+        <w:rPr>
+          <w:rFonts w:ascii="Times New Roman" w:hAnsi="Times New Roman" w:cs="Times New Roman"/>
+        </w:rPr>
+        <w:t>2021</w:t>
+      </w:r>
+      <w:r>
+        <w:rPr>
+          <w:rFonts w:ascii="Times New Roman" w:hAnsi="Times New Roman" w:cs="Times New Roman"/>
+          <w:b/>
+          <w:bCs/>
+          <w:sz w:val="24"/>
+          <w:szCs w:val="24"/>
+        </w:rPr>
+        <w:tab/>
+      </w:r>
+    </w:p>
+    <w:p>
+      <w:pPr>
+        <w:pStyle w:val="ListParagraph"/>
+        <w:tabs>
+          <w:tab w:val="right" w:pos="9072"/>
+        </w:tabs>
+        <w:spacing w:line="240" w:lineRule="auto"/>
+        <w:ind w:left="360"/>
+        <w:rPr>
+          <w:rFonts w:ascii="Times New Roman" w:hAnsi="Times New Roman" w:cs="Times New Roman"/>
+          <w:i/>
+          <w:iCs/>
+        </w:rPr>
+      </w:pPr>
+      <w:r>
+        <w:rPr>
+          <w:rFonts w:ascii="Times New Roman" w:hAnsi="Times New Roman" w:cs="Times New Roman"/>
+          <w:i/>
+          <w:iCs/>
+          <w:color w:val="004E9A"/>
+        </w:rPr>
+        <w:t>Data component:</w:t>
+      </w:r>
+      <w:r>
+        <w:rPr>
+          <w:rFonts w:ascii="Times New Roman" w:hAnsi="Times New Roman" w:cs="Times New Roman"/>
+          <w:i/>
+          <w:iCs/>
+        </w:rPr>
+        <w:t xml:space="preserve"> </w:t>
+      </w:r>
+      <w:r>
+        <w:rPr>
+          <w:rFonts w:ascii="Times New Roman" w:hAnsi="Times New Roman" w:cs="Times New Roman"/>
+          <w:i/>
+          <w:iCs/>
+        </w:rPr>
+        <w:t xml:space="preserve">regularly </w:t>
+      </w:r>
+      <w:r>
+        <w:rPr>
+          <w:rFonts w:ascii="Times New Roman" w:hAnsi="Times New Roman" w:cs="Times New Roman"/>
+          <w:i/>
+          <w:iCs/>
+        </w:rPr>
+        <w:t xml:space="preserve">cleaned and organized over 160,000 </w:t>
+      </w:r>
+      <w:r>
+        <w:rPr>
+          <w:rFonts w:ascii="Times New Roman" w:hAnsi="Times New Roman" w:cs="Times New Roman"/>
+          <w:i/>
+          <w:iCs/>
+        </w:rPr>
+        <w:t>data points</w:t>
+      </w:r>
+      <w:r>
+        <w:rPr>
+          <w:rFonts w:ascii="Times New Roman" w:hAnsi="Times New Roman" w:cs="Times New Roman"/>
+          <w:i/>
+          <w:iCs/>
+        </w:rPr>
+        <w:t xml:space="preserve"> for </w:t>
+      </w:r>
+      <w:r>
+        <w:rPr>
+          <w:rFonts w:ascii="Times New Roman" w:hAnsi="Times New Roman" w:cs="Times New Roman"/>
+          <w:i/>
+          <w:iCs/>
+        </w:rPr>
+        <w:br/>
+      </w:r>
+      <w:r>
+        <w:rPr>
+          <w:rFonts w:ascii="Times New Roman" w:hAnsi="Times New Roman" w:cs="Times New Roman"/>
+          <w:i/>
+          <w:iCs/>
+        </w:rPr>
+        <w:t xml:space="preserve">analysis during instrument testing </w:t>
+      </w:r>
+    </w:p>
+    <w:p>
+      <w:pPr>
+        <w:pBdr>
+          <w:bottom w:val="single" w:sz="4" w:space="1" w:color="auto"/>
+        </w:pBdr>
+        <w:spacing w:before="240" w:after="240" w:line="240" w:lineRule="auto"/>
+        <w:ind w:left="3960" w:hanging="3960"/>
+        <w:rPr>
+          <w:rFonts w:ascii="Avenir Next LT Pro" w:hAnsi="Avenir Next LT Pro"/>
+          <w:i/>
+          <w:iCs/>
+        </w:rPr>
+      </w:pPr>
+      <w:r>
+        <w:rPr>
+          <w:rFonts w:ascii="Avenir Next LT Pro" w:hAnsi="Avenir Next LT Pro"/>
+          <w:color w:val="538135" w:themeColor="accent6" w:themeShade="BF"/>
+          <w:sz w:val="32"/>
+          <w:szCs w:val="32"/>
+        </w:rPr>
+        <w:t>Publications</w:t>
+      </w:r>
+    </w:p>
+    <w:p>
+      <w:r>
+        <w:rPr>
+          <w:rFonts w:ascii="Times New Roman" w:hAnsi="Times New Roman" w:cs="Times New Roman"/>
+          <w:b/>
+          <w:bCs/>
+        </w:rPr>
+        <w:t>Mendelson, A. A.</w:t>
+      </w:r>
+      <w:r>
+        <w:rPr>
+          <w:rFonts w:ascii="Times New Roman" w:hAnsi="Times New Roman" w:cs="Times New Roman"/>
+        </w:rPr>
+        <w:t xml:space="preserve">, K. </w:t>
+      </w:r>
+      <w:r>
+        <w:rPr>
+          <w:rFonts w:ascii="Times New Roman" w:hAnsi="Times New Roman" w:cs="Times New Roman"/>
+        </w:rPr>
+        <w:t>Nuon</w:t>
+      </w:r>
+      <w:r>
+        <w:rPr>
+          <w:rFonts w:ascii="Times New Roman" w:hAnsi="Times New Roman" w:cs="Times New Roman"/>
+        </w:rPr>
+        <w:t xml:space="preserve">, B. Pernet. (2025). </w:t>
+      </w:r>
+      <w:r>
+        <w:rPr>
+          <w:rFonts w:ascii="Times New Roman" w:hAnsi="Times New Roman" w:cs="Times New Roman"/>
+        </w:rPr>
+        <w:t xml:space="preserve">Gregarious and non-gregarious larval settlement in the aggregation-forming annelid </w:t>
+      </w:r>
+      <w:r>
+        <w:rPr>
+          <w:rFonts w:ascii="Times New Roman" w:hAnsi="Times New Roman" w:cs="Times New Roman"/>
+          <w:i/>
+          <w:iCs/>
+        </w:rPr>
+        <w:t xml:space="preserve">Ficopomatus </w:t>
+      </w:r>
+      <w:proofErr w:type="spellStart"/>
+      <w:r>
+        <w:rPr>
+          <w:rFonts w:ascii="Times New Roman" w:hAnsi="Times New Roman" w:cs="Times New Roman"/>
+          <w:i/>
+          <w:iCs/>
+        </w:rPr>
+        <w:t>enigmaticus</w:t>
+      </w:r>
+      <w:proofErr w:type="spellEnd"/>
+      <w:r>
+        <w:rPr>
+          <w:rFonts w:ascii="Times New Roman" w:hAnsi="Times New Roman" w:cs="Times New Roman"/>
+        </w:rPr>
+        <w:t xml:space="preserve">. </w:t>
+      </w:r>
+      <w:r>
+        <w:rPr>
+          <w:rFonts w:ascii="Times New Roman" w:hAnsi="Times New Roman" w:cs="Times New Roman"/>
+          <w:i/>
+          <w:iCs/>
+        </w:rPr>
+        <w:t>Biol. Bull.</w:t>
+      </w:r>
+      <w:r>
+        <w:rPr>
+          <w:rFonts w:ascii="Times New Roman" w:hAnsi="Times New Roman" w:cs="Times New Roman"/>
+        </w:rPr>
+        <w:t xml:space="preserve"> </w:t>
+      </w:r>
+      <w:r>
+        <w:rPr>
+          <w:rFonts w:ascii="Times New Roman" w:hAnsi="Times New Roman" w:cs="Times New Roman"/>
+        </w:rPr>
+        <w:t xml:space="preserve">248:1-10. </w:t>
+      </w:r>
+      <w:hyperlink r:id="rId8" w:history="1">
+        <w:r>
+          <w:rPr>
+            <w:rStyle w:val="Hyperlink"/>
+            <w:rFonts w:ascii="Times New Roman" w:hAnsi="Times New Roman" w:cs="Times New Roman"/>
+          </w:rPr>
+          <w:t>https://doi.org/10.1086/740316</w:t>
+        </w:r>
+      </w:hyperlink>
+    </w:p>
+    <w:p>
+      <w:pPr>
+        <w:pBdr>
+          <w:bottom w:val="single" w:sz="4" w:space="1" w:color="auto"/>
+        </w:pBdr>
+        <w:spacing w:before="120" w:after="240" w:line="240" w:lineRule="auto"/>
+        <w:rPr>
+          <w:color w:val="538135" w:themeColor="accent6" w:themeShade="BF"/>
+        </w:rPr>
+      </w:pPr>
+      <w:r>
+        <w:rPr>
+          <w:rFonts w:ascii="Avenir Next LT Pro" w:hAnsi="Avenir Next LT Pro"/>
+          <w:color w:val="538135" w:themeColor="accent6" w:themeShade="BF"/>
+          <w:sz w:val="32"/>
+          <w:szCs w:val="32"/>
+        </w:rPr>
+        <w:lastRenderedPageBreak/>
+        <w:t xml:space="preserve">Data </w:t>
+      </w:r>
+      <w:r>
+        <w:rPr>
+          <w:rFonts w:ascii="Avenir Next LT Pro" w:hAnsi="Avenir Next LT Pro"/>
+          <w:color w:val="538135" w:themeColor="accent6" w:themeShade="BF"/>
+          <w:sz w:val="32"/>
+          <w:szCs w:val="32"/>
+        </w:rPr>
         <w:t>Skills</w:t>
       </w:r>
     </w:p>
     <w:tbl>
       <w:tblPr>
         <w:tblStyle w:val="TableGrid"/>
-        <w:tblW w:w="9085" w:type="dxa"/>
+        <w:tblW w:w="9360" w:type="dxa"/>
         <w:tblBorders>
           <w:top w:val="none" w:sz="0" w:space="0" w:color="auto"/>
           <w:left w:val="none" w:sz="0" w:space="0" w:color="auto"/>
@@ -356,8 +1514,9 @@
         <w:tblLook w:val="04A0" w:firstRow="1" w:lastRow="0" w:firstColumn="1" w:lastColumn="0" w:noHBand="0" w:noVBand="1"/>
       </w:tblPr>
       <w:tblGrid>
-        <w:gridCol w:w="4855"/>
-        <w:gridCol w:w="4230"/>
+        <w:gridCol w:w="3690"/>
+        <w:gridCol w:w="2880"/>
+        <w:gridCol w:w="2790"/>
       </w:tblGrid>
       <w:tr>
         <w:trPr>
@@ -365,10 +1524,11 @@
         </w:trPr>
         <w:tc>
           <w:tcPr>
-            <w:tcW w:w="4855" w:type="dxa"/>
+            <w:tcW w:w="3690" w:type="dxa"/>
           </w:tcPr>
           <w:p>
             <w:pPr>
+              <w:ind w:right="336"/>
               <w:rPr>
                 <w:rFonts w:ascii="Times New Roman" w:hAnsi="Times New Roman" w:cs="Times New Roman"/>
                 <w:b/>
@@ -385,16 +1545,17 @@
                 <w:sz w:val="24"/>
                 <w:szCs w:val="24"/>
               </w:rPr>
-              <w:t>Analysis</w:t>
+              <w:t>Statistical Analyses</w:t>
             </w:r>
           </w:p>
         </w:tc>
         <w:tc>
           <w:tcPr>
-            <w:tcW w:w="4230" w:type="dxa"/>
+            <w:tcW w:w="2880" w:type="dxa"/>
           </w:tcPr>
           <w:p>
             <w:pPr>
+              <w:ind w:right="434"/>
               <w:rPr>
                 <w:rFonts w:ascii="Times New Roman" w:hAnsi="Times New Roman" w:cs="Times New Roman"/>
                 <w:b/>
@@ -415,14 +1576,41 @@
             </w:r>
           </w:p>
         </w:tc>
+        <w:tc>
+          <w:tcPr>
+            <w:tcW w:w="2790" w:type="dxa"/>
+          </w:tcPr>
+          <w:p>
+            <w:pPr>
+              <w:ind w:right="-493"/>
+              <w:rPr>
+                <w:rFonts w:ascii="Times New Roman" w:hAnsi="Times New Roman" w:cs="Times New Roman"/>
+                <w:b/>
+                <w:bCs/>
+                <w:sz w:val="24"/>
+                <w:szCs w:val="24"/>
+              </w:rPr>
+            </w:pPr>
+            <w:r>
+              <w:rPr>
+                <w:rFonts w:ascii="Times New Roman" w:hAnsi="Times New Roman" w:cs="Times New Roman"/>
+                <w:b/>
+                <w:bCs/>
+                <w:sz w:val="24"/>
+                <w:szCs w:val="24"/>
+              </w:rPr>
+              <w:t>Data Visualization</w:t>
+            </w:r>
+          </w:p>
+        </w:tc>
       </w:tr>
       <w:tr>
         <w:trPr>
-          <w:trHeight w:val="1791"/>
+          <w:trHeight w:val="1808"/>
         </w:trPr>
         <w:tc>
           <w:tcPr>
-            <w:tcW w:w="4855" w:type="dxa"/>
+            <w:tcW w:w="3690" w:type="dxa"/>
           </w:tcPr>
           <w:p>
             <w:pPr>
@@ -431,7 +1619,10 @@
                 <w:ilvl w:val="0"/>
                 <w:numId w:val="5"/>
               </w:numPr>
-              <w:ind w:left="313" w:hanging="284"/>
+              <w:tabs>
+                <w:tab w:val="left" w:pos="3830"/>
+              </w:tabs>
+              <w:ind w:left="313" w:right="336" w:hanging="284"/>
               <w:rPr>
                 <w:rFonts w:ascii="Times New Roman" w:hAnsi="Times New Roman" w:cs="Times New Roman"/>
               </w:rPr>
@@ -450,7 +1641,7 @@
                 <w:ilvl w:val="0"/>
                 <w:numId w:val="5"/>
               </w:numPr>
-              <w:ind w:left="313" w:hanging="284"/>
+              <w:ind w:left="313" w:right="336" w:hanging="284"/>
               <w:rPr>
                 <w:rFonts w:ascii="Times New Roman" w:hAnsi="Times New Roman" w:cs="Times New Roman"/>
               </w:rPr>
@@ -469,7 +1660,7 @@
                 <w:ilvl w:val="0"/>
                 <w:numId w:val="5"/>
               </w:numPr>
-              <w:ind w:left="313" w:hanging="284"/>
+              <w:ind w:left="313" w:right="336" w:hanging="284"/>
               <w:rPr>
                 <w:rFonts w:ascii="Times New Roman" w:hAnsi="Times New Roman" w:cs="Times New Roman"/>
               </w:rPr>
@@ -488,7 +1679,7 @@
                 <w:ilvl w:val="0"/>
                 <w:numId w:val="5"/>
               </w:numPr>
-              <w:ind w:left="313" w:hanging="284"/>
+              <w:ind w:left="313" w:right="336" w:hanging="284"/>
               <w:rPr>
                 <w:rFonts w:ascii="Times New Roman" w:hAnsi="Times New Roman" w:cs="Times New Roman"/>
               </w:rPr>
@@ -514,7 +1705,7 @@
                 <w:ilvl w:val="0"/>
                 <w:numId w:val="5"/>
               </w:numPr>
-              <w:ind w:left="313" w:hanging="284"/>
+              <w:ind w:left="313" w:right="336" w:hanging="284"/>
               <w:rPr>
                 <w:rFonts w:ascii="Times New Roman" w:hAnsi="Times New Roman" w:cs="Times New Roman"/>
               </w:rPr>
@@ -533,7 +1724,7 @@
                 <w:ilvl w:val="0"/>
                 <w:numId w:val="5"/>
               </w:numPr>
-              <w:ind w:left="313" w:hanging="284"/>
+              <w:ind w:left="313" w:right="336" w:hanging="284"/>
               <w:rPr>
                 <w:rFonts w:ascii="Times New Roman" w:hAnsi="Times New Roman" w:cs="Times New Roman"/>
               </w:rPr>
@@ -548,7 +1739,7 @@
         </w:tc>
         <w:tc>
           <w:tcPr>
-            <w:tcW w:w="4230" w:type="dxa"/>
+            <w:tcW w:w="2880" w:type="dxa"/>
           </w:tcPr>
           <w:p>
             <w:pPr>
@@ -557,7 +1748,7 @@
                 <w:ilvl w:val="0"/>
                 <w:numId w:val="5"/>
               </w:numPr>
-              <w:ind w:left="313" w:hanging="284"/>
+              <w:ind w:left="313" w:right="434" w:hanging="284"/>
               <w:rPr>
                 <w:rFonts w:ascii="Times New Roman" w:hAnsi="Times New Roman" w:cs="Times New Roman"/>
               </w:rPr>
@@ -576,8 +1767,11 @@
                 <w:ilvl w:val="0"/>
                 <w:numId w:val="5"/>
               </w:numPr>
+              <w:tabs>
+                <w:tab w:val="left" w:pos="886"/>
+              </w:tabs>
               <w:spacing w:after="160" w:line="259" w:lineRule="auto"/>
-              <w:ind w:left="313" w:right="2850" w:hanging="284"/>
+              <w:ind w:left="313" w:right="434" w:hanging="284"/>
               <w:rPr>
                 <w:rFonts w:ascii="Times New Roman" w:hAnsi="Times New Roman" w:cs="Times New Roman"/>
               </w:rPr>
@@ -597,7 +1791,7 @@
                 <w:numId w:val="5"/>
               </w:numPr>
               <w:spacing w:after="160" w:line="259" w:lineRule="auto"/>
-              <w:ind w:left="313" w:hanging="284"/>
+              <w:ind w:left="313" w:right="434" w:hanging="284"/>
               <w:rPr>
                 <w:rFonts w:ascii="Times New Roman" w:hAnsi="Times New Roman" w:cs="Times New Roman"/>
               </w:rPr>
@@ -617,7 +1811,7 @@
                 <w:numId w:val="5"/>
               </w:numPr>
               <w:spacing w:after="160" w:line="259" w:lineRule="auto"/>
-              <w:ind w:left="313" w:hanging="284"/>
+              <w:ind w:left="313" w:right="434" w:hanging="284"/>
               <w:rPr>
                 <w:rFonts w:ascii="Times New Roman" w:hAnsi="Times New Roman" w:cs="Times New Roman"/>
               </w:rPr>
@@ -637,7 +1831,7 @@
                 <w:numId w:val="5"/>
               </w:numPr>
               <w:spacing w:after="160" w:line="259" w:lineRule="auto"/>
-              <w:ind w:left="313" w:hanging="284"/>
+              <w:ind w:left="313" w:right="434" w:hanging="284"/>
               <w:rPr>
                 <w:rFonts w:ascii="Times New Roman" w:hAnsi="Times New Roman" w:cs="Times New Roman"/>
               </w:rPr>
@@ -659,27 +1853,7 @@
                 <w:numId w:val="5"/>
               </w:numPr>
               <w:spacing w:after="160" w:line="259" w:lineRule="auto"/>
-              <w:ind w:left="313" w:hanging="284"/>
-              <w:rPr>
-                <w:rFonts w:ascii="Times New Roman" w:hAnsi="Times New Roman" w:cs="Times New Roman"/>
-              </w:rPr>
-            </w:pPr>
-            <w:r>
-              <w:rPr>
-                <w:rFonts w:ascii="Times New Roman" w:hAnsi="Times New Roman" w:cs="Times New Roman"/>
-              </w:rPr>
-              <w:t>OpenCV</w:t>
-            </w:r>
-          </w:p>
-          <w:p>
-            <w:pPr>
-              <w:pStyle w:val="ListParagraph"/>
-              <w:numPr>
-                <w:ilvl w:val="0"/>
-                <w:numId w:val="5"/>
-              </w:numPr>
-              <w:spacing w:after="160" w:line="259" w:lineRule="auto"/>
-              <w:ind w:left="313" w:hanging="284"/>
+              <w:ind w:left="313" w:right="434" w:hanging="284"/>
               <w:rPr>
                 <w:rFonts w:ascii="Times New Roman" w:hAnsi="Times New Roman" w:cs="Times New Roman"/>
               </w:rPr>
@@ -698,8 +1872,8 @@
                 <w:ilvl w:val="0"/>
                 <w:numId w:val="5"/>
               </w:numPr>
-              <w:spacing w:after="160" w:line="259" w:lineRule="auto"/>
-              <w:ind w:left="313" w:hanging="284"/>
+              <w:spacing w:line="259" w:lineRule="auto"/>
+              <w:ind w:left="313" w:right="434" w:hanging="284"/>
               <w:rPr>
                 <w:rFonts w:ascii="Times New Roman" w:hAnsi="Times New Roman" w:cs="Times New Roman"/>
               </w:rPr>
@@ -712,1373 +1886,107 @@
             </w:r>
           </w:p>
         </w:tc>
+        <w:tc>
+          <w:tcPr>
+            <w:tcW w:w="2790" w:type="dxa"/>
+          </w:tcPr>
+          <w:p>
+            <w:pPr>
+              <w:numPr>
+                <w:ilvl w:val="0"/>
+                <w:numId w:val="5"/>
+              </w:numPr>
+              <w:spacing w:before="100" w:beforeAutospacing="1" w:after="100" w:afterAutospacing="1"/>
+              <w:ind w:left="253" w:hanging="253"/>
+              <w:rPr>
+                <w:rFonts w:ascii="Times New Roman" w:eastAsia="Times New Roman" w:hAnsi="Times New Roman" w:cs="Times New Roman"/>
+                <w:kern w:val="0"/>
+                <w14:ligatures w14:val="none"/>
+              </w:rPr>
+            </w:pPr>
+            <w:r>
+              <w:rPr>
+                <w:rFonts w:ascii="Times New Roman" w:eastAsia="Times New Roman" w:hAnsi="Times New Roman" w:cs="Times New Roman"/>
+                <w:kern w:val="0"/>
+                <w14:ligatures w14:val="none"/>
+              </w:rPr>
+              <w:t xml:space="preserve">Interactive data visualization (R Shiny) </w:t>
+            </w:r>
+          </w:p>
+          <w:p>
+            <w:pPr>
+              <w:numPr>
+                <w:ilvl w:val="0"/>
+                <w:numId w:val="5"/>
+              </w:numPr>
+              <w:spacing w:before="100" w:beforeAutospacing="1" w:after="100" w:afterAutospacing="1"/>
+              <w:ind w:left="253" w:hanging="253"/>
+              <w:rPr>
+                <w:rFonts w:ascii="Times New Roman" w:eastAsia="Times New Roman" w:hAnsi="Times New Roman" w:cs="Times New Roman"/>
+                <w:kern w:val="0"/>
+                <w14:ligatures w14:val="none"/>
+              </w:rPr>
+            </w:pPr>
+            <w:r>
+              <w:rPr>
+                <w:rFonts w:ascii="Times New Roman" w:eastAsia="Times New Roman" w:hAnsi="Times New Roman" w:cs="Times New Roman"/>
+                <w:kern w:val="0"/>
+                <w14:ligatures w14:val="none"/>
+              </w:rPr>
+              <w:t xml:space="preserve">ggplot2 (R) </w:t>
+            </w:r>
+          </w:p>
+          <w:p>
+            <w:pPr>
+              <w:numPr>
+                <w:ilvl w:val="0"/>
+                <w:numId w:val="5"/>
+              </w:numPr>
+              <w:spacing w:before="100" w:beforeAutospacing="1" w:after="100" w:afterAutospacing="1"/>
+              <w:ind w:left="253" w:hanging="253"/>
+              <w:rPr>
+                <w:rFonts w:ascii="Times New Roman" w:eastAsia="Times New Roman" w:hAnsi="Times New Roman" w:cs="Times New Roman"/>
+                <w:kern w:val="0"/>
+                <w14:ligatures w14:val="none"/>
+              </w:rPr>
+            </w:pPr>
+            <w:r>
+              <w:rPr>
+                <w:rFonts w:ascii="Times New Roman" w:eastAsia="Times New Roman" w:hAnsi="Times New Roman" w:cs="Times New Roman"/>
+                <w:kern w:val="0"/>
+                <w14:ligatures w14:val="none"/>
+              </w:rPr>
+              <w:t xml:space="preserve">Publication-quality figure design </w:t>
+            </w:r>
+          </w:p>
+          <w:p>
+            <w:pPr>
+              <w:numPr>
+                <w:ilvl w:val="0"/>
+                <w:numId w:val="5"/>
+              </w:numPr>
+              <w:spacing w:before="100" w:beforeAutospacing="1" w:after="100" w:afterAutospacing="1"/>
+              <w:ind w:left="253" w:hanging="253"/>
+              <w:rPr>
+                <w:rFonts w:ascii="Times New Roman" w:eastAsia="Times New Roman" w:hAnsi="Times New Roman" w:cs="Times New Roman"/>
+                <w:kern w:val="0"/>
+                <w:sz w:val="24"/>
+                <w:szCs w:val="24"/>
+                <w14:ligatures w14:val="none"/>
+              </w:rPr>
+            </w:pPr>
+            <w:r>
+              <w:rPr>
+                <w:rFonts w:ascii="Times New Roman" w:eastAsia="Times New Roman" w:hAnsi="Times New Roman" w:cs="Times New Roman"/>
+                <w:kern w:val="0"/>
+                <w14:ligatures w14:val="none"/>
+              </w:rPr>
+              <w:t>Figure refinement and layout (Adobe Illustrator)</w:t>
+            </w:r>
+          </w:p>
+        </w:tc>
       </w:tr>
     </w:tbl>
-    <w:p>
-      <w:pPr>
-        <w:pBdr>
-          <w:bottom w:val="single" w:sz="4" w:space="1" w:color="auto"/>
-        </w:pBdr>
-        <w:spacing w:before="120" w:after="240" w:line="240" w:lineRule="auto"/>
-        <w:rPr>
-          <w:rFonts w:ascii="Avenir Next LT Pro" w:hAnsi="Avenir Next LT Pro"/>
-          <w:color w:val="538135" w:themeColor="accent6" w:themeShade="BF"/>
-          <w:sz w:val="32"/>
-          <w:szCs w:val="32"/>
-        </w:rPr>
-      </w:pPr>
-      <w:r>
-        <w:rPr>
-          <w:rFonts w:ascii="Avenir Next LT Pro" w:hAnsi="Avenir Next LT Pro"/>
-          <w:color w:val="538135" w:themeColor="accent6" w:themeShade="BF"/>
-          <w:sz w:val="32"/>
-          <w:szCs w:val="32"/>
-        </w:rPr>
-        <w:t>Research</w:t>
-      </w:r>
-      <w:r>
-        <w:rPr>
-          <w:rFonts w:ascii="Avenir Next LT Pro" w:hAnsi="Avenir Next LT Pro"/>
-          <w:color w:val="538135" w:themeColor="accent6" w:themeShade="BF"/>
-          <w:sz w:val="32"/>
-          <w:szCs w:val="32"/>
-        </w:rPr>
-        <w:t xml:space="preserve"> Projects</w:t>
-      </w:r>
-    </w:p>
-    <w:p>
-      <w:pPr>
-        <w:tabs>
-          <w:tab w:val="right" w:pos="9072"/>
-        </w:tabs>
-        <w:spacing w:line="240" w:lineRule="auto"/>
-        <w:rPr>
-          <w:rFonts w:ascii="Times New Roman" w:hAnsi="Times New Roman" w:cs="Times New Roman"/>
-        </w:rPr>
-      </w:pPr>
-      <w:r>
-        <w:rPr>
-          <w:rFonts w:ascii="Times New Roman" w:hAnsi="Times New Roman" w:cs="Times New Roman"/>
-          <w:b/>
-          <w:bCs/>
-          <w:sz w:val="24"/>
-          <w:szCs w:val="24"/>
-        </w:rPr>
-        <w:t>Evolution-mediated indirect effects of climate on interspecific competition</w:t>
-      </w:r>
-      <w:r>
-        <w:rPr>
-          <w:rFonts w:ascii="Times New Roman" w:hAnsi="Times New Roman" w:cs="Times New Roman"/>
-          <w:b/>
-          <w:bCs/>
-          <w:sz w:val="24"/>
-          <w:szCs w:val="24"/>
-        </w:rPr>
-        <w:tab/>
-      </w:r>
-      <w:r>
-        <w:rPr>
-          <w:rFonts w:ascii="Times New Roman" w:hAnsi="Times New Roman" w:cs="Times New Roman"/>
-        </w:rPr>
-        <w:t>202</w:t>
-      </w:r>
-      <w:r>
-        <w:rPr>
-          <w:rFonts w:ascii="Times New Roman" w:hAnsi="Times New Roman" w:cs="Times New Roman"/>
-        </w:rPr>
-        <w:t>5</w:t>
-      </w:r>
-      <w:r>
-        <w:rPr>
-          <w:rFonts w:ascii="Times New Roman" w:hAnsi="Times New Roman" w:cs="Times New Roman"/>
-        </w:rPr>
-        <w:t>–present</w:t>
-      </w:r>
-      <w:r>
-        <w:rPr>
-          <w:rFonts w:ascii="Times New Roman" w:hAnsi="Times New Roman" w:cs="Times New Roman"/>
-          <w:b/>
-          <w:bCs/>
-          <w:sz w:val="24"/>
-          <w:szCs w:val="24"/>
-        </w:rPr>
-        <w:br/>
-      </w:r>
-      <w:r>
-        <w:rPr>
-          <w:rFonts w:ascii="Times New Roman" w:hAnsi="Times New Roman" w:cs="Times New Roman"/>
-          <w:sz w:val="24"/>
-          <w:szCs w:val="24"/>
-        </w:rPr>
-        <w:t xml:space="preserve">terHorst </w:t>
-      </w:r>
-      <w:r>
-        <w:rPr>
-          <w:rFonts w:ascii="Times New Roman" w:hAnsi="Times New Roman" w:cs="Times New Roman"/>
-          <w:sz w:val="24"/>
-          <w:szCs w:val="24"/>
-        </w:rPr>
-        <w:t>Evolutionary Ecology Lab</w:t>
-      </w:r>
-      <w:r>
-        <w:rPr>
-          <w:rFonts w:ascii="Times New Roman" w:hAnsi="Times New Roman" w:cs="Times New Roman"/>
-          <w:sz w:val="24"/>
-          <w:szCs w:val="24"/>
-        </w:rPr>
-        <w:t xml:space="preserve"> | CSU </w:t>
-      </w:r>
-      <w:r>
-        <w:rPr>
-          <w:rFonts w:ascii="Times New Roman" w:hAnsi="Times New Roman" w:cs="Times New Roman"/>
-          <w:sz w:val="24"/>
-          <w:szCs w:val="24"/>
-        </w:rPr>
-        <w:t>Northridge</w:t>
-      </w:r>
-      <w:r>
-        <w:rPr>
-          <w:rFonts w:ascii="Times New Roman" w:hAnsi="Times New Roman" w:cs="Times New Roman"/>
-        </w:rPr>
-        <w:tab/>
-      </w:r>
-      <w:r>
-        <w:rPr>
-          <w:rFonts w:ascii="Times New Roman" w:hAnsi="Times New Roman" w:cs="Times New Roman"/>
-          <w:b/>
-          <w:bCs/>
-          <w:sz w:val="24"/>
-          <w:szCs w:val="24"/>
-        </w:rPr>
-        <w:tab/>
-      </w:r>
-    </w:p>
-    <w:p>
-      <w:pPr>
-        <w:pStyle w:val="ListParagraph"/>
-        <w:numPr>
-          <w:ilvl w:val="0"/>
-          <w:numId w:val="7"/>
-        </w:numPr>
-        <w:tabs>
-          <w:tab w:val="right" w:pos="9072"/>
-        </w:tabs>
-        <w:spacing w:line="240" w:lineRule="auto"/>
-        <w:ind w:left="426" w:hanging="284"/>
-        <w:rPr>
-          <w:rFonts w:ascii="Times New Roman" w:hAnsi="Times New Roman" w:cs="Times New Roman"/>
-        </w:rPr>
-      </w:pPr>
-      <w:r>
-        <w:rPr>
-          <w:rFonts w:ascii="Times New Roman" w:hAnsi="Times New Roman" w:cs="Times New Roman"/>
-        </w:rPr>
-        <w:t>Investigated the effect of interspecific competition on rotifers with experimentally manipulated histories of temperatures in a series of microcosm laboratory experiments</w:t>
-      </w:r>
-    </w:p>
-    <w:p>
-      <w:pPr>
-        <w:pStyle w:val="ListParagraph"/>
-        <w:numPr>
-          <w:ilvl w:val="0"/>
-          <w:numId w:val="7"/>
-        </w:numPr>
-        <w:tabs>
-          <w:tab w:val="right" w:pos="9072"/>
-        </w:tabs>
-        <w:spacing w:line="240" w:lineRule="auto"/>
-        <w:ind w:left="426" w:hanging="284"/>
-        <w:rPr>
-          <w:rFonts w:ascii="Times New Roman" w:hAnsi="Times New Roman" w:cs="Times New Roman"/>
-        </w:rPr>
-      </w:pPr>
-      <w:r>
-        <w:rPr>
-          <w:rFonts w:ascii="Times New Roman" w:hAnsi="Times New Roman" w:cs="Times New Roman"/>
-        </w:rPr>
-        <w:t>Result: evolutionary history of high temperature was associated with stronger effects of competition</w:t>
-      </w:r>
-    </w:p>
-    <w:p>
-      <w:pPr>
-        <w:pStyle w:val="ListParagraph"/>
-        <w:numPr>
-          <w:ilvl w:val="0"/>
-          <w:numId w:val="7"/>
-        </w:numPr>
-        <w:tabs>
-          <w:tab w:val="right" w:pos="9072"/>
-        </w:tabs>
-        <w:spacing w:line="240" w:lineRule="auto"/>
-        <w:ind w:left="426" w:hanging="284"/>
-        <w:rPr>
-          <w:rFonts w:ascii="Times New Roman" w:hAnsi="Times New Roman" w:cs="Times New Roman"/>
-        </w:rPr>
-      </w:pPr>
-      <w:r>
-        <w:rPr>
-          <w:rFonts w:ascii="Times New Roman" w:hAnsi="Times New Roman" w:cs="Times New Roman"/>
-        </w:rPr>
-        <w:t xml:space="preserve">Publication: </w:t>
-      </w:r>
-      <w:r>
-        <w:rPr>
-          <w:rFonts w:ascii="Times New Roman" w:hAnsi="Times New Roman" w:cs="Times New Roman"/>
-        </w:rPr>
-        <w:t>m</w:t>
-      </w:r>
-      <w:r>
-        <w:rPr>
-          <w:rFonts w:ascii="Times New Roman" w:hAnsi="Times New Roman" w:cs="Times New Roman"/>
-        </w:rPr>
-        <w:t>anuscript in preparation; Chapter 2 of MS thesis</w:t>
-      </w:r>
-    </w:p>
-    <w:p>
-      <w:pPr>
-        <w:tabs>
-          <w:tab w:val="right" w:pos="9072"/>
-        </w:tabs>
-        <w:spacing w:line="240" w:lineRule="auto"/>
-        <w:rPr>
-          <w:rFonts w:ascii="Times New Roman" w:hAnsi="Times New Roman" w:cs="Times New Roman"/>
-        </w:rPr>
-      </w:pPr>
-      <w:r>
-        <w:rPr>
-          <w:rFonts w:ascii="Times New Roman" w:hAnsi="Times New Roman" w:cs="Times New Roman"/>
-          <w:b/>
-          <w:bCs/>
-          <w:sz w:val="24"/>
-          <w:szCs w:val="24"/>
-        </w:rPr>
-        <w:t>Complementarity of intraspecific diversity on competitive ability</w:t>
-      </w:r>
-      <w:r>
-        <w:rPr>
-          <w:rFonts w:ascii="Times New Roman" w:hAnsi="Times New Roman" w:cs="Times New Roman"/>
-          <w:b/>
-          <w:bCs/>
-          <w:sz w:val="24"/>
-          <w:szCs w:val="24"/>
-        </w:rPr>
-        <w:tab/>
-      </w:r>
-      <w:r>
-        <w:rPr>
-          <w:rFonts w:ascii="Times New Roman" w:hAnsi="Times New Roman" w:cs="Times New Roman"/>
-        </w:rPr>
-        <w:t>202</w:t>
-      </w:r>
-      <w:r>
-        <w:rPr>
-          <w:rFonts w:ascii="Times New Roman" w:hAnsi="Times New Roman" w:cs="Times New Roman"/>
-        </w:rPr>
-        <w:t>5</w:t>
-      </w:r>
-      <w:r>
-        <w:rPr>
-          <w:rFonts w:ascii="Times New Roman" w:hAnsi="Times New Roman" w:cs="Times New Roman"/>
-        </w:rPr>
-        <w:t>–present</w:t>
-      </w:r>
-      <w:r>
-        <w:rPr>
-          <w:rFonts w:ascii="Times New Roman" w:hAnsi="Times New Roman" w:cs="Times New Roman"/>
-          <w:b/>
-          <w:bCs/>
-          <w:sz w:val="24"/>
-          <w:szCs w:val="24"/>
-        </w:rPr>
-        <w:br/>
-      </w:r>
-      <w:r>
-        <w:rPr>
-          <w:rFonts w:ascii="Times New Roman" w:hAnsi="Times New Roman" w:cs="Times New Roman"/>
-          <w:sz w:val="24"/>
-          <w:szCs w:val="24"/>
-        </w:rPr>
-        <w:t>terHorst Evolutionary Ecology Lab | CSU Northridge</w:t>
-      </w:r>
-      <w:r>
-        <w:rPr>
-          <w:rFonts w:ascii="Times New Roman" w:hAnsi="Times New Roman" w:cs="Times New Roman"/>
-        </w:rPr>
-        <w:tab/>
-      </w:r>
-      <w:r>
-        <w:rPr>
-          <w:rFonts w:ascii="Times New Roman" w:hAnsi="Times New Roman" w:cs="Times New Roman"/>
-          <w:b/>
-          <w:bCs/>
-          <w:sz w:val="24"/>
-          <w:szCs w:val="24"/>
-        </w:rPr>
-        <w:tab/>
-      </w:r>
-    </w:p>
-    <w:p>
-      <w:pPr>
-        <w:pStyle w:val="ListParagraph"/>
-        <w:numPr>
-          <w:ilvl w:val="0"/>
-          <w:numId w:val="7"/>
-        </w:numPr>
-        <w:tabs>
-          <w:tab w:val="right" w:pos="9072"/>
-        </w:tabs>
-        <w:spacing w:line="240" w:lineRule="auto"/>
-        <w:ind w:left="426" w:hanging="284"/>
-        <w:rPr>
-          <w:rFonts w:ascii="Times New Roman" w:hAnsi="Times New Roman" w:cs="Times New Roman"/>
-        </w:rPr>
-      </w:pPr>
-      <w:r>
-        <w:rPr>
-          <w:rFonts w:ascii="Times New Roman" w:hAnsi="Times New Roman" w:cs="Times New Roman"/>
-        </w:rPr>
-        <w:t>Manipulated the diversity of rotifer clones in cultures with and without natural competitors to investigate additive effects of within-population diversity on interspecific competition</w:t>
-      </w:r>
-    </w:p>
-    <w:p>
-      <w:pPr>
-        <w:pStyle w:val="ListParagraph"/>
-        <w:numPr>
-          <w:ilvl w:val="0"/>
-          <w:numId w:val="7"/>
-        </w:numPr>
-        <w:tabs>
-          <w:tab w:val="right" w:pos="9072"/>
-        </w:tabs>
-        <w:spacing w:line="240" w:lineRule="auto"/>
-        <w:ind w:left="426" w:hanging="284"/>
-        <w:rPr>
-          <w:rFonts w:ascii="Times New Roman" w:hAnsi="Times New Roman" w:cs="Times New Roman"/>
-        </w:rPr>
-      </w:pPr>
-      <w:r>
-        <w:rPr>
-          <w:rFonts w:ascii="Times New Roman" w:hAnsi="Times New Roman" w:cs="Times New Roman"/>
-        </w:rPr>
-        <w:t xml:space="preserve">Result: </w:t>
-      </w:r>
-      <w:r>
-        <w:rPr>
-          <w:rFonts w:ascii="Times New Roman" w:hAnsi="Times New Roman" w:cs="Times New Roman"/>
-        </w:rPr>
-        <w:t>data analysis ongoing</w:t>
-      </w:r>
-    </w:p>
-    <w:p>
-      <w:pPr>
-        <w:pStyle w:val="ListParagraph"/>
-        <w:numPr>
-          <w:ilvl w:val="0"/>
-          <w:numId w:val="7"/>
-        </w:numPr>
-        <w:tabs>
-          <w:tab w:val="right" w:pos="9072"/>
-        </w:tabs>
-        <w:spacing w:line="240" w:lineRule="auto"/>
-        <w:ind w:left="426" w:hanging="284"/>
-        <w:rPr>
-          <w:rFonts w:ascii="Times New Roman" w:hAnsi="Times New Roman" w:cs="Times New Roman"/>
-        </w:rPr>
-      </w:pPr>
-      <w:r>
-        <w:rPr>
-          <w:rFonts w:ascii="Times New Roman" w:hAnsi="Times New Roman" w:cs="Times New Roman"/>
-        </w:rPr>
-        <w:t>Publication</w:t>
-      </w:r>
-      <w:r>
-        <w:rPr>
-          <w:rFonts w:ascii="Times New Roman" w:hAnsi="Times New Roman" w:cs="Times New Roman"/>
-        </w:rPr>
-        <w:t xml:space="preserve">: </w:t>
-      </w:r>
-      <w:r>
-        <w:rPr>
-          <w:rFonts w:ascii="Times New Roman" w:hAnsi="Times New Roman" w:cs="Times New Roman"/>
-        </w:rPr>
-        <w:t>manuscript in preparation; undergraduate mentee project</w:t>
-      </w:r>
-    </w:p>
-    <w:p>
-      <w:pPr>
-        <w:tabs>
-          <w:tab w:val="right" w:pos="9072"/>
-        </w:tabs>
-        <w:spacing w:line="240" w:lineRule="auto"/>
-        <w:rPr>
-          <w:rFonts w:ascii="Times New Roman" w:hAnsi="Times New Roman" w:cs="Times New Roman"/>
-        </w:rPr>
-      </w:pPr>
-      <w:r>
-        <w:rPr>
-          <w:rFonts w:ascii="Times New Roman" w:hAnsi="Times New Roman" w:cs="Times New Roman"/>
-          <w:b/>
-          <w:bCs/>
-          <w:sz w:val="24"/>
-          <w:szCs w:val="24"/>
-        </w:rPr>
-        <w:t>Spatial distribution of diverse temperature responses in a Bdelloid rotifer</w:t>
-      </w:r>
-      <w:r>
-        <w:rPr>
-          <w:rFonts w:ascii="Times New Roman" w:hAnsi="Times New Roman" w:cs="Times New Roman"/>
-          <w:b/>
-          <w:bCs/>
-          <w:sz w:val="24"/>
-          <w:szCs w:val="24"/>
-        </w:rPr>
-        <w:tab/>
-      </w:r>
-      <w:r>
-        <w:rPr>
-          <w:rFonts w:ascii="Times New Roman" w:hAnsi="Times New Roman" w:cs="Times New Roman"/>
-        </w:rPr>
-        <w:t>2023–</w:t>
-      </w:r>
-      <w:r>
-        <w:rPr>
-          <w:rFonts w:ascii="Times New Roman" w:hAnsi="Times New Roman" w:cs="Times New Roman"/>
-        </w:rPr>
-        <w:t>present</w:t>
-      </w:r>
-      <w:r>
-        <w:rPr>
-          <w:rFonts w:ascii="Times New Roman" w:hAnsi="Times New Roman" w:cs="Times New Roman"/>
-          <w:b/>
-          <w:bCs/>
-          <w:sz w:val="24"/>
-          <w:szCs w:val="24"/>
-        </w:rPr>
-        <w:br/>
-      </w:r>
-      <w:r>
-        <w:rPr>
-          <w:rFonts w:ascii="Times New Roman" w:hAnsi="Times New Roman" w:cs="Times New Roman"/>
-          <w:sz w:val="24"/>
-          <w:szCs w:val="24"/>
-        </w:rPr>
-        <w:t>terHorst Evolutionary Ecology Lab | CSU Northridge</w:t>
-      </w:r>
-      <w:r>
-        <w:rPr>
-          <w:rFonts w:ascii="Times New Roman" w:hAnsi="Times New Roman" w:cs="Times New Roman"/>
-        </w:rPr>
-        <w:tab/>
-      </w:r>
-      <w:r>
-        <w:rPr>
-          <w:rFonts w:ascii="Times New Roman" w:hAnsi="Times New Roman" w:cs="Times New Roman"/>
-          <w:b/>
-          <w:bCs/>
-          <w:sz w:val="24"/>
-          <w:szCs w:val="24"/>
-        </w:rPr>
-        <w:tab/>
-      </w:r>
-    </w:p>
-    <w:p>
-      <w:pPr>
-        <w:pStyle w:val="ListParagraph"/>
-        <w:numPr>
-          <w:ilvl w:val="0"/>
-          <w:numId w:val="7"/>
-        </w:numPr>
-        <w:tabs>
-          <w:tab w:val="right" w:pos="9072"/>
-        </w:tabs>
-        <w:spacing w:line="240" w:lineRule="auto"/>
-        <w:ind w:left="426" w:hanging="284"/>
-        <w:rPr>
-          <w:rFonts w:ascii="Times New Roman" w:hAnsi="Times New Roman" w:cs="Times New Roman"/>
-        </w:rPr>
-      </w:pPr>
-      <w:r>
-        <w:rPr>
-          <w:rFonts w:ascii="Times New Roman" w:hAnsi="Times New Roman" w:cs="Times New Roman"/>
-        </w:rPr>
-        <w:t>Measured response to changes in temperature in field collected samples of Pitcher Plant Rotifers (</w:t>
-      </w:r>
-      <w:r>
-        <w:rPr>
-          <w:rFonts w:ascii="Times New Roman" w:hAnsi="Times New Roman" w:cs="Times New Roman"/>
-          <w:i/>
-          <w:iCs/>
-        </w:rPr>
-        <w:t>Habrotrocha rosa</w:t>
-      </w:r>
-      <w:r>
-        <w:rPr>
-          <w:rFonts w:ascii="Times New Roman" w:hAnsi="Times New Roman" w:cs="Times New Roman"/>
-        </w:rPr>
-        <w:t>)</w:t>
-      </w:r>
-      <w:r>
-        <w:rPr>
-          <w:rFonts w:ascii="Times New Roman" w:hAnsi="Times New Roman" w:cs="Times New Roman"/>
-        </w:rPr>
-        <w:t xml:space="preserve"> including growth parameters and thermal performance metrics</w:t>
-      </w:r>
-    </w:p>
-    <w:p>
-      <w:pPr>
-        <w:pStyle w:val="ListParagraph"/>
-        <w:numPr>
-          <w:ilvl w:val="0"/>
-          <w:numId w:val="7"/>
-        </w:numPr>
-        <w:tabs>
-          <w:tab w:val="right" w:pos="9072"/>
-        </w:tabs>
-        <w:spacing w:line="240" w:lineRule="auto"/>
-        <w:ind w:left="426" w:hanging="284"/>
-        <w:rPr>
-          <w:rFonts w:ascii="Times New Roman" w:hAnsi="Times New Roman" w:cs="Times New Roman"/>
-        </w:rPr>
-      </w:pPr>
-      <w:r>
-        <w:rPr>
-          <w:rFonts w:ascii="Times New Roman" w:hAnsi="Times New Roman" w:cs="Times New Roman"/>
-        </w:rPr>
-        <w:t>Result: rotifer populations within individual pitcher plant leaves</w:t>
-      </w:r>
-      <w:r>
-        <w:rPr>
-          <w:rFonts w:ascii="Times New Roman" w:hAnsi="Times New Roman" w:cs="Times New Roman"/>
-        </w:rPr>
-        <w:t xml:space="preserve"> </w:t>
-      </w:r>
-      <w:r>
-        <w:rPr>
-          <w:rFonts w:ascii="Times New Roman" w:hAnsi="Times New Roman" w:cs="Times New Roman"/>
-        </w:rPr>
-        <w:t>are likely to have</w:t>
-      </w:r>
-      <w:r>
-        <w:rPr>
-          <w:rFonts w:ascii="Times New Roman" w:hAnsi="Times New Roman" w:cs="Times New Roman"/>
-        </w:rPr>
-        <w:t xml:space="preserve"> sufficient genetic variation in response to temperature to rapid</w:t>
-      </w:r>
-      <w:r>
-        <w:rPr>
-          <w:rFonts w:ascii="Times New Roman" w:hAnsi="Times New Roman" w:cs="Times New Roman"/>
-        </w:rPr>
-        <w:t>ly</w:t>
-      </w:r>
-      <w:r>
-        <w:rPr>
-          <w:rFonts w:ascii="Times New Roman" w:hAnsi="Times New Roman" w:cs="Times New Roman"/>
-        </w:rPr>
-        <w:t xml:space="preserve"> </w:t>
-      </w:r>
-      <w:r>
-        <w:rPr>
-          <w:rFonts w:ascii="Times New Roman" w:hAnsi="Times New Roman" w:cs="Times New Roman"/>
-        </w:rPr>
-        <w:t>adapt to a changing climate</w:t>
-      </w:r>
-    </w:p>
-    <w:p>
-      <w:pPr>
-        <w:pStyle w:val="ListParagraph"/>
-        <w:numPr>
-          <w:ilvl w:val="0"/>
-          <w:numId w:val="7"/>
-        </w:numPr>
-        <w:tabs>
-          <w:tab w:val="right" w:pos="9072"/>
-        </w:tabs>
-        <w:spacing w:line="240" w:lineRule="auto"/>
-        <w:ind w:left="426" w:hanging="284"/>
-        <w:rPr>
-          <w:rFonts w:ascii="Times New Roman" w:hAnsi="Times New Roman" w:cs="Times New Roman"/>
-        </w:rPr>
-      </w:pPr>
-      <w:r>
-        <w:rPr>
-          <w:rFonts w:ascii="Times New Roman" w:hAnsi="Times New Roman" w:cs="Times New Roman"/>
-        </w:rPr>
-        <w:t>Publication: manuscript in preparation; Chapter 1 of MS Thesis</w:t>
-      </w:r>
-    </w:p>
-    <w:p>
-      <w:pPr>
-        <w:tabs>
-          <w:tab w:val="right" w:pos="9072"/>
-        </w:tabs>
-        <w:spacing w:line="240" w:lineRule="auto"/>
-        <w:rPr>
-          <w:rFonts w:ascii="Times New Roman" w:hAnsi="Times New Roman" w:cs="Times New Roman"/>
-        </w:rPr>
-      </w:pPr>
-      <w:r>
-        <w:rPr>
-          <w:rFonts w:ascii="Times New Roman" w:hAnsi="Times New Roman" w:cs="Times New Roman"/>
-          <w:b/>
-          <w:bCs/>
-          <w:sz w:val="24"/>
-          <w:szCs w:val="24"/>
-        </w:rPr>
-        <w:lastRenderedPageBreak/>
-        <w:t xml:space="preserve">Larval settlement behavior </w:t>
-      </w:r>
-      <w:r>
-        <w:rPr>
-          <w:rFonts w:ascii="Times New Roman" w:hAnsi="Times New Roman" w:cs="Times New Roman"/>
-          <w:b/>
-          <w:bCs/>
-          <w:sz w:val="24"/>
-          <w:szCs w:val="24"/>
-        </w:rPr>
-        <w:t>in an aggregation-forming annelid</w:t>
-      </w:r>
-      <w:r>
-        <w:rPr>
-          <w:rFonts w:ascii="Times New Roman" w:hAnsi="Times New Roman" w:cs="Times New Roman"/>
-          <w:b/>
-          <w:bCs/>
-          <w:sz w:val="24"/>
-          <w:szCs w:val="24"/>
-        </w:rPr>
-        <w:tab/>
-      </w:r>
-      <w:r>
-        <w:rPr>
-          <w:rFonts w:ascii="Times New Roman" w:hAnsi="Times New Roman" w:cs="Times New Roman"/>
-        </w:rPr>
-        <w:t>202</w:t>
-      </w:r>
-      <w:r>
-        <w:rPr>
-          <w:rFonts w:ascii="Times New Roman" w:hAnsi="Times New Roman" w:cs="Times New Roman"/>
-        </w:rPr>
-        <w:t>2</w:t>
-      </w:r>
-      <w:r>
-        <w:rPr>
-          <w:rFonts w:ascii="Times New Roman" w:hAnsi="Times New Roman" w:cs="Times New Roman"/>
-        </w:rPr>
-        <w:t>–</w:t>
-      </w:r>
-      <w:r>
-        <w:rPr>
-          <w:rFonts w:ascii="Times New Roman" w:hAnsi="Times New Roman" w:cs="Times New Roman"/>
-        </w:rPr>
-        <w:t>2026</w:t>
-      </w:r>
-      <w:r>
-        <w:rPr>
-          <w:rFonts w:ascii="Times New Roman" w:hAnsi="Times New Roman" w:cs="Times New Roman"/>
-          <w:b/>
-          <w:bCs/>
-          <w:sz w:val="24"/>
-          <w:szCs w:val="24"/>
-        </w:rPr>
-        <w:br/>
-      </w:r>
-      <w:r>
-        <w:rPr>
-          <w:rFonts w:ascii="Times New Roman" w:hAnsi="Times New Roman" w:cs="Times New Roman"/>
-          <w:sz w:val="24"/>
-          <w:szCs w:val="24"/>
-        </w:rPr>
-        <w:t>Pernet Larval</w:t>
-      </w:r>
-      <w:r>
-        <w:rPr>
-          <w:rFonts w:ascii="Times New Roman" w:hAnsi="Times New Roman" w:cs="Times New Roman"/>
-          <w:sz w:val="24"/>
-          <w:szCs w:val="24"/>
-        </w:rPr>
-        <w:t xml:space="preserve"> Ecology Lab | CSU </w:t>
-      </w:r>
-      <w:r>
-        <w:rPr>
-          <w:rFonts w:ascii="Times New Roman" w:hAnsi="Times New Roman" w:cs="Times New Roman"/>
-          <w:sz w:val="24"/>
-          <w:szCs w:val="24"/>
-        </w:rPr>
-        <w:t>Long Beach</w:t>
-      </w:r>
-      <w:r>
-        <w:rPr>
-          <w:rFonts w:ascii="Times New Roman" w:hAnsi="Times New Roman" w:cs="Times New Roman"/>
-        </w:rPr>
-        <w:tab/>
-      </w:r>
-      <w:r>
-        <w:rPr>
-          <w:rFonts w:ascii="Times New Roman" w:hAnsi="Times New Roman" w:cs="Times New Roman"/>
-          <w:b/>
-          <w:bCs/>
-          <w:sz w:val="24"/>
-          <w:szCs w:val="24"/>
-        </w:rPr>
-        <w:tab/>
-      </w:r>
-    </w:p>
-    <w:p>
-      <w:pPr>
-        <w:pStyle w:val="ListParagraph"/>
-        <w:numPr>
-          <w:ilvl w:val="0"/>
-          <w:numId w:val="7"/>
-        </w:numPr>
-        <w:tabs>
-          <w:tab w:val="right" w:pos="9072"/>
-        </w:tabs>
-        <w:spacing w:line="240" w:lineRule="auto"/>
-        <w:ind w:left="426" w:hanging="284"/>
-        <w:rPr>
-          <w:rFonts w:ascii="Times New Roman" w:hAnsi="Times New Roman" w:cs="Times New Roman"/>
-        </w:rPr>
-      </w:pPr>
-      <w:r>
-        <w:rPr>
-          <w:rFonts w:ascii="Times New Roman" w:hAnsi="Times New Roman" w:cs="Times New Roman"/>
-        </w:rPr>
-        <w:t xml:space="preserve">Performed no-choice larval settlement assays to determine the substrate preference of the </w:t>
-      </w:r>
-      <w:proofErr w:type="spellStart"/>
-      <w:r>
-        <w:rPr>
-          <w:rFonts w:ascii="Times New Roman" w:hAnsi="Times New Roman" w:cs="Times New Roman"/>
-        </w:rPr>
-        <w:t>serpulid</w:t>
-      </w:r>
-      <w:proofErr w:type="spellEnd"/>
-      <w:r>
-        <w:rPr>
-          <w:rFonts w:ascii="Times New Roman" w:hAnsi="Times New Roman" w:cs="Times New Roman"/>
-        </w:rPr>
-        <w:t xml:space="preserve"> annelid (tube worm) </w:t>
-      </w:r>
-      <w:r>
-        <w:rPr>
-          <w:rFonts w:ascii="Times New Roman" w:hAnsi="Times New Roman" w:cs="Times New Roman"/>
-          <w:i/>
-          <w:iCs/>
-        </w:rPr>
-        <w:t xml:space="preserve">Ficopomatus </w:t>
-      </w:r>
-      <w:proofErr w:type="spellStart"/>
-      <w:r>
-        <w:rPr>
-          <w:rFonts w:ascii="Times New Roman" w:hAnsi="Times New Roman" w:cs="Times New Roman"/>
-          <w:i/>
-          <w:iCs/>
-        </w:rPr>
-        <w:t>enigmaticus</w:t>
-      </w:r>
-      <w:proofErr w:type="spellEnd"/>
-      <w:r>
-        <w:rPr>
-          <w:rFonts w:ascii="Times New Roman" w:hAnsi="Times New Roman" w:cs="Times New Roman"/>
-          <w:i/>
-          <w:iCs/>
-        </w:rPr>
-        <w:t>,</w:t>
-      </w:r>
-      <w:r>
-        <w:rPr>
-          <w:rFonts w:ascii="Times New Roman" w:hAnsi="Times New Roman" w:cs="Times New Roman"/>
-        </w:rPr>
-        <w:t xml:space="preserve"> an ecologically important invasive species</w:t>
-      </w:r>
-    </w:p>
-    <w:p>
-      <w:pPr>
-        <w:pStyle w:val="ListParagraph"/>
-        <w:numPr>
-          <w:ilvl w:val="0"/>
-          <w:numId w:val="7"/>
-        </w:numPr>
-        <w:tabs>
-          <w:tab w:val="right" w:pos="9072"/>
-        </w:tabs>
-        <w:spacing w:line="240" w:lineRule="auto"/>
-        <w:ind w:left="426" w:hanging="284"/>
-        <w:rPr>
-          <w:rFonts w:ascii="Times New Roman" w:hAnsi="Times New Roman" w:cs="Times New Roman"/>
-        </w:rPr>
-      </w:pPr>
-      <w:r>
-        <w:rPr>
-          <w:rFonts w:ascii="Times New Roman" w:hAnsi="Times New Roman" w:cs="Times New Roman"/>
-        </w:rPr>
-        <w:t xml:space="preserve">Result: </w:t>
-      </w:r>
-      <w:r>
-        <w:rPr>
-          <w:rFonts w:ascii="Times New Roman" w:hAnsi="Times New Roman" w:cs="Times New Roman"/>
-        </w:rPr>
-        <w:t>individual larvae can respond to multiple types of settlement cues</w:t>
-      </w:r>
-      <w:r>
-        <w:rPr>
-          <w:rFonts w:ascii="Times New Roman" w:hAnsi="Times New Roman" w:cs="Times New Roman"/>
-        </w:rPr>
-        <w:t xml:space="preserve">, a </w:t>
-      </w:r>
-      <w:r>
-        <w:rPr>
-          <w:rFonts w:ascii="Times New Roman" w:hAnsi="Times New Roman" w:cs="Times New Roman"/>
-        </w:rPr>
-        <w:t>significant implication for how frequently larvae can form new aggregations</w:t>
-      </w:r>
-    </w:p>
-    <w:p>
-      <w:pPr>
-        <w:pStyle w:val="ListParagraph"/>
-        <w:numPr>
-          <w:ilvl w:val="0"/>
-          <w:numId w:val="7"/>
-        </w:numPr>
-        <w:tabs>
-          <w:tab w:val="right" w:pos="9072"/>
-        </w:tabs>
-        <w:spacing w:line="240" w:lineRule="auto"/>
-        <w:ind w:left="426" w:hanging="284"/>
-        <w:rPr>
-          <w:rFonts w:ascii="Times New Roman" w:hAnsi="Times New Roman" w:cs="Times New Roman"/>
-        </w:rPr>
-      </w:pPr>
-      <w:r>
-        <w:rPr>
-          <w:rFonts w:ascii="Times New Roman" w:hAnsi="Times New Roman" w:cs="Times New Roman"/>
-        </w:rPr>
-        <w:t xml:space="preserve">Publication: </w:t>
-      </w:r>
-      <w:r>
-        <w:rPr>
-          <w:rFonts w:ascii="Times New Roman" w:hAnsi="Times New Roman" w:cs="Times New Roman"/>
-        </w:rPr>
-        <w:t>Mendelson et al., 2025 (see below)</w:t>
-      </w:r>
-    </w:p>
-    <w:p>
-      <w:pPr>
-        <w:tabs>
-          <w:tab w:val="right" w:pos="9072"/>
-        </w:tabs>
-        <w:spacing w:line="240" w:lineRule="auto"/>
-        <w:rPr>
-          <w:rFonts w:ascii="Times New Roman" w:hAnsi="Times New Roman" w:cs="Times New Roman"/>
-        </w:rPr>
-      </w:pPr>
-      <w:r>
-        <w:rPr>
-          <w:rFonts w:ascii="Times New Roman" w:hAnsi="Times New Roman" w:cs="Times New Roman"/>
-          <w:b/>
-          <w:bCs/>
-          <w:sz w:val="24"/>
-          <w:szCs w:val="24"/>
-        </w:rPr>
-        <w:t>Automating measurement of rotifer body size using computer vision models</w:t>
-      </w:r>
-      <w:r>
-        <w:rPr>
-          <w:rFonts w:ascii="Times New Roman" w:hAnsi="Times New Roman" w:cs="Times New Roman"/>
-          <w:b/>
-          <w:bCs/>
-          <w:sz w:val="24"/>
-          <w:szCs w:val="24"/>
-        </w:rPr>
-        <w:tab/>
-      </w:r>
-      <w:r>
-        <w:rPr>
-          <w:rFonts w:ascii="Times New Roman" w:hAnsi="Times New Roman" w:cs="Times New Roman"/>
-        </w:rPr>
-        <w:t>202</w:t>
-      </w:r>
-      <w:r>
-        <w:rPr>
-          <w:rFonts w:ascii="Times New Roman" w:hAnsi="Times New Roman" w:cs="Times New Roman"/>
-        </w:rPr>
-        <w:t>5</w:t>
-      </w:r>
-      <w:r>
-        <w:rPr>
-          <w:rFonts w:ascii="Times New Roman" w:hAnsi="Times New Roman" w:cs="Times New Roman"/>
-        </w:rPr>
-        <w:t>–</w:t>
-      </w:r>
-      <w:r>
-        <w:rPr>
-          <w:rFonts w:ascii="Times New Roman" w:hAnsi="Times New Roman" w:cs="Times New Roman"/>
-        </w:rPr>
-        <w:t>2025</w:t>
-      </w:r>
-      <w:r>
-        <w:rPr>
-          <w:rFonts w:ascii="Times New Roman" w:hAnsi="Times New Roman" w:cs="Times New Roman"/>
-          <w:b/>
-          <w:bCs/>
-          <w:sz w:val="24"/>
-          <w:szCs w:val="24"/>
-        </w:rPr>
-        <w:br/>
-      </w:r>
-      <w:r>
-        <w:rPr>
-          <w:rFonts w:ascii="Times New Roman" w:hAnsi="Times New Roman" w:cs="Times New Roman"/>
-          <w:sz w:val="24"/>
-          <w:szCs w:val="24"/>
-        </w:rPr>
-        <w:t>terHorst Evolutionary Ecology Lab | CSU Northridge</w:t>
-      </w:r>
-      <w:r>
-        <w:rPr>
-          <w:rFonts w:ascii="Times New Roman" w:hAnsi="Times New Roman" w:cs="Times New Roman"/>
-        </w:rPr>
-        <w:tab/>
-      </w:r>
-      <w:r>
-        <w:rPr>
-          <w:rFonts w:ascii="Times New Roman" w:hAnsi="Times New Roman" w:cs="Times New Roman"/>
-          <w:b/>
-          <w:bCs/>
-          <w:sz w:val="24"/>
-          <w:szCs w:val="24"/>
-        </w:rPr>
-        <w:tab/>
-      </w:r>
-    </w:p>
-    <w:p>
-      <w:pPr>
-        <w:pStyle w:val="ListParagraph"/>
-        <w:numPr>
-          <w:ilvl w:val="0"/>
-          <w:numId w:val="7"/>
-        </w:numPr>
-        <w:tabs>
-          <w:tab w:val="right" w:pos="9072"/>
-        </w:tabs>
-        <w:spacing w:line="240" w:lineRule="auto"/>
-        <w:ind w:left="426" w:hanging="284"/>
-        <w:rPr>
-          <w:rFonts w:ascii="Times New Roman" w:hAnsi="Times New Roman" w:cs="Times New Roman"/>
-        </w:rPr>
-      </w:pPr>
-      <w:r>
-        <w:rPr>
-          <w:rFonts w:ascii="Times New Roman" w:hAnsi="Times New Roman" w:cs="Times New Roman"/>
-        </w:rPr>
-        <w:t>Used object identification and pixel classification models to measure rotifer sizes from visually complex images</w:t>
-      </w:r>
-    </w:p>
-    <w:p>
-      <w:pPr>
-        <w:pStyle w:val="ListParagraph"/>
-        <w:numPr>
-          <w:ilvl w:val="0"/>
-          <w:numId w:val="7"/>
-        </w:numPr>
-        <w:tabs>
-          <w:tab w:val="right" w:pos="9072"/>
-        </w:tabs>
-        <w:spacing w:line="240" w:lineRule="auto"/>
-        <w:ind w:left="426" w:hanging="284"/>
-        <w:rPr>
-          <w:rFonts w:ascii="Times New Roman" w:hAnsi="Times New Roman" w:cs="Times New Roman"/>
-        </w:rPr>
-      </w:pPr>
-      <w:r>
-        <w:rPr>
-          <w:rFonts w:ascii="Times New Roman" w:hAnsi="Times New Roman" w:cs="Times New Roman"/>
-        </w:rPr>
-        <w:t>Result: measurements as accurate, or more accurate, than manually outlining each individual</w:t>
-      </w:r>
-    </w:p>
-    <w:p>
-      <w:pPr>
-        <w:pStyle w:val="ListParagraph"/>
-        <w:numPr>
-          <w:ilvl w:val="0"/>
-          <w:numId w:val="7"/>
-        </w:numPr>
-        <w:tabs>
-          <w:tab w:val="right" w:pos="9072"/>
-        </w:tabs>
-        <w:spacing w:line="240" w:lineRule="auto"/>
-        <w:ind w:left="426" w:hanging="284"/>
-        <w:rPr>
-          <w:rFonts w:ascii="Times New Roman" w:hAnsi="Times New Roman" w:cs="Times New Roman"/>
-        </w:rPr>
-      </w:pPr>
-      <w:r>
-        <w:rPr>
-          <w:rFonts w:ascii="Times New Roman" w:hAnsi="Times New Roman" w:cs="Times New Roman"/>
-        </w:rPr>
-        <w:t>Publication: manuscript planned for 2027; method for MS thesis</w:t>
-      </w:r>
-    </w:p>
-    <w:p>
-      <w:pPr>
-        <w:tabs>
-          <w:tab w:val="right" w:pos="9072"/>
-        </w:tabs>
-        <w:spacing w:line="240" w:lineRule="auto"/>
-        <w:rPr>
-          <w:rFonts w:ascii="Times New Roman" w:hAnsi="Times New Roman" w:cs="Times New Roman"/>
-        </w:rPr>
-      </w:pPr>
-      <w:r>
-        <w:rPr>
-          <w:rFonts w:ascii="Times New Roman" w:hAnsi="Times New Roman" w:cs="Times New Roman"/>
-          <w:b/>
-          <w:bCs/>
-          <w:sz w:val="24"/>
-          <w:szCs w:val="24"/>
-        </w:rPr>
-        <w:t>Phenotypic plasticity in larval morphology of an Echinoid</w:t>
-      </w:r>
-      <w:r>
-        <w:rPr>
-          <w:rFonts w:ascii="Times New Roman" w:hAnsi="Times New Roman" w:cs="Times New Roman"/>
-          <w:b/>
-          <w:bCs/>
-          <w:sz w:val="24"/>
-          <w:szCs w:val="24"/>
-        </w:rPr>
-        <w:tab/>
-      </w:r>
-      <w:r>
-        <w:rPr>
-          <w:rFonts w:ascii="Times New Roman" w:hAnsi="Times New Roman" w:cs="Times New Roman"/>
-        </w:rPr>
-        <w:t>202</w:t>
-      </w:r>
-      <w:r>
-        <w:rPr>
-          <w:rFonts w:ascii="Times New Roman" w:hAnsi="Times New Roman" w:cs="Times New Roman"/>
-        </w:rPr>
-        <w:t>1</w:t>
-      </w:r>
-      <w:r>
-        <w:rPr>
-          <w:rFonts w:ascii="Times New Roman" w:hAnsi="Times New Roman" w:cs="Times New Roman"/>
-        </w:rPr>
-        <w:t>–</w:t>
-      </w:r>
-      <w:r>
-        <w:rPr>
-          <w:rFonts w:ascii="Times New Roman" w:hAnsi="Times New Roman" w:cs="Times New Roman"/>
-        </w:rPr>
-        <w:t>2022</w:t>
-      </w:r>
-      <w:r>
-        <w:rPr>
-          <w:rFonts w:ascii="Times New Roman" w:hAnsi="Times New Roman" w:cs="Times New Roman"/>
-          <w:b/>
-          <w:bCs/>
-          <w:sz w:val="24"/>
-          <w:szCs w:val="24"/>
-        </w:rPr>
-        <w:br/>
-      </w:r>
-      <w:r>
-        <w:rPr>
-          <w:rFonts w:ascii="Times New Roman" w:hAnsi="Times New Roman" w:cs="Times New Roman"/>
-          <w:sz w:val="24"/>
-          <w:szCs w:val="24"/>
-        </w:rPr>
-        <w:t>Pernet Larval Ecology Lab | CSU Long Beach</w:t>
-      </w:r>
-      <w:r>
-        <w:rPr>
-          <w:rFonts w:ascii="Times New Roman" w:hAnsi="Times New Roman" w:cs="Times New Roman"/>
-        </w:rPr>
-        <w:tab/>
-      </w:r>
-      <w:r>
-        <w:rPr>
-          <w:rFonts w:ascii="Times New Roman" w:hAnsi="Times New Roman" w:cs="Times New Roman"/>
-          <w:b/>
-          <w:bCs/>
-          <w:sz w:val="24"/>
-          <w:szCs w:val="24"/>
-        </w:rPr>
-        <w:tab/>
-      </w:r>
-    </w:p>
-    <w:p>
-      <w:pPr>
-        <w:pStyle w:val="ListParagraph"/>
-        <w:numPr>
-          <w:ilvl w:val="0"/>
-          <w:numId w:val="7"/>
-        </w:numPr>
-        <w:tabs>
-          <w:tab w:val="right" w:pos="9072"/>
-        </w:tabs>
-        <w:spacing w:line="240" w:lineRule="auto"/>
-        <w:ind w:left="426" w:hanging="284"/>
-        <w:rPr>
-          <w:rFonts w:ascii="Times New Roman" w:hAnsi="Times New Roman" w:cs="Times New Roman"/>
-        </w:rPr>
-      </w:pPr>
-      <w:r>
-        <w:rPr>
-          <w:rFonts w:ascii="Times New Roman" w:hAnsi="Times New Roman" w:cs="Times New Roman"/>
-        </w:rPr>
-        <w:t xml:space="preserve">Reared larvae of the Painted Urchin, </w:t>
-      </w:r>
-      <w:proofErr w:type="spellStart"/>
-      <w:r>
-        <w:rPr>
-          <w:rFonts w:ascii="Times New Roman" w:hAnsi="Times New Roman" w:cs="Times New Roman"/>
-          <w:i/>
-          <w:iCs/>
-        </w:rPr>
-        <w:t>Lytechinus</w:t>
-      </w:r>
-      <w:proofErr w:type="spellEnd"/>
-      <w:r>
-        <w:rPr>
-          <w:rFonts w:ascii="Times New Roman" w:hAnsi="Times New Roman" w:cs="Times New Roman"/>
-          <w:i/>
-          <w:iCs/>
-        </w:rPr>
-        <w:t xml:space="preserve"> pictus</w:t>
-      </w:r>
-      <w:r>
-        <w:rPr>
-          <w:rFonts w:ascii="Times New Roman" w:hAnsi="Times New Roman" w:cs="Times New Roman"/>
-        </w:rPr>
-        <w:t xml:space="preserve">, </w:t>
-      </w:r>
-      <w:r>
-        <w:rPr>
-          <w:rFonts w:ascii="Times New Roman" w:hAnsi="Times New Roman" w:cs="Times New Roman"/>
-        </w:rPr>
-        <w:t>at high and low concentrations of algal food, then measured morphological characteristics for evidence of phenotypic plasticity</w:t>
-      </w:r>
-    </w:p>
-    <w:p>
-      <w:pPr>
-        <w:pStyle w:val="ListParagraph"/>
-        <w:numPr>
-          <w:ilvl w:val="0"/>
-          <w:numId w:val="7"/>
-        </w:numPr>
-        <w:tabs>
-          <w:tab w:val="right" w:pos="9072"/>
-        </w:tabs>
-        <w:spacing w:line="240" w:lineRule="auto"/>
-        <w:ind w:left="426" w:hanging="284"/>
-        <w:rPr>
-          <w:rFonts w:ascii="Times New Roman" w:hAnsi="Times New Roman" w:cs="Times New Roman"/>
-        </w:rPr>
-      </w:pPr>
-      <w:r>
-        <w:rPr>
-          <w:rFonts w:ascii="Times New Roman" w:hAnsi="Times New Roman" w:cs="Times New Roman"/>
-        </w:rPr>
-        <w:t xml:space="preserve">Result: found evidence of a plastic response; </w:t>
-      </w:r>
-      <w:r>
-        <w:rPr>
-          <w:rFonts w:ascii="Times New Roman" w:hAnsi="Times New Roman" w:cs="Times New Roman"/>
-        </w:rPr>
-        <w:t>foundation for</w:t>
-      </w:r>
-      <w:r>
-        <w:rPr>
-          <w:rFonts w:ascii="Times New Roman" w:hAnsi="Times New Roman" w:cs="Times New Roman"/>
-        </w:rPr>
-        <w:t xml:space="preserve"> a future MS project in the lab</w:t>
-      </w:r>
-    </w:p>
-    <w:p>
-      <w:pPr>
-        <w:pStyle w:val="ListParagraph"/>
-        <w:numPr>
-          <w:ilvl w:val="0"/>
-          <w:numId w:val="7"/>
-        </w:numPr>
-        <w:tabs>
-          <w:tab w:val="right" w:pos="9072"/>
-        </w:tabs>
-        <w:spacing w:line="240" w:lineRule="auto"/>
-        <w:ind w:left="426" w:hanging="284"/>
-        <w:rPr>
-          <w:rFonts w:ascii="Times New Roman" w:hAnsi="Times New Roman" w:cs="Times New Roman"/>
-        </w:rPr>
-      </w:pPr>
-      <w:r>
-        <w:rPr>
-          <w:rFonts w:ascii="Times New Roman" w:hAnsi="Times New Roman" w:cs="Times New Roman"/>
-        </w:rPr>
-        <w:t>Publication: N/A</w:t>
-      </w:r>
-      <w:r>
-        <w:rPr>
-          <w:rFonts w:ascii="Times New Roman" w:hAnsi="Times New Roman" w:cs="Times New Roman"/>
-        </w:rPr>
-        <w:t xml:space="preserve"> (or, see Nilsson and Pernet, 2023)</w:t>
-      </w:r>
-    </w:p>
-    <w:p>
-      <w:pPr>
-        <w:tabs>
-          <w:tab w:val="right" w:pos="9072"/>
-        </w:tabs>
-        <w:spacing w:line="240" w:lineRule="auto"/>
-        <w:rPr>
-          <w:rFonts w:ascii="Times New Roman" w:hAnsi="Times New Roman" w:cs="Times New Roman"/>
-        </w:rPr>
-      </w:pPr>
-      <w:r>
-        <w:rPr>
-          <w:rFonts w:ascii="Times New Roman" w:hAnsi="Times New Roman" w:cs="Times New Roman"/>
-          <w:b/>
-          <w:bCs/>
-          <w:sz w:val="24"/>
-          <w:szCs w:val="24"/>
-        </w:rPr>
-        <w:t>Automated algal feeding system for rearing marine invertebrate larvae</w:t>
-      </w:r>
-      <w:r>
-        <w:rPr>
-          <w:rFonts w:ascii="Times New Roman" w:hAnsi="Times New Roman" w:cs="Times New Roman"/>
-          <w:b/>
-          <w:bCs/>
-          <w:sz w:val="24"/>
-          <w:szCs w:val="24"/>
-        </w:rPr>
-        <w:tab/>
-      </w:r>
-      <w:r>
-        <w:rPr>
-          <w:rFonts w:ascii="Times New Roman" w:hAnsi="Times New Roman" w:cs="Times New Roman"/>
-        </w:rPr>
-        <w:t>202</w:t>
-      </w:r>
-      <w:r>
-        <w:rPr>
-          <w:rFonts w:ascii="Times New Roman" w:hAnsi="Times New Roman" w:cs="Times New Roman"/>
-        </w:rPr>
-        <w:t>1</w:t>
-      </w:r>
-      <w:r>
-        <w:rPr>
-          <w:rFonts w:ascii="Times New Roman" w:hAnsi="Times New Roman" w:cs="Times New Roman"/>
-        </w:rPr>
-        <w:t>–</w:t>
-      </w:r>
-      <w:r>
-        <w:rPr>
-          <w:rFonts w:ascii="Times New Roman" w:hAnsi="Times New Roman" w:cs="Times New Roman"/>
-        </w:rPr>
-        <w:t>2021</w:t>
-      </w:r>
-      <w:r>
-        <w:rPr>
-          <w:rFonts w:ascii="Times New Roman" w:hAnsi="Times New Roman" w:cs="Times New Roman"/>
-          <w:b/>
-          <w:bCs/>
-          <w:sz w:val="24"/>
-          <w:szCs w:val="24"/>
-        </w:rPr>
-        <w:br/>
-      </w:r>
-      <w:r>
-        <w:rPr>
-          <w:rFonts w:ascii="Times New Roman" w:hAnsi="Times New Roman" w:cs="Times New Roman"/>
-          <w:sz w:val="24"/>
-          <w:szCs w:val="24"/>
-        </w:rPr>
-        <w:t>Pernet Larval Ecology Lab | CSU Long Beach</w:t>
-      </w:r>
-      <w:r>
-        <w:rPr>
-          <w:rFonts w:ascii="Times New Roman" w:hAnsi="Times New Roman" w:cs="Times New Roman"/>
-        </w:rPr>
-        <w:tab/>
-      </w:r>
-      <w:r>
-        <w:rPr>
-          <w:rFonts w:ascii="Times New Roman" w:hAnsi="Times New Roman" w:cs="Times New Roman"/>
-          <w:b/>
-          <w:bCs/>
-          <w:sz w:val="24"/>
-          <w:szCs w:val="24"/>
-        </w:rPr>
-        <w:tab/>
-      </w:r>
-    </w:p>
-    <w:p>
-      <w:pPr>
-        <w:pStyle w:val="ListParagraph"/>
-        <w:numPr>
-          <w:ilvl w:val="0"/>
-          <w:numId w:val="7"/>
-        </w:numPr>
-        <w:tabs>
-          <w:tab w:val="right" w:pos="9072"/>
-        </w:tabs>
-        <w:spacing w:line="240" w:lineRule="auto"/>
-        <w:ind w:left="426" w:hanging="284"/>
-        <w:rPr>
-          <w:rFonts w:ascii="Times New Roman" w:hAnsi="Times New Roman" w:cs="Times New Roman"/>
-        </w:rPr>
-      </w:pPr>
-      <w:r>
-        <w:rPr>
-          <w:rFonts w:ascii="Times New Roman" w:hAnsi="Times New Roman" w:cs="Times New Roman"/>
-        </w:rPr>
-        <w:t>Lab</w:t>
-      </w:r>
-      <w:r>
-        <w:rPr>
-          <w:rFonts w:ascii="Times New Roman" w:hAnsi="Times New Roman" w:cs="Times New Roman"/>
-        </w:rPr>
-        <w:t>-</w:t>
-      </w:r>
-      <w:r>
-        <w:rPr>
-          <w:rFonts w:ascii="Times New Roman" w:hAnsi="Times New Roman" w:cs="Times New Roman"/>
-        </w:rPr>
-        <w:t>t</w:t>
-      </w:r>
-      <w:r>
-        <w:rPr>
-          <w:rFonts w:ascii="Times New Roman" w:hAnsi="Times New Roman" w:cs="Times New Roman"/>
-        </w:rPr>
-        <w:t xml:space="preserve">ested a fluorometry-based instrument that measured algal concentration using relative biofluorescence </w:t>
-      </w:r>
-      <w:r>
-        <w:rPr>
-          <w:rFonts w:ascii="Times New Roman" w:hAnsi="Times New Roman" w:cs="Times New Roman"/>
-        </w:rPr>
-        <w:t>to maintain a constant food concentration in</w:t>
-      </w:r>
-      <w:r>
-        <w:rPr>
-          <w:rFonts w:ascii="Times New Roman" w:hAnsi="Times New Roman" w:cs="Times New Roman"/>
-        </w:rPr>
-        <w:t xml:space="preserve"> marine</w:t>
-      </w:r>
-      <w:r>
-        <w:rPr>
-          <w:rFonts w:ascii="Times New Roman" w:hAnsi="Times New Roman" w:cs="Times New Roman"/>
-        </w:rPr>
-        <w:t xml:space="preserve"> larval cultures</w:t>
-      </w:r>
-      <w:r>
-        <w:rPr>
-          <w:rFonts w:ascii="Times New Roman" w:hAnsi="Times New Roman" w:cs="Times New Roman"/>
-        </w:rPr>
-        <w:tab/>
-      </w:r>
-    </w:p>
     <w:p>
       <w:pPr>
         <w:pBdr>
@@ -2155,7 +2063,7 @@
         <w:rPr>
           <w:rFonts w:ascii="Times New Roman" w:hAnsi="Times New Roman" w:cs="Times New Roman"/>
         </w:rPr>
-        <w:t>2025–2025</w:t>
+        <w:t>2025</w:t>
       </w:r>
       <w:r>
         <w:rPr>
@@ -2427,27 +2335,7 @@
           <w:sz w:val="24"/>
           <w:szCs w:val="24"/>
         </w:rPr>
-        <w:t>Intern</w:t>
-      </w:r>
-      <w:r>
-        <w:rPr>
-          <w:rFonts w:ascii="Times New Roman" w:hAnsi="Times New Roman" w:cs="Times New Roman"/>
-          <w:b/>
-          <w:bCs/>
-          <w:sz w:val="24"/>
-          <w:szCs w:val="24"/>
-        </w:rPr>
-        <w:t>,</w:t>
-      </w:r>
-      <w:r>
-        <w:rPr>
-          <w:rFonts w:ascii="Times New Roman" w:hAnsi="Times New Roman" w:cs="Times New Roman"/>
-          <w:b/>
-          <w:bCs/>
-          <w:sz w:val="24"/>
-          <w:szCs w:val="24"/>
-        </w:rPr>
-        <w:t xml:space="preserve"> </w:t>
+        <w:t xml:space="preserve">Intern, </w:t>
       </w:r>
       <w:r>
         <w:rPr>
@@ -2455,7 +2343,15 @@
           <w:i/>
           <w:iCs/>
         </w:rPr>
-        <w:t>Wetland Ecology Interpreter</w:t>
+        <w:t xml:space="preserve">Bolsa Chica </w:t>
+      </w:r>
+      <w:r>
+        <w:rPr>
+          <w:rFonts w:ascii="Times New Roman" w:hAnsi="Times New Roman" w:cs="Times New Roman"/>
+          <w:i/>
+          <w:iCs/>
+        </w:rPr>
+        <w:t>Conservancy</w:t>
       </w:r>
       <w:r>
         <w:rPr>
@@ -2467,7 +2363,25 @@
         <w:rPr>
           <w:rFonts w:ascii="Times New Roman" w:hAnsi="Times New Roman" w:cs="Times New Roman"/>
         </w:rPr>
-        <w:t>2023–present</w:t>
+        <w:t>202</w:t>
+      </w:r>
+      <w:r>
+        <w:rPr>
+          <w:rFonts w:ascii="Times New Roman" w:hAnsi="Times New Roman" w:cs="Times New Roman"/>
+        </w:rPr>
+        <w:t>2</w:t>
+      </w:r>
+      <w:r>
+        <w:rPr>
+          <w:rFonts w:ascii="Times New Roman" w:hAnsi="Times New Roman" w:cs="Times New Roman"/>
+        </w:rPr>
+        <w:t>–</w:t>
+      </w:r>
+      <w:r>
+        <w:rPr>
+          <w:rFonts w:ascii="Times New Roman" w:hAnsi="Times New Roman" w:cs="Times New Roman"/>
+        </w:rPr>
+        <w:t>2023</w:t>
       </w:r>
       <w:r>
         <w:rPr>
@@ -2479,13 +2393,19 @@
         <w:rPr>
           <w:rFonts w:ascii="Times New Roman" w:hAnsi="Times New Roman" w:cs="Times New Roman"/>
         </w:rPr>
-        <w:t>Tour guide of coastal wetlands to guests K-12 and adult</w:t>
-      </w:r>
-      <w:r>
-        <w:rPr>
-          <w:rFonts w:ascii="Times New Roman" w:hAnsi="Times New Roman" w:cs="Times New Roman"/>
-        </w:rPr>
-        <w:t xml:space="preserve"> | </w:t>
+        <w:t>Tour guide of coastal wetlands</w:t>
+      </w:r>
+      <w:r>
+        <w:rPr>
+          <w:rFonts w:ascii="Times New Roman" w:hAnsi="Times New Roman" w:cs="Times New Roman"/>
+        </w:rPr>
+        <w:t xml:space="preserve">, </w:t>
+      </w:r>
+      <w:r>
+        <w:rPr>
+          <w:rFonts w:ascii="Times New Roman" w:hAnsi="Times New Roman" w:cs="Times New Roman"/>
+        </w:rPr>
+        <w:t xml:space="preserve">K-12 and adult | </w:t>
       </w:r>
       <w:r>
         <w:rPr>
@@ -2500,56 +2420,6 @@
         <w:tab/>
       </w:r>
     </w:p>
-    <w:tbl>
-      <w:tblPr>
-        <w:tblStyle w:val="TableGrid"/>
-        <w:tblW w:w="9085" w:type="dxa"/>
-        <w:tblBorders>
-          <w:top w:val="none" w:sz="0" w:space="0" w:color="auto"/>
-          <w:left w:val="none" w:sz="0" w:space="0" w:color="auto"/>
-          <w:bottom w:val="none" w:sz="0" w:space="0" w:color="auto"/>
-          <w:right w:val="none" w:sz="0" w:space="0" w:color="auto"/>
-          <w:insideH w:val="none" w:sz="0" w:space="0" w:color="auto"/>
-          <w:insideV w:val="none" w:sz="0" w:space="0" w:color="auto"/>
-        </w:tblBorders>
-        <w:tblLook w:val="04A0" w:firstRow="1" w:lastRow="0" w:firstColumn="1" w:lastColumn="0" w:noHBand="0" w:noVBand="1"/>
-      </w:tblPr>
-      <w:tblGrid>
-        <w:gridCol w:w="4855"/>
-        <w:gridCol w:w="4230"/>
-      </w:tblGrid>
-      <w:tr>
-        <w:trPr>
-          <w:trHeight w:val="66"/>
-        </w:trPr>
-        <w:tc>
-          <w:tcPr>
-            <w:tcW w:w="4855" w:type="dxa"/>
-          </w:tcPr>
-          <w:p>
-            <w:pPr>
-              <w:rPr>
-                <w:rFonts w:ascii="Times New Roman" w:hAnsi="Times New Roman" w:cs="Times New Roman"/>
-              </w:rPr>
-            </w:pPr>
-          </w:p>
-        </w:tc>
-        <w:tc>
-          <w:tcPr>
-            <w:tcW w:w="4230" w:type="dxa"/>
-          </w:tcPr>
-          <w:p>
-            <w:pPr>
-              <w:pStyle w:val="ListParagraph"/>
-              <w:ind w:left="313"/>
-              <w:rPr>
-                <w:rFonts w:ascii="Times New Roman" w:hAnsi="Times New Roman" w:cs="Times New Roman"/>
-              </w:rPr>
-            </w:pPr>
-          </w:p>
-        </w:tc>
-      </w:tr>
-    </w:tbl>
     <w:p>
       <w:pPr>
         <w:pBdr>
@@ -2752,7 +2622,6 @@
           <w:sz w:val="24"/>
           <w:szCs w:val="24"/>
         </w:rPr>
-        <w:lastRenderedPageBreak/>
         <w:t xml:space="preserve">Program Assistant </w:t>
       </w:r>
       <w:r>
@@ -2969,606 +2838,84 @@
           <w:sz w:val="32"/>
           <w:szCs w:val="32"/>
         </w:rPr>
-        <w:t>Presentations</w:t>
-      </w:r>
-      <w:r>
+        <w:t>Invited Talks</w:t>
+      </w:r>
+    </w:p>
+    <w:p>
+      <w:pPr>
+        <w:tabs>
+          <w:tab w:val="right" w:pos="0"/>
+          <w:tab w:val="right" w:pos="9090"/>
+        </w:tabs>
+        <w:rPr>
+          <w:rFonts w:ascii="Times New Roman" w:hAnsi="Times New Roman" w:cs="Times New Roman"/>
+        </w:rPr>
+      </w:pPr>
+      <w:r>
+        <w:rPr>
+          <w:rFonts w:ascii="Times New Roman" w:hAnsi="Times New Roman" w:cs="Times New Roman"/>
+          <w:b/>
+          <w:bCs/>
+        </w:rPr>
+        <w:t xml:space="preserve">What actually happens when your computer “models”? </w:t>
+      </w:r>
+      <w:r>
+        <w:rPr>
+          <w:rFonts w:ascii="Times New Roman" w:hAnsi="Times New Roman" w:cs="Times New Roman"/>
+        </w:rPr>
+        <w:tab/>
+        <w:t>2026</w:t>
+      </w:r>
+      <w:r>
+        <w:rPr>
+          <w:rFonts w:ascii="Times New Roman" w:hAnsi="Times New Roman" w:cs="Times New Roman"/>
+        </w:rPr>
+        <w:br/>
+        <w:t xml:space="preserve">Guest lecturer, CSUN Biol 551 (Computer Modeling) </w:t>
+      </w:r>
+    </w:p>
+    <w:p>
+      <w:pPr>
+        <w:tabs>
+          <w:tab w:val="right" w:pos="0"/>
+          <w:tab w:val="right" w:pos="9090"/>
+        </w:tabs>
+        <w:rPr>
+          <w:rFonts w:ascii="Times New Roman" w:hAnsi="Times New Roman" w:cs="Times New Roman"/>
+        </w:rPr>
+      </w:pPr>
+      <w:r>
+        <w:rPr>
+          <w:rFonts w:ascii="Times New Roman" w:hAnsi="Times New Roman" w:cs="Times New Roman"/>
+          <w:b/>
+          <w:bCs/>
+        </w:rPr>
+        <w:t>Local butterfly ecology</w:t>
+      </w:r>
+      <w:r>
+        <w:rPr>
+          <w:rFonts w:ascii="Times New Roman" w:hAnsi="Times New Roman" w:cs="Times New Roman"/>
+        </w:rPr>
+        <w:tab/>
+        <w:t>2026</w:t>
+      </w:r>
+      <w:r>
+        <w:rPr>
+          <w:rFonts w:ascii="Times New Roman" w:hAnsi="Times New Roman" w:cs="Times New Roman"/>
+        </w:rPr>
+        <w:br/>
+        <w:t xml:space="preserve">Creative Habitat: Ecology Meets Mosaic, Crafted at the Port of LA </w:t>
+      </w:r>
+    </w:p>
+    <w:p>
+      <w:pPr>
         <w:rPr>
           <w:rFonts w:ascii="Avenir Next LT Pro" w:hAnsi="Avenir Next LT Pro"/>
+          <w:color w:val="538135" w:themeColor="accent6" w:themeShade="BF"/>
           <w:sz w:val="32"/>
           <w:szCs w:val="32"/>
         </w:rPr>
-        <w:tab/>
-      </w:r>
-      <w:r>
-        <w:rPr>
-          <w:rFonts w:ascii="Times New Roman" w:hAnsi="Times New Roman" w:cs="Times New Roman"/>
-          <w:i/>
-          <w:iCs/>
-        </w:rPr>
-        <w:t>* denotes presenter</w:t>
-      </w:r>
-    </w:p>
-    <w:p>
-      <w:pPr>
-        <w:ind w:left="720" w:hanging="720"/>
-        <w:rPr>
-          <w:rFonts w:ascii="Times New Roman" w:hAnsi="Times New Roman" w:cs="Times New Roman"/>
-        </w:rPr>
-      </w:pPr>
-      <w:r>
-        <w:rPr>
-          <w:rFonts w:ascii="Times New Roman" w:hAnsi="Times New Roman" w:cs="Times New Roman"/>
-          <w:b/>
-          <w:bCs/>
-        </w:rPr>
-        <w:t>Mendelson, A. A*.</w:t>
-      </w:r>
-      <w:r>
-        <w:rPr>
-          <w:rFonts w:ascii="Times New Roman" w:hAnsi="Times New Roman" w:cs="Times New Roman"/>
-        </w:rPr>
-        <w:t xml:space="preserve">, C. P. terHorst, 2026. </w:t>
-      </w:r>
-      <w:r>
-        <w:rPr>
-          <w:rFonts w:ascii="Times New Roman" w:hAnsi="Times New Roman" w:cs="Times New Roman"/>
-        </w:rPr>
-        <w:t>Adaptation to climate change and its indirect effects on rotifer ecology</w:t>
-      </w:r>
-      <w:r>
-        <w:rPr>
-          <w:rFonts w:ascii="Times New Roman" w:hAnsi="Times New Roman" w:cs="Times New Roman"/>
-        </w:rPr>
-        <w:t>. Southern California Academy of Sciences, Anaheim, CA [</w:t>
-      </w:r>
-      <w:r>
-        <w:rPr>
-          <w:rFonts w:ascii="Times New Roman" w:hAnsi="Times New Roman" w:cs="Times New Roman"/>
-          <w:b/>
-          <w:bCs/>
-        </w:rPr>
-        <w:t>talk</w:t>
-      </w:r>
-      <w:r>
-        <w:rPr>
-          <w:rFonts w:ascii="Times New Roman" w:hAnsi="Times New Roman" w:cs="Times New Roman"/>
-        </w:rPr>
-        <w:t xml:space="preserve">]; </w:t>
-      </w:r>
-      <w:proofErr w:type="spellStart"/>
-      <w:r>
-        <w:rPr>
-          <w:rFonts w:ascii="Times New Roman" w:hAnsi="Times New Roman" w:cs="Times New Roman"/>
-        </w:rPr>
-        <w:t>CSUNposium</w:t>
-      </w:r>
-      <w:proofErr w:type="spellEnd"/>
-      <w:r>
-        <w:rPr>
-          <w:rFonts w:ascii="Times New Roman" w:hAnsi="Times New Roman" w:cs="Times New Roman"/>
-        </w:rPr>
-        <w:t>, Northridge, CA [</w:t>
-      </w:r>
-      <w:r>
-        <w:rPr>
-          <w:rFonts w:ascii="Times New Roman" w:hAnsi="Times New Roman" w:cs="Times New Roman"/>
-          <w:b/>
-          <w:bCs/>
-        </w:rPr>
-        <w:t>talk</w:t>
-      </w:r>
-      <w:r>
-        <w:rPr>
-          <w:rFonts w:ascii="Times New Roman" w:hAnsi="Times New Roman" w:cs="Times New Roman"/>
-        </w:rPr>
-        <w:t>]</w:t>
-      </w:r>
-    </w:p>
-    <w:p>
-      <w:pPr>
-        <w:ind w:left="720" w:hanging="720"/>
-        <w:rPr>
-          <w:rFonts w:ascii="Times New Roman" w:hAnsi="Times New Roman" w:cs="Times New Roman"/>
-          <w:b/>
-          <w:bCs/>
-        </w:rPr>
-      </w:pPr>
-      <w:r>
-        <w:rPr>
-          <w:rFonts w:ascii="Times New Roman" w:hAnsi="Times New Roman" w:cs="Times New Roman"/>
-          <w:b/>
-          <w:bCs/>
-        </w:rPr>
-        <w:t>Mendelson, A. A*.</w:t>
-      </w:r>
-      <w:r>
-        <w:rPr>
-          <w:rFonts w:ascii="Times New Roman" w:hAnsi="Times New Roman" w:cs="Times New Roman"/>
-        </w:rPr>
-        <w:t>, C. P. terHorst.</w:t>
-      </w:r>
-      <w:r>
-        <w:rPr>
-          <w:rFonts w:ascii="Times New Roman" w:hAnsi="Times New Roman" w:cs="Times New Roman"/>
-          <w:b/>
-          <w:bCs/>
-        </w:rPr>
-        <w:t xml:space="preserve"> </w:t>
-      </w:r>
-      <w:r>
-        <w:rPr>
-          <w:rFonts w:ascii="Times New Roman" w:hAnsi="Times New Roman" w:cs="Times New Roman"/>
-        </w:rPr>
-        <w:t>2025. The search for indirect ecological effect of evolution in pitcher plant rotifers. Western Society of Naturalists, San Diego, CA [</w:t>
-      </w:r>
-      <w:r>
-        <w:rPr>
-          <w:rFonts w:ascii="Times New Roman" w:hAnsi="Times New Roman" w:cs="Times New Roman"/>
-          <w:b/>
-          <w:bCs/>
-        </w:rPr>
-        <w:t>talk</w:t>
-      </w:r>
-      <w:r>
-        <w:rPr>
-          <w:rFonts w:ascii="Times New Roman" w:hAnsi="Times New Roman" w:cs="Times New Roman"/>
-        </w:rPr>
-        <w:t>]</w:t>
-      </w:r>
-    </w:p>
-    <w:p>
-      <w:pPr>
-        <w:ind w:left="720" w:hanging="720"/>
-        <w:rPr>
-          <w:rFonts w:ascii="Times New Roman" w:hAnsi="Times New Roman" w:cs="Times New Roman"/>
-        </w:rPr>
-      </w:pPr>
-      <w:r>
-        <w:rPr>
-          <w:rFonts w:ascii="Times New Roman" w:hAnsi="Times New Roman" w:cs="Times New Roman"/>
-          <w:b/>
-          <w:bCs/>
-        </w:rPr>
-        <w:t>Mendelson, A. A*.</w:t>
-      </w:r>
-      <w:r>
-        <w:rPr>
-          <w:rFonts w:ascii="Times New Roman" w:hAnsi="Times New Roman" w:cs="Times New Roman"/>
-        </w:rPr>
-        <w:t xml:space="preserve">, </w:t>
-      </w:r>
-      <w:r>
-        <w:rPr>
-          <w:rFonts w:ascii="Times New Roman" w:hAnsi="Times New Roman" w:cs="Times New Roman"/>
-        </w:rPr>
-        <w:t>C</w:t>
-      </w:r>
-      <w:r>
-        <w:rPr>
-          <w:rFonts w:ascii="Times New Roman" w:hAnsi="Times New Roman" w:cs="Times New Roman"/>
-        </w:rPr>
-        <w:t>.</w:t>
-      </w:r>
-      <w:r>
-        <w:rPr>
-          <w:rFonts w:ascii="Times New Roman" w:hAnsi="Times New Roman" w:cs="Times New Roman"/>
-        </w:rPr>
-        <w:t xml:space="preserve"> P. terHorst</w:t>
-      </w:r>
-      <w:r>
-        <w:rPr>
-          <w:rFonts w:ascii="Times New Roman" w:hAnsi="Times New Roman" w:cs="Times New Roman"/>
-        </w:rPr>
-        <w:t>.</w:t>
-      </w:r>
-      <w:r>
-        <w:rPr>
-          <w:rFonts w:ascii="Times New Roman" w:hAnsi="Times New Roman" w:cs="Times New Roman"/>
-          <w:b/>
-          <w:bCs/>
-        </w:rPr>
-        <w:t xml:space="preserve"> </w:t>
-      </w:r>
-      <w:r>
-        <w:rPr>
-          <w:rFonts w:ascii="Times New Roman" w:hAnsi="Times New Roman" w:cs="Times New Roman"/>
-        </w:rPr>
-        <w:t>2025</w:t>
-      </w:r>
-      <w:r>
-        <w:rPr>
-          <w:rFonts w:ascii="Times New Roman" w:hAnsi="Times New Roman" w:cs="Times New Roman"/>
-        </w:rPr>
-        <w:t>.</w:t>
-      </w:r>
-      <w:r>
-        <w:rPr>
-          <w:rFonts w:ascii="Times New Roman" w:hAnsi="Times New Roman" w:cs="Times New Roman"/>
-        </w:rPr>
-        <w:t xml:space="preserve"> Does response to increased temperature differ among clones of pitcher plant rotifers? Evolution, Athens, GA [</w:t>
-      </w:r>
-      <w:r>
-        <w:rPr>
-          <w:rFonts w:ascii="Times New Roman" w:hAnsi="Times New Roman" w:cs="Times New Roman"/>
-          <w:b/>
-          <w:bCs/>
-        </w:rPr>
-        <w:t>poster</w:t>
-      </w:r>
-      <w:r>
-        <w:rPr>
-          <w:rFonts w:ascii="Times New Roman" w:hAnsi="Times New Roman" w:cs="Times New Roman"/>
-        </w:rPr>
-        <w:t>]</w:t>
-      </w:r>
-    </w:p>
-    <w:p>
-      <w:pPr>
-        <w:ind w:left="720" w:hanging="720"/>
-        <w:rPr>
-          <w:rFonts w:ascii="Times New Roman" w:hAnsi="Times New Roman" w:cs="Times New Roman"/>
-        </w:rPr>
-      </w:pPr>
-      <w:r>
-        <w:rPr>
-          <w:rFonts w:ascii="Times New Roman" w:hAnsi="Times New Roman" w:cs="Times New Roman"/>
-          <w:b/>
-          <w:bCs/>
-        </w:rPr>
-        <w:t>Mendelson, A. A*.</w:t>
-      </w:r>
-      <w:r>
-        <w:rPr>
-          <w:rFonts w:ascii="Times New Roman" w:hAnsi="Times New Roman" w:cs="Times New Roman"/>
-        </w:rPr>
-        <w:t>,</w:t>
-      </w:r>
-      <w:r>
-        <w:rPr>
-          <w:rFonts w:ascii="Times New Roman" w:hAnsi="Times New Roman" w:cs="Times New Roman"/>
-        </w:rPr>
-        <w:t xml:space="preserve"> C</w:t>
-      </w:r>
-      <w:r>
-        <w:rPr>
-          <w:rFonts w:ascii="Times New Roman" w:hAnsi="Times New Roman" w:cs="Times New Roman"/>
-        </w:rPr>
-        <w:t>.</w:t>
-      </w:r>
-      <w:r>
-        <w:rPr>
-          <w:rFonts w:ascii="Times New Roman" w:hAnsi="Times New Roman" w:cs="Times New Roman"/>
-        </w:rPr>
-        <w:t xml:space="preserve"> P. terHorst</w:t>
-      </w:r>
-      <w:r>
-        <w:rPr>
-          <w:rFonts w:ascii="Times New Roman" w:hAnsi="Times New Roman" w:cs="Times New Roman"/>
-        </w:rPr>
-        <w:t>. P.</w:t>
-      </w:r>
-      <w:r>
-        <w:rPr>
-          <w:rFonts w:ascii="Times New Roman" w:hAnsi="Times New Roman" w:cs="Times New Roman"/>
-        </w:rPr>
-        <w:t xml:space="preserve"> 2024</w:t>
-      </w:r>
-      <w:r>
-        <w:rPr>
-          <w:rFonts w:ascii="Times New Roman" w:hAnsi="Times New Roman" w:cs="Times New Roman"/>
-        </w:rPr>
-        <w:t>.</w:t>
-      </w:r>
-      <w:r>
-        <w:rPr>
-          <w:rFonts w:ascii="Times New Roman" w:hAnsi="Times New Roman" w:cs="Times New Roman"/>
-        </w:rPr>
-        <w:t xml:space="preserve"> </w:t>
-      </w:r>
-      <w:r>
-        <w:rPr>
-          <w:rFonts w:ascii="Times New Roman" w:hAnsi="Times New Roman" w:cs="Times New Roman"/>
-        </w:rPr>
-        <w:t>Different effects of temperature on pitcher plant rotifer clones</w:t>
-      </w:r>
-      <w:r>
-        <w:rPr>
-          <w:rFonts w:ascii="Times New Roman" w:hAnsi="Times New Roman" w:cs="Times New Roman"/>
-        </w:rPr>
-        <w:t>. Ecological Society of America, Long Beach, CA [</w:t>
-      </w:r>
-      <w:r>
-        <w:rPr>
-          <w:rFonts w:ascii="Times New Roman" w:hAnsi="Times New Roman" w:cs="Times New Roman"/>
-          <w:b/>
-          <w:bCs/>
-        </w:rPr>
-        <w:t>poster</w:t>
-      </w:r>
-      <w:r>
-        <w:rPr>
-          <w:rFonts w:ascii="Times New Roman" w:hAnsi="Times New Roman" w:cs="Times New Roman"/>
-        </w:rPr>
-        <w:t>]</w:t>
-      </w:r>
-    </w:p>
-    <w:p>
-      <w:pPr>
-        <w:ind w:left="720" w:hanging="720"/>
-        <w:rPr>
-          <w:rFonts w:ascii="Times New Roman" w:hAnsi="Times New Roman" w:cs="Times New Roman"/>
-        </w:rPr>
-      </w:pPr>
-      <w:r>
-        <w:rPr>
-          <w:rFonts w:ascii="Times New Roman" w:hAnsi="Times New Roman" w:cs="Times New Roman"/>
-          <w:b/>
-          <w:bCs/>
-        </w:rPr>
-        <w:t>Mendelson, A. A*.</w:t>
-      </w:r>
-      <w:r>
-        <w:rPr>
-          <w:rFonts w:ascii="Times New Roman" w:hAnsi="Times New Roman" w:cs="Times New Roman"/>
-        </w:rPr>
-        <w:t xml:space="preserve">, </w:t>
-      </w:r>
-      <w:r>
-        <w:rPr>
-          <w:rFonts w:ascii="Times New Roman" w:hAnsi="Times New Roman" w:cs="Times New Roman"/>
-        </w:rPr>
-        <w:t>C</w:t>
-      </w:r>
-      <w:r>
-        <w:rPr>
-          <w:rFonts w:ascii="Times New Roman" w:hAnsi="Times New Roman" w:cs="Times New Roman"/>
-        </w:rPr>
-        <w:t>.</w:t>
-      </w:r>
-      <w:r>
-        <w:rPr>
-          <w:rFonts w:ascii="Times New Roman" w:hAnsi="Times New Roman" w:cs="Times New Roman"/>
-        </w:rPr>
-        <w:t xml:space="preserve"> P. </w:t>
-      </w:r>
-      <w:r>
-        <w:rPr>
-          <w:rFonts w:ascii="Times New Roman" w:hAnsi="Times New Roman" w:cs="Times New Roman"/>
-        </w:rPr>
-        <w:t>terHorst.</w:t>
-      </w:r>
-      <w:r>
-        <w:rPr>
-          <w:rFonts w:ascii="Times New Roman" w:hAnsi="Times New Roman" w:cs="Times New Roman"/>
-        </w:rPr>
-        <w:t xml:space="preserve"> 2024</w:t>
-      </w:r>
-      <w:r>
-        <w:rPr>
-          <w:rFonts w:ascii="Times New Roman" w:hAnsi="Times New Roman" w:cs="Times New Roman"/>
-        </w:rPr>
-        <w:t>.</w:t>
-      </w:r>
-      <w:r>
-        <w:rPr>
-          <w:rFonts w:ascii="Times New Roman" w:hAnsi="Times New Roman" w:cs="Times New Roman"/>
-        </w:rPr>
-        <w:t xml:space="preserve"> </w:t>
-      </w:r>
-      <w:r>
-        <w:rPr>
-          <w:rFonts w:ascii="Times New Roman" w:hAnsi="Times New Roman" w:cs="Times New Roman"/>
-        </w:rPr>
-        <w:t>Ecological effect of evolution in pitcher plant rotifers</w:t>
-      </w:r>
-      <w:r>
-        <w:rPr>
-          <w:rFonts w:ascii="Times New Roman" w:hAnsi="Times New Roman" w:cs="Times New Roman"/>
-        </w:rPr>
-        <w:t xml:space="preserve"> </w:t>
-      </w:r>
-      <w:r>
-        <w:rPr>
-          <w:rFonts w:ascii="Times New Roman" w:hAnsi="Times New Roman" w:cs="Times New Roman"/>
-        </w:rPr>
-        <w:t>as a response to temperature stress</w:t>
-      </w:r>
-      <w:r>
-        <w:rPr>
-          <w:rFonts w:ascii="Times New Roman" w:hAnsi="Times New Roman" w:cs="Times New Roman"/>
-        </w:rPr>
-        <w:t xml:space="preserve">. </w:t>
-      </w:r>
-      <w:proofErr w:type="spellStart"/>
-      <w:r>
-        <w:rPr>
-          <w:rFonts w:ascii="Times New Roman" w:hAnsi="Times New Roman" w:cs="Times New Roman"/>
-        </w:rPr>
-        <w:t>CSUNposium</w:t>
-      </w:r>
-      <w:proofErr w:type="spellEnd"/>
-      <w:r>
-        <w:rPr>
-          <w:rFonts w:ascii="Times New Roman" w:hAnsi="Times New Roman" w:cs="Times New Roman"/>
-        </w:rPr>
-        <w:t>, Northridge, CA [</w:t>
-      </w:r>
-      <w:r>
-        <w:rPr>
-          <w:rFonts w:ascii="Times New Roman" w:hAnsi="Times New Roman" w:cs="Times New Roman"/>
-          <w:b/>
-          <w:bCs/>
-        </w:rPr>
-        <w:t>poster</w:t>
-      </w:r>
-      <w:r>
-        <w:rPr>
-          <w:rFonts w:ascii="Times New Roman" w:hAnsi="Times New Roman" w:cs="Times New Roman"/>
-        </w:rPr>
-        <w:t>]</w:t>
-      </w:r>
-    </w:p>
-    <w:p>
-      <w:pPr>
-        <w:ind w:left="720" w:hanging="720"/>
-        <w:rPr>
-          <w:rFonts w:ascii="Times New Roman" w:hAnsi="Times New Roman" w:cs="Times New Roman"/>
-        </w:rPr>
-      </w:pPr>
-      <w:r>
-        <w:rPr>
-          <w:rFonts w:ascii="Times New Roman" w:hAnsi="Times New Roman" w:cs="Times New Roman"/>
-          <w:b/>
-          <w:bCs/>
-        </w:rPr>
-        <w:t>Mendelson, A. A</w:t>
-      </w:r>
-      <w:r>
-        <w:rPr>
-          <w:rFonts w:ascii="Times New Roman" w:hAnsi="Times New Roman" w:cs="Times New Roman"/>
-          <w:b/>
-          <w:bCs/>
-        </w:rPr>
-        <w:t>*</w:t>
-      </w:r>
-      <w:r>
-        <w:rPr>
-          <w:rFonts w:ascii="Times New Roman" w:hAnsi="Times New Roman" w:cs="Times New Roman"/>
-          <w:b/>
-          <w:bCs/>
-        </w:rPr>
-        <w:t>.,</w:t>
-      </w:r>
-      <w:r>
-        <w:rPr>
-          <w:rFonts w:ascii="Times New Roman" w:hAnsi="Times New Roman" w:cs="Times New Roman"/>
-        </w:rPr>
-        <w:t xml:space="preserve"> K. Nuon, B. Pernet. </w:t>
-      </w:r>
-      <w:r>
-        <w:rPr>
-          <w:rFonts w:ascii="Times New Roman" w:hAnsi="Times New Roman" w:cs="Times New Roman"/>
-        </w:rPr>
-        <w:t>2022, 2023</w:t>
-      </w:r>
-      <w:r>
-        <w:rPr>
-          <w:rFonts w:ascii="Times New Roman" w:hAnsi="Times New Roman" w:cs="Times New Roman"/>
-        </w:rPr>
-        <w:t>.</w:t>
-      </w:r>
-      <w:r>
-        <w:rPr>
-          <w:rFonts w:ascii="Times New Roman" w:hAnsi="Times New Roman" w:cs="Times New Roman"/>
-        </w:rPr>
-        <w:t xml:space="preserve"> </w:t>
-      </w:r>
-      <w:r>
-        <w:rPr>
-          <w:rFonts w:ascii="Times New Roman" w:hAnsi="Times New Roman" w:cs="Times New Roman"/>
-        </w:rPr>
-        <w:t xml:space="preserve">It’s all a big mistake: larval errors and the formation of new aggregations of the </w:t>
-      </w:r>
-      <w:proofErr w:type="spellStart"/>
-      <w:r>
-        <w:rPr>
-          <w:rFonts w:ascii="Times New Roman" w:hAnsi="Times New Roman" w:cs="Times New Roman"/>
-        </w:rPr>
-        <w:t>serpulid</w:t>
-      </w:r>
-      <w:proofErr w:type="spellEnd"/>
-      <w:r>
-        <w:rPr>
-          <w:rFonts w:ascii="Times New Roman" w:hAnsi="Times New Roman" w:cs="Times New Roman"/>
-        </w:rPr>
-        <w:t xml:space="preserve"> annelid </w:t>
-      </w:r>
-      <w:r>
-        <w:rPr>
-          <w:rFonts w:ascii="Times New Roman" w:hAnsi="Times New Roman" w:cs="Times New Roman"/>
-          <w:i/>
-          <w:iCs/>
-        </w:rPr>
-        <w:t xml:space="preserve">Ficopomatus </w:t>
-      </w:r>
-      <w:proofErr w:type="spellStart"/>
-      <w:r>
-        <w:rPr>
-          <w:rFonts w:ascii="Times New Roman" w:hAnsi="Times New Roman" w:cs="Times New Roman"/>
-          <w:i/>
-          <w:iCs/>
-        </w:rPr>
-        <w:t>enigmaticus</w:t>
-      </w:r>
-      <w:proofErr w:type="spellEnd"/>
-      <w:r>
-        <w:rPr>
-          <w:rFonts w:ascii="Times New Roman" w:hAnsi="Times New Roman" w:cs="Times New Roman"/>
-        </w:rPr>
-        <w:t>.</w:t>
-      </w:r>
-      <w:r>
-        <w:rPr>
-          <w:rFonts w:ascii="Times New Roman" w:hAnsi="Times New Roman" w:cs="Times New Roman"/>
-        </w:rPr>
-        <w:t xml:space="preserve"> Western Society of Naturalists, Monterey, CA [</w:t>
-      </w:r>
-      <w:r>
-        <w:rPr>
-          <w:rFonts w:ascii="Times New Roman" w:hAnsi="Times New Roman" w:cs="Times New Roman"/>
-          <w:b/>
-          <w:bCs/>
-        </w:rPr>
-        <w:t>talk</w:t>
-      </w:r>
-      <w:r>
-        <w:rPr>
-          <w:rFonts w:ascii="Times New Roman" w:hAnsi="Times New Roman" w:cs="Times New Roman"/>
-        </w:rPr>
-        <w:t>]; Southern California Academy of Sciences, Santa Barbara, CA [</w:t>
-      </w:r>
-      <w:r>
-        <w:rPr>
-          <w:rFonts w:ascii="Times New Roman" w:hAnsi="Times New Roman" w:cs="Times New Roman"/>
-          <w:b/>
-          <w:bCs/>
-        </w:rPr>
-        <w:t>talk</w:t>
-      </w:r>
-      <w:r>
-        <w:rPr>
-          <w:rFonts w:ascii="Times New Roman" w:hAnsi="Times New Roman" w:cs="Times New Roman"/>
-        </w:rPr>
-        <w:t>]; California Estuarine Research Society, Costa Mesa, CA [</w:t>
-      </w:r>
-      <w:r>
-        <w:rPr>
-          <w:rFonts w:ascii="Times New Roman" w:hAnsi="Times New Roman" w:cs="Times New Roman"/>
-          <w:b/>
-          <w:bCs/>
-        </w:rPr>
-        <w:t>poster</w:t>
-      </w:r>
-      <w:r>
-        <w:rPr>
-          <w:rFonts w:ascii="Times New Roman" w:hAnsi="Times New Roman" w:cs="Times New Roman"/>
-        </w:rPr>
-        <w:t>]; Western Society of Naturalists, Oxnard, CA [</w:t>
-      </w:r>
-      <w:r>
-        <w:rPr>
-          <w:rFonts w:ascii="Times New Roman" w:hAnsi="Times New Roman" w:cs="Times New Roman"/>
-          <w:b/>
-          <w:bCs/>
-        </w:rPr>
-        <w:t>poster</w:t>
-      </w:r>
-      <w:r>
-        <w:rPr>
-          <w:rFonts w:ascii="Times New Roman" w:hAnsi="Times New Roman" w:cs="Times New Roman"/>
-        </w:rPr>
-        <w:t>]</w:t>
-      </w:r>
+      </w:pPr>
     </w:p>
     <w:p>
       <w:pPr>
@@ -3590,15 +2937,29 @@
           <w:sz w:val="32"/>
           <w:szCs w:val="32"/>
         </w:rPr>
-        <w:t>Invited Talks</w:t>
+        <w:lastRenderedPageBreak/>
+        <w:t>Presentations</w:t>
+      </w:r>
+      <w:r>
+        <w:rPr>
+          <w:rFonts w:ascii="Avenir Next LT Pro" w:hAnsi="Avenir Next LT Pro"/>
+          <w:sz w:val="32"/>
+          <w:szCs w:val="32"/>
+        </w:rPr>
+        <w:tab/>
+      </w:r>
+      <w:r>
+        <w:rPr>
+          <w:rFonts w:ascii="Times New Roman" w:hAnsi="Times New Roman" w:cs="Times New Roman"/>
+          <w:i/>
+          <w:iCs/>
+        </w:rPr>
+        <w:t>* denotes presenter</w:t>
       </w:r>
     </w:p>
     <w:p>
       <w:pPr>
-        <w:tabs>
-          <w:tab w:val="right" w:pos="0"/>
-          <w:tab w:val="right" w:pos="9090"/>
-        </w:tabs>
+        <w:ind w:left="720" w:hanging="720"/>
         <w:rPr>
           <w:rFonts w:ascii="Times New Roman" w:hAnsi="Times New Roman" w:cs="Times New Roman"/>
         </w:rPr>
@@ -3609,227 +2970,574 @@
           <w:b/>
           <w:bCs/>
         </w:rPr>
-        <w:t xml:space="preserve">What actually happens when your computer “models”? </w:t>
-      </w:r>
-      <w:r>
-        <w:rPr>
-          <w:rFonts w:ascii="Times New Roman" w:hAnsi="Times New Roman" w:cs="Times New Roman"/>
-        </w:rPr>
-        <w:tab/>
-        <w:t>April 2026</w:t>
-      </w:r>
-      <w:r>
-        <w:rPr>
-          <w:rFonts w:ascii="Times New Roman" w:hAnsi="Times New Roman" w:cs="Times New Roman"/>
-        </w:rPr>
-        <w:br/>
-        <w:t xml:space="preserve">Guest lecturer, CSUN Biol 551 (Computer Modeling) </w:t>
+        <w:t>Mendelson, A. A*.</w:t>
+      </w:r>
+      <w:r>
+        <w:rPr>
+          <w:rFonts w:ascii="Times New Roman" w:hAnsi="Times New Roman" w:cs="Times New Roman"/>
+        </w:rPr>
+        <w:t xml:space="preserve">, C. P. terHorst, 2026. </w:t>
+      </w:r>
+      <w:r>
+        <w:rPr>
+          <w:rFonts w:ascii="Times New Roman" w:hAnsi="Times New Roman" w:cs="Times New Roman"/>
+        </w:rPr>
+        <w:t>Adaptation to climate change and its indirect effects on rotifer ecology</w:t>
+      </w:r>
+      <w:r>
+        <w:rPr>
+          <w:rFonts w:ascii="Times New Roman" w:hAnsi="Times New Roman" w:cs="Times New Roman"/>
+        </w:rPr>
+        <w:t>. Southern California Academy of Sciences, Anaheim, CA [</w:t>
+      </w:r>
+      <w:r>
+        <w:rPr>
+          <w:rFonts w:ascii="Times New Roman" w:hAnsi="Times New Roman" w:cs="Times New Roman"/>
+          <w:b/>
+          <w:bCs/>
+        </w:rPr>
+        <w:t>talk</w:t>
+      </w:r>
+      <w:r>
+        <w:rPr>
+          <w:rFonts w:ascii="Times New Roman" w:hAnsi="Times New Roman" w:cs="Times New Roman"/>
+        </w:rPr>
+        <w:t xml:space="preserve">]; </w:t>
+      </w:r>
+      <w:proofErr w:type="spellStart"/>
+      <w:r>
+        <w:rPr>
+          <w:rFonts w:ascii="Times New Roman" w:hAnsi="Times New Roman" w:cs="Times New Roman"/>
+        </w:rPr>
+        <w:t>CSUNposium</w:t>
+      </w:r>
+      <w:proofErr w:type="spellEnd"/>
+      <w:r>
+        <w:rPr>
+          <w:rFonts w:ascii="Times New Roman" w:hAnsi="Times New Roman" w:cs="Times New Roman"/>
+        </w:rPr>
+        <w:t>, Northridge, CA [</w:t>
+      </w:r>
+      <w:r>
+        <w:rPr>
+          <w:rFonts w:ascii="Times New Roman" w:hAnsi="Times New Roman" w:cs="Times New Roman"/>
+          <w:b/>
+          <w:bCs/>
+        </w:rPr>
+        <w:t>talk</w:t>
+      </w:r>
+      <w:r>
+        <w:rPr>
+          <w:rFonts w:ascii="Times New Roman" w:hAnsi="Times New Roman" w:cs="Times New Roman"/>
+        </w:rPr>
+        <w:t>]</w:t>
       </w:r>
     </w:p>
     <w:p>
       <w:pPr>
-        <w:tabs>
-          <w:tab w:val="right" w:pos="0"/>
-          <w:tab w:val="right" w:pos="9090"/>
-        </w:tabs>
-        <w:rPr>
-          <w:rFonts w:ascii="Times New Roman" w:hAnsi="Times New Roman" w:cs="Times New Roman"/>
-        </w:rPr>
-      </w:pPr>
-      <w:r>
+        <w:ind w:left="720" w:hanging="720"/>
         <w:rPr>
           <w:rFonts w:ascii="Times New Roman" w:hAnsi="Times New Roman" w:cs="Times New Roman"/>
           <w:b/>
           <w:bCs/>
         </w:rPr>
-        <w:t>Local butterfly ecology</w:t>
-      </w:r>
-      <w:r>
-        <w:rPr>
-          <w:rFonts w:ascii="Times New Roman" w:hAnsi="Times New Roman" w:cs="Times New Roman"/>
-        </w:rPr>
-        <w:tab/>
-        <w:t>March 2026</w:t>
-      </w:r>
-      <w:r>
-        <w:rPr>
-          <w:rFonts w:ascii="Times New Roman" w:hAnsi="Times New Roman" w:cs="Times New Roman"/>
-        </w:rPr>
-        <w:br/>
-        <w:t xml:space="preserve">Creative Habitat: Ecology Meets Mosaic, Crafted at the Port of LA </w:t>
+      </w:pPr>
+      <w:r>
+        <w:rPr>
+          <w:rFonts w:ascii="Times New Roman" w:hAnsi="Times New Roman" w:cs="Times New Roman"/>
+          <w:b/>
+          <w:bCs/>
+        </w:rPr>
+        <w:t>Mendelson, A. A*.</w:t>
+      </w:r>
+      <w:r>
+        <w:rPr>
+          <w:rFonts w:ascii="Times New Roman" w:hAnsi="Times New Roman" w:cs="Times New Roman"/>
+        </w:rPr>
+        <w:t>, C. P. terHorst.</w:t>
+      </w:r>
+      <w:r>
+        <w:rPr>
+          <w:rFonts w:ascii="Times New Roman" w:hAnsi="Times New Roman" w:cs="Times New Roman"/>
+          <w:b/>
+          <w:bCs/>
+        </w:rPr>
+        <w:t xml:space="preserve"> </w:t>
+      </w:r>
+      <w:r>
+        <w:rPr>
+          <w:rFonts w:ascii="Times New Roman" w:hAnsi="Times New Roman" w:cs="Times New Roman"/>
+        </w:rPr>
+        <w:t>2025. The search for indirect ecological effect of evolution in pitcher plant rotifers. Western Society of Naturalists, San Diego, CA [</w:t>
+      </w:r>
+      <w:r>
+        <w:rPr>
+          <w:rFonts w:ascii="Times New Roman" w:hAnsi="Times New Roman" w:cs="Times New Roman"/>
+          <w:b/>
+          <w:bCs/>
+        </w:rPr>
+        <w:t>talk</w:t>
+      </w:r>
+      <w:r>
+        <w:rPr>
+          <w:rFonts w:ascii="Times New Roman" w:hAnsi="Times New Roman" w:cs="Times New Roman"/>
+        </w:rPr>
+        <w:t>]</w:t>
       </w:r>
     </w:p>
     <w:p>
       <w:pPr>
-        <w:pBdr>
-          <w:bottom w:val="single" w:sz="4" w:space="1" w:color="auto"/>
-        </w:pBdr>
-        <w:spacing w:before="240" w:after="240" w:line="240" w:lineRule="auto"/>
-        <w:ind w:left="3960" w:hanging="3960"/>
-        <w:rPr>
-          <w:rFonts w:ascii="Avenir Next LT Pro" w:hAnsi="Avenir Next LT Pro"/>
+        <w:ind w:left="720" w:hanging="720"/>
+        <w:rPr>
+          <w:rFonts w:ascii="Times New Roman" w:hAnsi="Times New Roman" w:cs="Times New Roman"/>
+        </w:rPr>
+      </w:pPr>
+      <w:r>
+        <w:rPr>
+          <w:rFonts w:ascii="Times New Roman" w:hAnsi="Times New Roman" w:cs="Times New Roman"/>
+          <w:b/>
+          <w:bCs/>
+        </w:rPr>
+        <w:t>Mendelson, A. A*.</w:t>
+      </w:r>
+      <w:r>
+        <w:rPr>
+          <w:rFonts w:ascii="Times New Roman" w:hAnsi="Times New Roman" w:cs="Times New Roman"/>
+        </w:rPr>
+        <w:t xml:space="preserve">, </w:t>
+      </w:r>
+      <w:r>
+        <w:rPr>
+          <w:rFonts w:ascii="Times New Roman" w:hAnsi="Times New Roman" w:cs="Times New Roman"/>
+        </w:rPr>
+        <w:t>C</w:t>
+      </w:r>
+      <w:r>
+        <w:rPr>
+          <w:rFonts w:ascii="Times New Roman" w:hAnsi="Times New Roman" w:cs="Times New Roman"/>
+        </w:rPr>
+        <w:t>.</w:t>
+      </w:r>
+      <w:r>
+        <w:rPr>
+          <w:rFonts w:ascii="Times New Roman" w:hAnsi="Times New Roman" w:cs="Times New Roman"/>
+        </w:rPr>
+        <w:t xml:space="preserve"> P. terHorst</w:t>
+      </w:r>
+      <w:r>
+        <w:rPr>
+          <w:rFonts w:ascii="Times New Roman" w:hAnsi="Times New Roman" w:cs="Times New Roman"/>
+        </w:rPr>
+        <w:t>.</w:t>
+      </w:r>
+      <w:r>
+        <w:rPr>
+          <w:rFonts w:ascii="Times New Roman" w:hAnsi="Times New Roman" w:cs="Times New Roman"/>
+          <w:b/>
+          <w:bCs/>
+        </w:rPr>
+        <w:t xml:space="preserve"> </w:t>
+      </w:r>
+      <w:r>
+        <w:rPr>
+          <w:rFonts w:ascii="Times New Roman" w:hAnsi="Times New Roman" w:cs="Times New Roman"/>
+        </w:rPr>
+        <w:t>2025</w:t>
+      </w:r>
+      <w:r>
+        <w:rPr>
+          <w:rFonts w:ascii="Times New Roman" w:hAnsi="Times New Roman" w:cs="Times New Roman"/>
+        </w:rPr>
+        <w:t>.</w:t>
+      </w:r>
+      <w:r>
+        <w:rPr>
+          <w:rFonts w:ascii="Times New Roman" w:hAnsi="Times New Roman" w:cs="Times New Roman"/>
+        </w:rPr>
+        <w:t xml:space="preserve"> Does response to increased temperature differ among clones of pitcher plant rotifers? Evolution, Athens, GA [</w:t>
+      </w:r>
+      <w:r>
+        <w:rPr>
+          <w:rFonts w:ascii="Times New Roman" w:hAnsi="Times New Roman" w:cs="Times New Roman"/>
+          <w:b/>
+          <w:bCs/>
+        </w:rPr>
+        <w:t>poster</w:t>
+      </w:r>
+      <w:r>
+        <w:rPr>
+          <w:rFonts w:ascii="Times New Roman" w:hAnsi="Times New Roman" w:cs="Times New Roman"/>
+        </w:rPr>
+        <w:t>]</w:t>
+      </w:r>
+    </w:p>
+    <w:p>
+      <w:pPr>
+        <w:ind w:left="720" w:hanging="720"/>
+        <w:rPr>
+          <w:rFonts w:ascii="Times New Roman" w:hAnsi="Times New Roman" w:cs="Times New Roman"/>
+        </w:rPr>
+      </w:pPr>
+      <w:r>
+        <w:rPr>
+          <w:rFonts w:ascii="Times New Roman" w:hAnsi="Times New Roman" w:cs="Times New Roman"/>
+          <w:b/>
+          <w:bCs/>
+        </w:rPr>
+        <w:t>Mendelson, A. A*.</w:t>
+      </w:r>
+      <w:r>
+        <w:rPr>
+          <w:rFonts w:ascii="Times New Roman" w:hAnsi="Times New Roman" w:cs="Times New Roman"/>
+        </w:rPr>
+        <w:t>,</w:t>
+      </w:r>
+      <w:r>
+        <w:rPr>
+          <w:rFonts w:ascii="Times New Roman" w:hAnsi="Times New Roman" w:cs="Times New Roman"/>
+        </w:rPr>
+        <w:t xml:space="preserve"> C</w:t>
+      </w:r>
+      <w:r>
+        <w:rPr>
+          <w:rFonts w:ascii="Times New Roman" w:hAnsi="Times New Roman" w:cs="Times New Roman"/>
+        </w:rPr>
+        <w:t>.</w:t>
+      </w:r>
+      <w:r>
+        <w:rPr>
+          <w:rFonts w:ascii="Times New Roman" w:hAnsi="Times New Roman" w:cs="Times New Roman"/>
+        </w:rPr>
+        <w:t xml:space="preserve"> P. terHorst</w:t>
+      </w:r>
+      <w:r>
+        <w:rPr>
+          <w:rFonts w:ascii="Times New Roman" w:hAnsi="Times New Roman" w:cs="Times New Roman"/>
+        </w:rPr>
+        <w:t>. P.</w:t>
+      </w:r>
+      <w:r>
+        <w:rPr>
+          <w:rFonts w:ascii="Times New Roman" w:hAnsi="Times New Roman" w:cs="Times New Roman"/>
+        </w:rPr>
+        <w:t xml:space="preserve"> 2024</w:t>
+      </w:r>
+      <w:r>
+        <w:rPr>
+          <w:rFonts w:ascii="Times New Roman" w:hAnsi="Times New Roman" w:cs="Times New Roman"/>
+        </w:rPr>
+        <w:t>.</w:t>
+      </w:r>
+      <w:r>
+        <w:rPr>
+          <w:rFonts w:ascii="Times New Roman" w:hAnsi="Times New Roman" w:cs="Times New Roman"/>
+        </w:rPr>
+        <w:t xml:space="preserve"> </w:t>
+      </w:r>
+      <w:r>
+        <w:rPr>
+          <w:rFonts w:ascii="Times New Roman" w:hAnsi="Times New Roman" w:cs="Times New Roman"/>
+        </w:rPr>
+        <w:t>Different effects of temperature on pitcher plant rotifer clones</w:t>
+      </w:r>
+      <w:r>
+        <w:rPr>
+          <w:rFonts w:ascii="Times New Roman" w:hAnsi="Times New Roman" w:cs="Times New Roman"/>
+        </w:rPr>
+        <w:t>. Ecological Society of America, Long Beach, CA [</w:t>
+      </w:r>
+      <w:r>
+        <w:rPr>
+          <w:rFonts w:ascii="Times New Roman" w:hAnsi="Times New Roman" w:cs="Times New Roman"/>
+          <w:b/>
+          <w:bCs/>
+        </w:rPr>
+        <w:t>poster</w:t>
+      </w:r>
+      <w:r>
+        <w:rPr>
+          <w:rFonts w:ascii="Times New Roman" w:hAnsi="Times New Roman" w:cs="Times New Roman"/>
+        </w:rPr>
+        <w:t>]</w:t>
+      </w:r>
+    </w:p>
+    <w:p>
+      <w:pPr>
+        <w:ind w:left="720" w:hanging="720"/>
+        <w:rPr>
+          <w:rFonts w:ascii="Times New Roman" w:hAnsi="Times New Roman" w:cs="Times New Roman"/>
+        </w:rPr>
+      </w:pPr>
+      <w:r>
+        <w:rPr>
+          <w:rFonts w:ascii="Times New Roman" w:hAnsi="Times New Roman" w:cs="Times New Roman"/>
+          <w:b/>
+          <w:bCs/>
+        </w:rPr>
+        <w:t>Mendelson, A. A*.</w:t>
+      </w:r>
+      <w:r>
+        <w:rPr>
+          <w:rFonts w:ascii="Times New Roman" w:hAnsi="Times New Roman" w:cs="Times New Roman"/>
+        </w:rPr>
+        <w:t xml:space="preserve">, </w:t>
+      </w:r>
+      <w:r>
+        <w:rPr>
+          <w:rFonts w:ascii="Times New Roman" w:hAnsi="Times New Roman" w:cs="Times New Roman"/>
+        </w:rPr>
+        <w:t>C</w:t>
+      </w:r>
+      <w:r>
+        <w:rPr>
+          <w:rFonts w:ascii="Times New Roman" w:hAnsi="Times New Roman" w:cs="Times New Roman"/>
+        </w:rPr>
+        <w:t>.</w:t>
+      </w:r>
+      <w:r>
+        <w:rPr>
+          <w:rFonts w:ascii="Times New Roman" w:hAnsi="Times New Roman" w:cs="Times New Roman"/>
+        </w:rPr>
+        <w:t xml:space="preserve"> P. </w:t>
+      </w:r>
+      <w:r>
+        <w:rPr>
+          <w:rFonts w:ascii="Times New Roman" w:hAnsi="Times New Roman" w:cs="Times New Roman"/>
+        </w:rPr>
+        <w:t>terHorst.</w:t>
+      </w:r>
+      <w:r>
+        <w:rPr>
+          <w:rFonts w:ascii="Times New Roman" w:hAnsi="Times New Roman" w:cs="Times New Roman"/>
+        </w:rPr>
+        <w:t xml:space="preserve"> 2024</w:t>
+      </w:r>
+      <w:r>
+        <w:rPr>
+          <w:rFonts w:ascii="Times New Roman" w:hAnsi="Times New Roman" w:cs="Times New Roman"/>
+        </w:rPr>
+        <w:t>.</w:t>
+      </w:r>
+      <w:r>
+        <w:rPr>
+          <w:rFonts w:ascii="Times New Roman" w:hAnsi="Times New Roman" w:cs="Times New Roman"/>
+        </w:rPr>
+        <w:t xml:space="preserve"> </w:t>
+      </w:r>
+      <w:r>
+        <w:rPr>
+          <w:rFonts w:ascii="Times New Roman" w:hAnsi="Times New Roman" w:cs="Times New Roman"/>
+        </w:rPr>
+        <w:t>Ecological effect of evolution in pitcher plant rotifers</w:t>
+      </w:r>
+      <w:r>
+        <w:rPr>
+          <w:rFonts w:ascii="Times New Roman" w:hAnsi="Times New Roman" w:cs="Times New Roman"/>
+        </w:rPr>
+        <w:t xml:space="preserve"> </w:t>
+      </w:r>
+      <w:r>
+        <w:rPr>
+          <w:rFonts w:ascii="Times New Roman" w:hAnsi="Times New Roman" w:cs="Times New Roman"/>
+        </w:rPr>
+        <w:t>as a response to temperature stress</w:t>
+      </w:r>
+      <w:r>
+        <w:rPr>
+          <w:rFonts w:ascii="Times New Roman" w:hAnsi="Times New Roman" w:cs="Times New Roman"/>
+        </w:rPr>
+        <w:t xml:space="preserve">. </w:t>
+      </w:r>
+      <w:proofErr w:type="spellStart"/>
+      <w:r>
+        <w:rPr>
+          <w:rFonts w:ascii="Times New Roman" w:hAnsi="Times New Roman" w:cs="Times New Roman"/>
+        </w:rPr>
+        <w:t>CSUNposium</w:t>
+      </w:r>
+      <w:proofErr w:type="spellEnd"/>
+      <w:r>
+        <w:rPr>
+          <w:rFonts w:ascii="Times New Roman" w:hAnsi="Times New Roman" w:cs="Times New Roman"/>
+        </w:rPr>
+        <w:t>, Northridge, CA [</w:t>
+      </w:r>
+      <w:r>
+        <w:rPr>
+          <w:rFonts w:ascii="Times New Roman" w:hAnsi="Times New Roman" w:cs="Times New Roman"/>
+          <w:b/>
+          <w:bCs/>
+        </w:rPr>
+        <w:t>poster</w:t>
+      </w:r>
+      <w:r>
+        <w:rPr>
+          <w:rFonts w:ascii="Times New Roman" w:hAnsi="Times New Roman" w:cs="Times New Roman"/>
+        </w:rPr>
+        <w:t>]</w:t>
+      </w:r>
+    </w:p>
+    <w:p>
+      <w:pPr>
+        <w:ind w:left="720" w:hanging="720"/>
+        <w:rPr>
+          <w:rFonts w:ascii="Times New Roman" w:hAnsi="Times New Roman" w:cs="Times New Roman"/>
+        </w:rPr>
+      </w:pPr>
+      <w:r>
+        <w:rPr>
+          <w:rFonts w:ascii="Times New Roman" w:hAnsi="Times New Roman" w:cs="Times New Roman"/>
+          <w:b/>
+          <w:bCs/>
+        </w:rPr>
+        <w:t>Mendelson, A. A</w:t>
+      </w:r>
+      <w:r>
+        <w:rPr>
+          <w:rFonts w:ascii="Times New Roman" w:hAnsi="Times New Roman" w:cs="Times New Roman"/>
+          <w:b/>
+          <w:bCs/>
+        </w:rPr>
+        <w:t>*</w:t>
+      </w:r>
+      <w:r>
+        <w:rPr>
+          <w:rFonts w:ascii="Times New Roman" w:hAnsi="Times New Roman" w:cs="Times New Roman"/>
+          <w:b/>
+          <w:bCs/>
+        </w:rPr>
+        <w:t>.,</w:t>
+      </w:r>
+      <w:r>
+        <w:rPr>
+          <w:rFonts w:ascii="Times New Roman" w:hAnsi="Times New Roman" w:cs="Times New Roman"/>
+        </w:rPr>
+        <w:t xml:space="preserve"> K. Nuon, B. Pernet. </w:t>
+      </w:r>
+      <w:r>
+        <w:rPr>
+          <w:rFonts w:ascii="Times New Roman" w:hAnsi="Times New Roman" w:cs="Times New Roman"/>
+        </w:rPr>
+        <w:t>2022, 2023</w:t>
+      </w:r>
+      <w:r>
+        <w:rPr>
+          <w:rFonts w:ascii="Times New Roman" w:hAnsi="Times New Roman" w:cs="Times New Roman"/>
+        </w:rPr>
+        <w:t>.</w:t>
+      </w:r>
+      <w:r>
+        <w:rPr>
+          <w:rFonts w:ascii="Times New Roman" w:hAnsi="Times New Roman" w:cs="Times New Roman"/>
+        </w:rPr>
+        <w:t xml:space="preserve"> </w:t>
+      </w:r>
+      <w:r>
+        <w:rPr>
+          <w:rFonts w:ascii="Times New Roman" w:hAnsi="Times New Roman" w:cs="Times New Roman"/>
+        </w:rPr>
+        <w:t xml:space="preserve">It’s all a big mistake: larval errors and the formation of new aggregations of the </w:t>
+      </w:r>
+      <w:proofErr w:type="spellStart"/>
+      <w:r>
+        <w:rPr>
+          <w:rFonts w:ascii="Times New Roman" w:hAnsi="Times New Roman" w:cs="Times New Roman"/>
+        </w:rPr>
+        <w:t>serpulid</w:t>
+      </w:r>
+      <w:proofErr w:type="spellEnd"/>
+      <w:r>
+        <w:rPr>
+          <w:rFonts w:ascii="Times New Roman" w:hAnsi="Times New Roman" w:cs="Times New Roman"/>
+        </w:rPr>
+        <w:t xml:space="preserve"> annelid </w:t>
+      </w:r>
+      <w:r>
+        <w:rPr>
+          <w:rFonts w:ascii="Times New Roman" w:hAnsi="Times New Roman" w:cs="Times New Roman"/>
           <w:i/>
           <w:iCs/>
         </w:rPr>
-      </w:pPr>
-      <w:r>
-        <w:rPr>
-          <w:rFonts w:ascii="Avenir Next LT Pro" w:hAnsi="Avenir Next LT Pro"/>
-          <w:color w:val="538135" w:themeColor="accent6" w:themeShade="BF"/>
-          <w:sz w:val="32"/>
-          <w:szCs w:val="32"/>
-        </w:rPr>
-        <w:t>Publications</w:t>
-      </w:r>
-    </w:p>
-    <w:p>
-      <w:pPr>
-        <w:ind w:left="720" w:hanging="720"/>
-        <w:rPr>
-          <w:rFonts w:ascii="Times New Roman" w:hAnsi="Times New Roman" w:cs="Times New Roman"/>
-        </w:rPr>
-      </w:pPr>
+        <w:t xml:space="preserve">Ficopomatus </w:t>
+      </w:r>
+      <w:proofErr w:type="spellStart"/>
+      <w:r>
+        <w:rPr>
+          <w:rFonts w:ascii="Times New Roman" w:hAnsi="Times New Roman" w:cs="Times New Roman"/>
+          <w:i/>
+          <w:iCs/>
+        </w:rPr>
+        <w:t>enigmaticus</w:t>
+      </w:r>
+      <w:proofErr w:type="spellEnd"/>
+      <w:r>
+        <w:rPr>
+          <w:rFonts w:ascii="Times New Roman" w:hAnsi="Times New Roman" w:cs="Times New Roman"/>
+        </w:rPr>
+        <w:t>.</w:t>
+      </w:r>
+      <w:r>
+        <w:rPr>
+          <w:rFonts w:ascii="Times New Roman" w:hAnsi="Times New Roman" w:cs="Times New Roman"/>
+        </w:rPr>
+        <w:t xml:space="preserve"> Western Society of Naturalists, Monterey, CA [</w:t>
+      </w:r>
       <w:r>
         <w:rPr>
           <w:rFonts w:ascii="Times New Roman" w:hAnsi="Times New Roman" w:cs="Times New Roman"/>
           <w:b/>
           <w:bCs/>
         </w:rPr>
-        <w:t>Mendelson, A. A.</w:t>
-      </w:r>
-      <w:r>
-        <w:rPr>
-          <w:rFonts w:ascii="Times New Roman" w:hAnsi="Times New Roman" w:cs="Times New Roman"/>
-        </w:rPr>
-        <w:t xml:space="preserve">, </w:t>
-      </w:r>
-      <w:r>
-        <w:rPr>
-          <w:rFonts w:ascii="Times New Roman" w:hAnsi="Times New Roman" w:cs="Times New Roman"/>
-        </w:rPr>
-        <w:t xml:space="preserve">K. </w:t>
-      </w:r>
-      <w:r>
-        <w:rPr>
-          <w:rFonts w:ascii="Times New Roman" w:hAnsi="Times New Roman" w:cs="Times New Roman"/>
-        </w:rPr>
-        <w:t>Nuon</w:t>
-      </w:r>
-      <w:r>
-        <w:rPr>
-          <w:rFonts w:ascii="Times New Roman" w:hAnsi="Times New Roman" w:cs="Times New Roman"/>
-        </w:rPr>
-        <w:t xml:space="preserve">, </w:t>
-      </w:r>
-      <w:r>
-        <w:rPr>
-          <w:rFonts w:ascii="Times New Roman" w:hAnsi="Times New Roman" w:cs="Times New Roman"/>
-        </w:rPr>
-        <w:t xml:space="preserve">B. </w:t>
-      </w:r>
-      <w:r>
-        <w:rPr>
-          <w:rFonts w:ascii="Times New Roman" w:hAnsi="Times New Roman" w:cs="Times New Roman"/>
-        </w:rPr>
-        <w:t>Pernet.</w:t>
-      </w:r>
-      <w:r>
-        <w:rPr>
-          <w:rFonts w:ascii="Times New Roman" w:hAnsi="Times New Roman" w:cs="Times New Roman"/>
-        </w:rPr>
-        <w:t xml:space="preserve"> </w:t>
-      </w:r>
-      <w:r>
-        <w:rPr>
-          <w:rFonts w:ascii="Times New Roman" w:hAnsi="Times New Roman" w:cs="Times New Roman"/>
-        </w:rPr>
-        <w:t>(</w:t>
-      </w:r>
-      <w:r>
-        <w:rPr>
-          <w:rFonts w:ascii="Times New Roman" w:hAnsi="Times New Roman" w:cs="Times New Roman"/>
-        </w:rPr>
-        <w:t>2025</w:t>
-      </w:r>
-      <w:r>
-        <w:rPr>
-          <w:rFonts w:ascii="Times New Roman" w:hAnsi="Times New Roman" w:cs="Times New Roman"/>
-        </w:rPr>
-        <w:t>).</w:t>
-      </w:r>
-      <w:r>
-        <w:rPr>
-          <w:rFonts w:ascii="Times New Roman" w:hAnsi="Times New Roman" w:cs="Times New Roman"/>
-        </w:rPr>
-        <w:t xml:space="preserve"> </w:t>
-      </w:r>
-      <w:r>
-        <w:rPr>
-          <w:rFonts w:ascii="Times New Roman" w:hAnsi="Times New Roman" w:cs="Times New Roman"/>
-        </w:rPr>
-        <w:t xml:space="preserve">Gregarious and non-gregarious larval settlement in the aggregation-forming annelid </w:t>
-      </w:r>
-      <w:r>
-        <w:rPr>
-          <w:rFonts w:ascii="Times New Roman" w:hAnsi="Times New Roman" w:cs="Times New Roman"/>
-          <w:i/>
-          <w:iCs/>
-        </w:rPr>
-        <w:t xml:space="preserve">Ficopomatus </w:t>
-      </w:r>
-      <w:proofErr w:type="spellStart"/>
-      <w:r>
-        <w:rPr>
-          <w:rFonts w:ascii="Times New Roman" w:hAnsi="Times New Roman" w:cs="Times New Roman"/>
-          <w:i/>
-          <w:iCs/>
-        </w:rPr>
-        <w:t>enigmaticus</w:t>
-      </w:r>
-      <w:proofErr w:type="spellEnd"/>
-      <w:r>
-        <w:rPr>
-          <w:rFonts w:ascii="Times New Roman" w:hAnsi="Times New Roman" w:cs="Times New Roman"/>
-        </w:rPr>
-        <w:t xml:space="preserve">. </w:t>
-      </w:r>
-      <w:r>
-        <w:rPr>
-          <w:rFonts w:ascii="Times New Roman" w:hAnsi="Times New Roman" w:cs="Times New Roman"/>
-          <w:i/>
-          <w:iCs/>
-        </w:rPr>
-        <w:t>Biol. Bu</w:t>
-      </w:r>
-      <w:r>
-        <w:rPr>
-          <w:rFonts w:ascii="Times New Roman" w:hAnsi="Times New Roman" w:cs="Times New Roman"/>
-          <w:i/>
-          <w:iCs/>
-        </w:rPr>
-        <w:t>ll.</w:t>
-      </w:r>
-      <w:r>
-        <w:rPr>
-          <w:rFonts w:ascii="Times New Roman" w:hAnsi="Times New Roman" w:cs="Times New Roman"/>
-        </w:rPr>
-        <w:t xml:space="preserve"> </w:t>
-      </w:r>
-      <w:r>
-        <w:rPr>
-          <w:rFonts w:ascii="Times New Roman" w:hAnsi="Times New Roman" w:cs="Times New Roman"/>
-        </w:rPr>
-        <w:t xml:space="preserve">248:1-10. </w:t>
-      </w:r>
-      <w:hyperlink r:id="rId8" w:history="1">
-        <w:r>
-          <w:rPr>
-            <w:rStyle w:val="Hyperlink"/>
-            <w:rFonts w:ascii="Times New Roman" w:hAnsi="Times New Roman" w:cs="Times New Roman"/>
-          </w:rPr>
-          <w:t>https://doi.org/10.1086/740316</w:t>
-        </w:r>
-      </w:hyperlink>
+        <w:t>talk</w:t>
+      </w:r>
+      <w:r>
+        <w:rPr>
+          <w:rFonts w:ascii="Times New Roman" w:hAnsi="Times New Roman" w:cs="Times New Roman"/>
+        </w:rPr>
+        <w:t>]; Southern California Academy of Sciences, Santa Barbara, CA [</w:t>
+      </w:r>
+      <w:r>
+        <w:rPr>
+          <w:rFonts w:ascii="Times New Roman" w:hAnsi="Times New Roman" w:cs="Times New Roman"/>
+          <w:b/>
+          <w:bCs/>
+        </w:rPr>
+        <w:t>talk</w:t>
+      </w:r>
+      <w:r>
+        <w:rPr>
+          <w:rFonts w:ascii="Times New Roman" w:hAnsi="Times New Roman" w:cs="Times New Roman"/>
+        </w:rPr>
+        <w:t>]; California Estuarine Research Society, Costa Mesa, CA [</w:t>
+      </w:r>
+      <w:r>
+        <w:rPr>
+          <w:rFonts w:ascii="Times New Roman" w:hAnsi="Times New Roman" w:cs="Times New Roman"/>
+          <w:b/>
+          <w:bCs/>
+        </w:rPr>
+        <w:t>poster</w:t>
+      </w:r>
+      <w:r>
+        <w:rPr>
+          <w:rFonts w:ascii="Times New Roman" w:hAnsi="Times New Roman" w:cs="Times New Roman"/>
+        </w:rPr>
+        <w:t>]; Western Society of Naturalists, Oxnard, CA [</w:t>
+      </w:r>
+      <w:r>
+        <w:rPr>
+          <w:rFonts w:ascii="Times New Roman" w:hAnsi="Times New Roman" w:cs="Times New Roman"/>
+          <w:b/>
+          <w:bCs/>
+        </w:rPr>
+        <w:t>poster</w:t>
+      </w:r>
+      <w:r>
+        <w:rPr>
+          <w:rFonts w:ascii="Times New Roman" w:hAnsi="Times New Roman" w:cs="Times New Roman"/>
+        </w:rPr>
+        <w:t>]</w:t>
+      </w:r>
     </w:p>
     <w:sectPr>
       <w:headerReference w:type="default" r:id="rId9"/>
@@ -3896,14 +3604,96 @@
 
 <file path=word/header1.xml><?xml version="1.0" encoding="utf-8"?>
 <w:hdr xmlns:wpc="http://schemas.microsoft.com/office/word/2010/wordprocessingCanvas" xmlns:cx="http://schemas.microsoft.com/office/drawing/2014/chartex" xmlns:cx1="http://schemas.microsoft.com/office/drawing/2015/9/8/chartex" xmlns:cx2="http://schemas.microsoft.com/office/drawing/2015/10/21/chartex" xmlns:cx3="http://schemas.microsoft.com/office/drawing/2016/5/9/chartex" xmlns:cx4="http://schemas.microsoft.com/office/drawing/2016/5/10/chartex" xmlns:cx5="http://schemas.microsoft.com/office/drawing/2016/5/11/chartex" xmlns:cx6="http://schemas.microsoft.com/office/drawing/2016/5/12/chartex" xmlns:cx7="http://schemas.microsoft.com/office/drawing/2016/5/13/chartex" xmlns:cx8="http://schemas.microsoft.com/office/drawing/2016/5/14/chartex" xmlns:mc="http://schemas.openxmlformats.org/markup-compatibility/2006" xmlns:aink="http://schemas.microsoft.com/office/drawing/2016/ink" xmlns:am3d="http://schemas.microsoft.com/office/drawing/2017/model3d" xmlns:o="urn:schemas-microsoft-com:office:office" xmlns:oel="http://schemas.microsoft.com/office/2019/extlst" xmlns:r="http://schemas.openxmlformats.org/officeDocument/2006/relationships" xmlns:m="http://schemas.openxmlformats.org/officeDocument/2006/math" xmlns:v="urn:schemas-microsoft-com:vml" xmlns:wp14="http://schemas.microsoft.com/office/word/2010/wordprocessingDrawing" xmlns:wp="http://schemas.openxmlformats.org/drawingml/2006/wordprocessingDrawing" xmlns:w10="urn:schemas-microsoft-com:office:word" xmlns:w="http://schemas.openxmlformats.org/wordprocessingml/2006/main" xmlns:w14="http://schemas.microsoft.com/office/word/2010/wordml" xmlns:w15="http://schemas.microsoft.com/office/word/2012/wordml" xmlns:w16cex="http://schemas.microsoft.com/office/word/2018/wordml/cex" xmlns:w16cid="http://schemas.microsoft.com/office/word/2016/wordml/cid" xmlns:w16="http://schemas.microsoft.com/office/word/2018/wordml" xmlns:w16du="http://schemas.microsoft.com/office/word/2023/wordml/word16du" xmlns:w16sdtdh="http://schemas.microsoft.com/office/word/2020/wordml/sdtdatahash" xmlns:w16sdtfl="http://schemas.microsoft.com/office/word/2024/wordml/sdtformatlock" xmlns:w16se="http://schemas.microsoft.com/office/word/2015/wordml/symex" xmlns:wpg="http://schemas.microsoft.com/office/word/2010/wordprocessingGroup" xmlns:wpi="http://schemas.microsoft.com/office/word/2010/wordprocessingInk" xmlns:wne="http://schemas.microsoft.com/office/word/2006/wordml" xmlns:wps="http://schemas.microsoft.com/office/word/2010/wordprocessingShape" mc:Ignorable="w14 w15 w16se w16cid w16 w16cex w16sdtdh w16sdtfl w16du wp14">
+  <w:sdt>
+    <w:sdtPr>
+      <w:rPr>
+        <w:color w:val="7F7F7F" w:themeColor="background1" w:themeShade="7F"/>
+        <w:spacing w:val="60"/>
+      </w:rPr>
+      <w:id w:val="-1051147157"/>
+      <w:docPartObj>
+        <w:docPartGallery w:val="Page Numbers (Top of Page)"/>
+        <w:docPartUnique/>
+      </w:docPartObj>
+    </w:sdtPr>
+    <w:sdtEndPr>
+      <w:rPr>
+        <w:rFonts w:ascii="Times New Roman" w:hAnsi="Times New Roman" w:cs="Times New Roman"/>
+        <w:b/>
+        <w:bCs/>
+        <w:noProof/>
+        <w:color w:val="auto"/>
+        <w:spacing w:val="0"/>
+      </w:rPr>
+    </w:sdtEndPr>
+    <w:sdtContent>
+      <w:p>
+        <w:pPr>
+          <w:pStyle w:val="Header"/>
+          <w:pBdr>
+            <w:bottom w:val="single" w:sz="4" w:space="1" w:color="D9D9D9" w:themeColor="background1" w:themeShade="D9"/>
+          </w:pBdr>
+          <w:jc w:val="right"/>
+          <w:rPr>
+            <w:rFonts w:ascii="Times New Roman" w:hAnsi="Times New Roman" w:cs="Times New Roman"/>
+            <w:b/>
+            <w:bCs/>
+          </w:rPr>
+        </w:pPr>
+        <w:r>
+          <w:rPr>
+            <w:rFonts w:ascii="Times New Roman" w:hAnsi="Times New Roman" w:cs="Times New Roman"/>
+            <w:color w:val="7F7F7F" w:themeColor="background1" w:themeShade="7F"/>
+          </w:rPr>
+          <w:t>Mendelson</w:t>
+        </w:r>
+        <w:r>
+          <w:t xml:space="preserve"> | </w:t>
+        </w:r>
+        <w:r>
+          <w:rPr>
+            <w:rFonts w:ascii="Times New Roman" w:hAnsi="Times New Roman" w:cs="Times New Roman"/>
+          </w:rPr>
+          <w:fldChar w:fldCharType="begin"/>
+        </w:r>
+        <w:r>
+          <w:rPr>
+            <w:rFonts w:ascii="Times New Roman" w:hAnsi="Times New Roman" w:cs="Times New Roman"/>
+          </w:rPr>
+          <w:instrText xml:space="preserve"> PAGE   \* MERGEFORMAT </w:instrText>
+        </w:r>
+        <w:r>
+          <w:rPr>
+            <w:rFonts w:ascii="Times New Roman" w:hAnsi="Times New Roman" w:cs="Times New Roman"/>
+          </w:rPr>
+          <w:fldChar w:fldCharType="separate"/>
+        </w:r>
+        <w:r>
+          <w:rPr>
+            <w:rFonts w:ascii="Times New Roman" w:hAnsi="Times New Roman" w:cs="Times New Roman"/>
+            <w:b/>
+            <w:bCs/>
+            <w:noProof/>
+          </w:rPr>
+          <w:t>2</w:t>
+        </w:r>
+        <w:r>
+          <w:rPr>
+            <w:rFonts w:ascii="Times New Roman" w:hAnsi="Times New Roman" w:cs="Times New Roman"/>
+            <w:b/>
+            <w:bCs/>
+            <w:noProof/>
+          </w:rPr>
+          <w:fldChar w:fldCharType="end"/>
+        </w:r>
+      </w:p>
+    </w:sdtContent>
+  </w:sdt>
   <w:p>
     <w:pPr>
       <w:pStyle w:val="Header"/>
       <w:jc w:val="right"/>
     </w:pPr>
-    <w:r>
-      <w:t>Mendelson - 2</w:t>
-    </w:r>
   </w:p>
 </w:hdr>
 </file>
@@ -4074,6 +3864,155 @@
     </w:lvl>
   </w:abstractNum>
   <w:abstractNum w:abstractNumId="1" w15:restartNumberingAfterBreak="0">
+    <w:nsid w:val="22C21714"/>
+    <w:multiLevelType w:val="multilevel"/>
+    <w:tmpl w:val="FC223332"/>
+    <w:lvl w:ilvl="0">
+      <w:start w:val="1"/>
+      <w:numFmt w:val="bullet"/>
+      <w:lvlText w:val=""/>
+      <w:lvlJc w:val="left"/>
+      <w:pPr>
+        <w:tabs>
+          <w:tab w:val="num" w:pos="720"/>
+        </w:tabs>
+        <w:ind w:left="720" w:hanging="360"/>
+      </w:pPr>
+      <w:rPr>
+        <w:rFonts w:ascii="Symbol" w:hAnsi="Symbol" w:hint="default"/>
+        <w:sz w:val="20"/>
+      </w:rPr>
+    </w:lvl>
+    <w:lvl w:ilvl="1" w:tentative="1">
+      <w:start w:val="1"/>
+      <w:numFmt w:val="bullet"/>
+      <w:lvlText w:val="o"/>
+      <w:lvlJc w:val="left"/>
+      <w:pPr>
+        <w:tabs>
+          <w:tab w:val="num" w:pos="1440"/>
+        </w:tabs>
+        <w:ind w:left="1440" w:hanging="360"/>
+      </w:pPr>
+      <w:rPr>
+        <w:rFonts w:ascii="Courier New" w:hAnsi="Courier New" w:hint="default"/>
+        <w:sz w:val="20"/>
+      </w:rPr>
+    </w:lvl>
+    <w:lvl w:ilvl="2" w:tentative="1">
+      <w:start w:val="1"/>
+      <w:numFmt w:val="bullet"/>
+      <w:lvlText w:val=""/>
+      <w:lvlJc w:val="left"/>
+      <w:pPr>
+        <w:tabs>
+          <w:tab w:val="num" w:pos="2160"/>
+        </w:tabs>
+        <w:ind w:left="2160" w:hanging="360"/>
+      </w:pPr>
+      <w:rPr>
+        <w:rFonts w:ascii="Wingdings" w:hAnsi="Wingdings" w:hint="default"/>
+        <w:sz w:val="20"/>
+      </w:rPr>
+    </w:lvl>
+    <w:lvl w:ilvl="3" w:tentative="1">
+      <w:start w:val="1"/>
+      <w:numFmt w:val="bullet"/>
+      <w:lvlText w:val=""/>
+      <w:lvlJc w:val="left"/>
+      <w:pPr>
+        <w:tabs>
+          <w:tab w:val="num" w:pos="2880"/>
+        </w:tabs>
+        <w:ind w:left="2880" w:hanging="360"/>
+      </w:pPr>
+      <w:rPr>
+        <w:rFonts w:ascii="Wingdings" w:hAnsi="Wingdings" w:hint="default"/>
+        <w:sz w:val="20"/>
+      </w:rPr>
+    </w:lvl>
+    <w:lvl w:ilvl="4" w:tentative="1">
+      <w:start w:val="1"/>
+      <w:numFmt w:val="bullet"/>
+      <w:lvlText w:val=""/>
+      <w:lvlJc w:val="left"/>
+      <w:pPr>
+        <w:tabs>
+          <w:tab w:val="num" w:pos="3600"/>
+        </w:tabs>
+        <w:ind w:left="3600" w:hanging="360"/>
+      </w:pPr>
+      <w:rPr>
+        <w:rFonts w:ascii="Wingdings" w:hAnsi="Wingdings" w:hint="default"/>
+        <w:sz w:val="20"/>
+      </w:rPr>
+    </w:lvl>
+    <w:lvl w:ilvl="5" w:tentative="1">
+      <w:start w:val="1"/>
+      <w:numFmt w:val="bullet"/>
+      <w:lvlText w:val=""/>
+      <w:lvlJc w:val="left"/>
+      <w:pPr>
+        <w:tabs>
+          <w:tab w:val="num" w:pos="4320"/>
+        </w:tabs>
+        <w:ind w:left="4320" w:hanging="360"/>
+      </w:pPr>
+      <w:rPr>
+        <w:rFonts w:ascii="Wingdings" w:hAnsi="Wingdings" w:hint="default"/>
+        <w:sz w:val="20"/>
+      </w:rPr>
+    </w:lvl>
+    <w:lvl w:ilvl="6" w:tentative="1">
+      <w:start w:val="1"/>
+      <w:numFmt w:val="bullet"/>
+      <w:lvlText w:val=""/>
+      <w:lvlJc w:val="left"/>
+      <w:pPr>
+        <w:tabs>
+          <w:tab w:val="num" w:pos="5040"/>
+        </w:tabs>
+        <w:ind w:left="5040" w:hanging="360"/>
+      </w:pPr>
+      <w:rPr>
+        <w:rFonts w:ascii="Wingdings" w:hAnsi="Wingdings" w:hint="default"/>
+        <w:sz w:val="20"/>
+      </w:rPr>
+    </w:lvl>
+    <w:lvl w:ilvl="7" w:tentative="1">
+      <w:start w:val="1"/>
+      <w:numFmt w:val="bullet"/>
+      <w:lvlText w:val=""/>
+      <w:lvlJc w:val="left"/>
+      <w:pPr>
+        <w:tabs>
+          <w:tab w:val="num" w:pos="5760"/>
+        </w:tabs>
+        <w:ind w:left="5760" w:hanging="360"/>
+      </w:pPr>
+      <w:rPr>
+        <w:rFonts w:ascii="Wingdings" w:hAnsi="Wingdings" w:hint="default"/>
+        <w:sz w:val="20"/>
+      </w:rPr>
+    </w:lvl>
+    <w:lvl w:ilvl="8" w:tentative="1">
+      <w:start w:val="1"/>
+      <w:numFmt w:val="bullet"/>
+      <w:lvlText w:val=""/>
+      <w:lvlJc w:val="left"/>
+      <w:pPr>
+        <w:tabs>
+          <w:tab w:val="num" w:pos="6480"/>
+        </w:tabs>
+        <w:ind w:left="6480" w:hanging="360"/>
+      </w:pPr>
+      <w:rPr>
+        <w:rFonts w:ascii="Wingdings" w:hAnsi="Wingdings" w:hint="default"/>
+        <w:sz w:val="20"/>
+      </w:rPr>
+    </w:lvl>
+  </w:abstractNum>
+  <w:abstractNum w:abstractNumId="2" w15:restartNumberingAfterBreak="0">
     <w:nsid w:val="37E911F0"/>
     <w:multiLevelType w:val="hybridMultilevel"/>
     <w:tmpl w:val="A55C2F6A"/>
@@ -4186,7 +4125,7 @@
       </w:rPr>
     </w:lvl>
   </w:abstractNum>
-  <w:abstractNum w:abstractNumId="2" w15:restartNumberingAfterBreak="0">
+  <w:abstractNum w:abstractNumId="3" w15:restartNumberingAfterBreak="0">
     <w:nsid w:val="388B6BD9"/>
     <w:multiLevelType w:val="hybridMultilevel"/>
     <w:tmpl w:val="5A2A5E12"/>
@@ -4301,7 +4240,7 @@
       </w:rPr>
     </w:lvl>
   </w:abstractNum>
-  <w:abstractNum w:abstractNumId="3" w15:restartNumberingAfterBreak="0">
+  <w:abstractNum w:abstractNumId="4" w15:restartNumberingAfterBreak="0">
     <w:nsid w:val="3BDF0957"/>
     <w:multiLevelType w:val="hybridMultilevel"/>
     <w:tmpl w:val="0C8E17B6"/>
@@ -4414,7 +4353,7 @@
       </w:rPr>
     </w:lvl>
   </w:abstractNum>
-  <w:abstractNum w:abstractNumId="4" w15:restartNumberingAfterBreak="0">
+  <w:abstractNum w:abstractNumId="5" w15:restartNumberingAfterBreak="0">
     <w:nsid w:val="42493DDA"/>
     <w:multiLevelType w:val="hybridMultilevel"/>
     <w:tmpl w:val="467C5686"/>
@@ -4527,7 +4466,7 @@
       </w:rPr>
     </w:lvl>
   </w:abstractNum>
-  <w:abstractNum w:abstractNumId="5" w15:restartNumberingAfterBreak="0">
+  <w:abstractNum w:abstractNumId="6" w15:restartNumberingAfterBreak="0">
     <w:nsid w:val="45396FD4"/>
     <w:multiLevelType w:val="hybridMultilevel"/>
     <w:tmpl w:val="E8F23EF2"/>
@@ -4640,10 +4579,10 @@
       </w:rPr>
     </w:lvl>
   </w:abstractNum>
-  <w:abstractNum w:abstractNumId="6" w15:restartNumberingAfterBreak="0">
+  <w:abstractNum w:abstractNumId="7" w15:restartNumberingAfterBreak="0">
     <w:nsid w:val="59415977"/>
     <w:multiLevelType w:val="hybridMultilevel"/>
-    <w:tmpl w:val="C156782C"/>
+    <w:tmpl w:val="ED9C1CD0"/>
     <w:lvl w:ilvl="0" w:tplc="0AA81E50">
       <w:start w:val="1"/>
       <w:numFmt w:val="bullet"/>
@@ -4755,7 +4694,7 @@
       </w:rPr>
     </w:lvl>
   </w:abstractNum>
-  <w:abstractNum w:abstractNumId="7" w15:restartNumberingAfterBreak="0">
+  <w:abstractNum w:abstractNumId="8" w15:restartNumberingAfterBreak="0">
     <w:nsid w:val="5BF9188A"/>
     <w:multiLevelType w:val="hybridMultilevel"/>
     <w:tmpl w:val="599657F8"/>
@@ -4868,7 +4807,120 @@
       </w:rPr>
     </w:lvl>
   </w:abstractNum>
-  <w:abstractNum w:abstractNumId="8" w15:restartNumberingAfterBreak="0">
+  <w:abstractNum w:abstractNumId="9" w15:restartNumberingAfterBreak="0">
+    <w:nsid w:val="5CB7178C"/>
+    <w:multiLevelType w:val="hybridMultilevel"/>
+    <w:tmpl w:val="830622A8"/>
+    <w:lvl w:ilvl="0" w:tplc="04090001">
+      <w:start w:val="1"/>
+      <w:numFmt w:val="bullet"/>
+      <w:lvlText w:val=""/>
+      <w:lvlJc w:val="left"/>
+      <w:pPr>
+        <w:ind w:left="900" w:hanging="360"/>
+      </w:pPr>
+      <w:rPr>
+        <w:rFonts w:ascii="Symbol" w:hAnsi="Symbol" w:hint="default"/>
+      </w:rPr>
+    </w:lvl>
+    <w:lvl w:ilvl="1" w:tplc="04090003" w:tentative="1">
+      <w:start w:val="1"/>
+      <w:numFmt w:val="bullet"/>
+      <w:lvlText w:val="o"/>
+      <w:lvlJc w:val="left"/>
+      <w:pPr>
+        <w:ind w:left="1620" w:hanging="360"/>
+      </w:pPr>
+      <w:rPr>
+        <w:rFonts w:ascii="Courier New" w:hAnsi="Courier New" w:cs="Courier New" w:hint="default"/>
+      </w:rPr>
+    </w:lvl>
+    <w:lvl w:ilvl="2" w:tplc="04090005" w:tentative="1">
+      <w:start w:val="1"/>
+      <w:numFmt w:val="bullet"/>
+      <w:lvlText w:val=""/>
+      <w:lvlJc w:val="left"/>
+      <w:pPr>
+        <w:ind w:left="2340" w:hanging="360"/>
+      </w:pPr>
+      <w:rPr>
+        <w:rFonts w:ascii="Wingdings" w:hAnsi="Wingdings" w:hint="default"/>
+      </w:rPr>
+    </w:lvl>
+    <w:lvl w:ilvl="3" w:tplc="04090001" w:tentative="1">
+      <w:start w:val="1"/>
+      <w:numFmt w:val="bullet"/>
+      <w:lvlText w:val=""/>
+      <w:lvlJc w:val="left"/>
+      <w:pPr>
+        <w:ind w:left="3060" w:hanging="360"/>
+      </w:pPr>
+      <w:rPr>
+        <w:rFonts w:ascii="Symbol" w:hAnsi="Symbol" w:hint="default"/>
+      </w:rPr>
+    </w:lvl>
+    <w:lvl w:ilvl="4" w:tplc="04090003" w:tentative="1">
+      <w:start w:val="1"/>
+      <w:numFmt w:val="bullet"/>
+      <w:lvlText w:val="o"/>
+      <w:lvlJc w:val="left"/>
+      <w:pPr>
+        <w:ind w:left="3780" w:hanging="360"/>
+      </w:pPr>
+      <w:rPr>
+        <w:rFonts w:ascii="Courier New" w:hAnsi="Courier New" w:cs="Courier New" w:hint="default"/>
+      </w:rPr>
+    </w:lvl>
+    <w:lvl w:ilvl="5" w:tplc="04090005" w:tentative="1">
+      <w:start w:val="1"/>
+      <w:numFmt w:val="bullet"/>
+      <w:lvlText w:val=""/>
+      <w:lvlJc w:val="left"/>
+      <w:pPr>
+        <w:ind w:left="4500" w:hanging="360"/>
+      </w:pPr>
+      <w:rPr>
+        <w:rFonts w:ascii="Wingdings" w:hAnsi="Wingdings" w:hint="default"/>
+      </w:rPr>
+    </w:lvl>
+    <w:lvl w:ilvl="6" w:tplc="04090001" w:tentative="1">
+      <w:start w:val="1"/>
+      <w:numFmt w:val="bullet"/>
+      <w:lvlText w:val=""/>
+      <w:lvlJc w:val="left"/>
+      <w:pPr>
+        <w:ind w:left="5220" w:hanging="360"/>
+      </w:pPr>
+      <w:rPr>
+        <w:rFonts w:ascii="Symbol" w:hAnsi="Symbol" w:hint="default"/>
+      </w:rPr>
+    </w:lvl>
+    <w:lvl w:ilvl="7" w:tplc="04090003" w:tentative="1">
+      <w:start w:val="1"/>
+      <w:numFmt w:val="bullet"/>
+      <w:lvlText w:val="o"/>
+      <w:lvlJc w:val="left"/>
+      <w:pPr>
+        <w:ind w:left="5940" w:hanging="360"/>
+      </w:pPr>
+      <w:rPr>
+        <w:rFonts w:ascii="Courier New" w:hAnsi="Courier New" w:cs="Courier New" w:hint="default"/>
+      </w:rPr>
+    </w:lvl>
+    <w:lvl w:ilvl="8" w:tplc="04090005" w:tentative="1">
+      <w:start w:val="1"/>
+      <w:numFmt w:val="bullet"/>
+      <w:lvlText w:val=""/>
+      <w:lvlJc w:val="left"/>
+      <w:pPr>
+        <w:ind w:left="6660" w:hanging="360"/>
+      </w:pPr>
+      <w:rPr>
+        <w:rFonts w:ascii="Wingdings" w:hAnsi="Wingdings" w:hint="default"/>
+      </w:rPr>
+    </w:lvl>
+  </w:abstractNum>
+  <w:abstractNum w:abstractNumId="10" w15:restartNumberingAfterBreak="0">
     <w:nsid w:val="68EB5DD4"/>
     <w:multiLevelType w:val="hybridMultilevel"/>
     <w:tmpl w:val="28EC3E4A"/>
@@ -4983,7 +5035,7 @@
       </w:rPr>
     </w:lvl>
   </w:abstractNum>
-  <w:abstractNum w:abstractNumId="9" w15:restartNumberingAfterBreak="0">
+  <w:abstractNum w:abstractNumId="11" w15:restartNumberingAfterBreak="0">
     <w:nsid w:val="787C1180"/>
     <w:multiLevelType w:val="hybridMultilevel"/>
     <w:tmpl w:val="CACA3C6A"/>
@@ -5098,7 +5150,7 @@
       </w:rPr>
     </w:lvl>
   </w:abstractNum>
-  <w:abstractNum w:abstractNumId="10" w15:restartNumberingAfterBreak="0">
+  <w:abstractNum w:abstractNumId="12" w15:restartNumberingAfterBreak="0">
     <w:nsid w:val="790C207B"/>
     <w:multiLevelType w:val="hybridMultilevel"/>
     <w:tmpl w:val="958219EA"/>
@@ -5212,37 +5264,43 @@
     </w:lvl>
   </w:abstractNum>
   <w:num w:numId="1" w16cid:durableId="128859692">
+    <w:abstractNumId w:val="10"/>
+  </w:num>
+  <w:num w:numId="2" w16cid:durableId="1999993803">
+    <w:abstractNumId w:val="11"/>
+  </w:num>
+  <w:num w:numId="3" w16cid:durableId="2029870214">
+    <w:abstractNumId w:val="2"/>
+  </w:num>
+  <w:num w:numId="4" w16cid:durableId="1117531733">
+    <w:abstractNumId w:val="3"/>
+  </w:num>
+  <w:num w:numId="5" w16cid:durableId="1011567749">
+    <w:abstractNumId w:val="7"/>
+  </w:num>
+  <w:num w:numId="6" w16cid:durableId="1384718636">
+    <w:abstractNumId w:val="5"/>
+  </w:num>
+  <w:num w:numId="7" w16cid:durableId="852381235">
+    <w:abstractNumId w:val="6"/>
+  </w:num>
+  <w:num w:numId="8" w16cid:durableId="1182208439">
     <w:abstractNumId w:val="8"/>
   </w:num>
-  <w:num w:numId="2" w16cid:durableId="1999993803">
-    <w:abstractNumId w:val="9"/>
-  </w:num>
-  <w:num w:numId="3" w16cid:durableId="2029870214">
-    <w:abstractNumId w:val="1"/>
-  </w:num>
-  <w:num w:numId="4" w16cid:durableId="1117531733">
-    <w:abstractNumId w:val="2"/>
-  </w:num>
-  <w:num w:numId="5" w16cid:durableId="1011567749">
-    <w:abstractNumId w:val="6"/>
-  </w:num>
-  <w:num w:numId="6" w16cid:durableId="1384718636">
-    <w:abstractNumId w:val="4"/>
-  </w:num>
-  <w:num w:numId="7" w16cid:durableId="852381235">
-    <w:abstractNumId w:val="5"/>
-  </w:num>
-  <w:num w:numId="8" w16cid:durableId="1182208439">
-    <w:abstractNumId w:val="7"/>
-  </w:num>
   <w:num w:numId="9" w16cid:durableId="1764374794">
-    <w:abstractNumId w:val="10"/>
+    <w:abstractNumId w:val="12"/>
   </w:num>
   <w:num w:numId="10" w16cid:durableId="1645575419">
     <w:abstractNumId w:val="0"/>
   </w:num>
   <w:num w:numId="11" w16cid:durableId="31924674">
-    <w:abstractNumId w:val="3"/>
+    <w:abstractNumId w:val="4"/>
+  </w:num>
+  <w:num w:numId="12" w16cid:durableId="263195613">
+    <w:abstractNumId w:val="9"/>
+  </w:num>
+  <w:num w:numId="13" w16cid:durableId="907109429">
+    <w:abstractNumId w:val="1"/>
   </w:num>
 </w:numbering>
 </file>
